--- a/Hasil Wawancara/Kemas Muhammad Ridhuan.docx
+++ b/Hasil Wawancara/Kemas Muhammad Ridhuan.docx
@@ -4,7 +4,7 @@
   <w:body>
     <w:tbl>
       <w:tblPr>
-        <w:tblStyle w:val="TableGrid"/>
+        <w:tblStyle w:val="KisiTabel"/>
         <w:tblW w:w="8153" w:type="dxa"/>
         <w:jc w:val="center"/>
         <w:tblLayout w:type="fixed"/>
@@ -1170,39 +1170,7 @@
                 <w:sz w:val="16"/>
                 <w:szCs w:val="16"/>
               </w:rPr>
-              <w:t xml:space="preserve">Kegagalan panen, dan krisis ekonomi dalam sektor pertanian disebabkan oleh rendahnya hasil produksi tanaman pangan dan sayuran. Dampak jangka panjang dari fenomena El </w:t>
-            </w:r>
-            <w:r>
-              <w:rPr>
-                <w:rFonts w:ascii="Arial" w:hAnsi="Arial" w:cs="Arial"/>
-                <w:sz w:val="16"/>
-                <w:szCs w:val="16"/>
-              </w:rPr>
-              <w:t>Nino</w:t>
-            </w:r>
-            <w:r>
-              <w:rPr>
-                <w:rFonts w:ascii="Arial" w:hAnsi="Arial" w:cs="Arial"/>
-                <w:sz w:val="16"/>
-                <w:szCs w:val="16"/>
-              </w:rPr>
-              <w:t xml:space="preserve"> mengakibatkan </w:t>
-            </w:r>
-            <w:r>
-              <w:rPr>
-                <w:rFonts w:ascii="Arial" w:hAnsi="Arial" w:cs="Arial"/>
-                <w:sz w:val="16"/>
-                <w:szCs w:val="16"/>
-              </w:rPr>
-              <w:t>pemantauan</w:t>
-            </w:r>
-            <w:r>
-              <w:rPr>
-                <w:rFonts w:ascii="Arial" w:hAnsi="Arial" w:cs="Arial"/>
-                <w:sz w:val="16"/>
-                <w:szCs w:val="16"/>
-              </w:rPr>
-              <w:t xml:space="preserve"> dan pengawasan yang tidak optimal. Metode ini berpengaruh pada efisiensi waktu dan tenaga yang kurang, sehingga jadwal yang ditetapkan menjadi tidak sesuai.</w:t>
+              <w:t>Kegagalan panen, dan krisis ekonomi dalam sektor pertanian disebabkan oleh rendahnya hasil produksi tanaman pangan dan sayuran. Dampak jangka panjang dari fenomena El Nino mengakibatkan pemantauan dan pengawasan yang tidak optimal. Metode ini berpengaruh pada efisiensi waktu dan tenaga yang kurang, sehingga jadwal yang ditetapkan menjadi tidak sesuai.</w:t>
             </w:r>
           </w:p>
         </w:tc>
@@ -1967,6 +1935,87 @@
     <w:p>
       <w:pPr>
         <w:rPr>
+          <w:rFonts w:ascii="Arial" w:hAnsi="Arial" w:cs="Arial"/>
+          <w:lang w:val="en-US"/>
+        </w:rPr>
+      </w:pPr>
+    </w:p>
+    <w:p>
+      <w:pPr>
+        <w:rPr>
+          <w:rFonts w:ascii="Arial" w:hAnsi="Arial" w:cs="Arial"/>
+          <w:lang w:val="en-US"/>
+        </w:rPr>
+      </w:pPr>
+    </w:p>
+    <w:p>
+      <w:pPr>
+        <w:rPr>
+          <w:rFonts w:ascii="Arial" w:hAnsi="Arial" w:cs="Arial"/>
+          <w:lang w:val="en-US"/>
+        </w:rPr>
+      </w:pPr>
+    </w:p>
+    <w:p>
+      <w:pPr>
+        <w:rPr>
+          <w:rFonts w:ascii="Arial" w:hAnsi="Arial" w:cs="Arial"/>
+          <w:lang w:val="en-US"/>
+        </w:rPr>
+      </w:pPr>
+    </w:p>
+    <w:p>
+      <w:pPr>
+        <w:rPr>
+          <w:rFonts w:ascii="Arial" w:hAnsi="Arial" w:cs="Arial"/>
+          <w:lang w:val="en-US"/>
+        </w:rPr>
+      </w:pPr>
+    </w:p>
+    <w:p>
+      <w:pPr>
+        <w:rPr>
+          <w:rFonts w:ascii="Arial" w:hAnsi="Arial" w:cs="Arial"/>
+          <w:lang w:val="en-US"/>
+        </w:rPr>
+      </w:pPr>
+    </w:p>
+    <w:p>
+      <w:pPr>
+        <w:rPr>
+          <w:rFonts w:ascii="Arial" w:hAnsi="Arial" w:cs="Arial"/>
+          <w:lang w:val="en-US"/>
+        </w:rPr>
+      </w:pPr>
+    </w:p>
+    <w:p>
+      <w:pPr>
+        <w:rPr>
+          <w:rFonts w:ascii="Arial" w:hAnsi="Arial" w:cs="Arial"/>
+          <w:lang w:val="en-US"/>
+        </w:rPr>
+      </w:pPr>
+    </w:p>
+    <w:p>
+      <w:pPr>
+        <w:rPr>
+          <w:rFonts w:ascii="Arial" w:hAnsi="Arial" w:cs="Arial"/>
+          <w:lang w:val="en-US"/>
+        </w:rPr>
+      </w:pPr>
+    </w:p>
+    <w:p>
+      <w:pPr>
+        <w:rPr>
+          <w:rFonts w:ascii="Arial" w:hAnsi="Arial" w:cs="Arial"/>
+          <w:lang w:val="en-US"/>
+        </w:rPr>
+      </w:pPr>
+    </w:p>
+    <w:p>
+      <w:pPr>
+        <w:rPr>
+          <w:rFonts w:ascii="Arial" w:hAnsi="Arial" w:cs="Arial"/>
           <w:lang w:val="en-US"/>
         </w:rPr>
       </w:pPr>
@@ -1990,6 +2039,9 @@
         <w:gridCol w:w="4106"/>
       </w:tblGrid>
       <w:tr>
+        <w:trPr>
+          <w:trHeight w:val="555"/>
+        </w:trPr>
         <w:tc>
           <w:tcPr>
             <w:tcW w:w="4106" w:type="dxa"/>
@@ -2001,11 +2053,13 @@
               <w:spacing w:after="0"/>
               <w:jc w:val="center"/>
               <w:rPr>
+                <w:rFonts w:ascii="Arial" w:hAnsi="Arial" w:cs="Arial"/>
                 <w:b/>
               </w:rPr>
             </w:pPr>
             <w:r>
               <w:rPr>
+                <w:rFonts w:ascii="Arial" w:hAnsi="Arial" w:cs="Arial"/>
                 <w:b/>
               </w:rPr>
               <w:t>Mahasiswa</w:t>
@@ -2023,11 +2077,13 @@
               <w:spacing w:after="0"/>
               <w:jc w:val="center"/>
               <w:rPr>
+                <w:rFonts w:ascii="Arial" w:hAnsi="Arial" w:cs="Arial"/>
                 <w:b/>
               </w:rPr>
             </w:pPr>
             <w:r>
               <w:rPr>
+                <w:rFonts w:ascii="Arial" w:hAnsi="Arial" w:cs="Arial"/>
                 <w:b/>
               </w:rPr>
               <w:t>Narasumber</w:t>
@@ -2046,34 +2102,55 @@
           <w:p>
             <w:pPr>
               <w:spacing w:line="276" w:lineRule="auto"/>
+              <w:rPr>
+                <w:rFonts w:ascii="Arial" w:hAnsi="Arial" w:cs="Arial"/>
+              </w:rPr>
             </w:pPr>
           </w:p>
           <w:p>
             <w:pPr>
               <w:spacing w:line="276" w:lineRule="auto"/>
+              <w:rPr>
+                <w:rFonts w:ascii="Arial" w:hAnsi="Arial" w:cs="Arial"/>
+              </w:rPr>
             </w:pPr>
           </w:p>
           <w:p>
             <w:pPr>
               <w:spacing w:line="276" w:lineRule="auto"/>
               <w:jc w:val="center"/>
+              <w:rPr>
+                <w:rFonts w:ascii="Arial" w:hAnsi="Arial" w:cs="Arial"/>
+              </w:rPr>
             </w:pPr>
           </w:p>
           <w:p>
             <w:pPr>
               <w:spacing w:line="276" w:lineRule="auto"/>
               <w:jc w:val="center"/>
+              <w:rPr>
+                <w:rFonts w:ascii="Arial" w:hAnsi="Arial" w:cs="Arial"/>
+              </w:rPr>
             </w:pPr>
           </w:p>
           <w:p>
             <w:pPr>
               <w:spacing w:line="276" w:lineRule="auto"/>
               <w:jc w:val="center"/>
-            </w:pPr>
-            <w:r>
+              <w:rPr>
+                <w:rFonts w:ascii="Arial" w:hAnsi="Arial" w:cs="Arial"/>
+              </w:rPr>
+            </w:pPr>
+            <w:r>
+              <w:rPr>
+                <w:rFonts w:ascii="Arial" w:hAnsi="Arial" w:cs="Arial"/>
+              </w:rPr>
               <w:t>_____________________</w:t>
             </w:r>
             <w:r>
+              <w:rPr>
+                <w:rFonts w:ascii="Arial" w:hAnsi="Arial" w:cs="Arial"/>
+              </w:rPr>
               <w:br/>
               <w:t>Kevin Pratama</w:t>
             </w:r>
@@ -2086,31 +2163,49 @@
           <w:p>
             <w:pPr>
               <w:spacing w:line="276" w:lineRule="auto"/>
+              <w:rPr>
+                <w:rFonts w:ascii="Arial" w:hAnsi="Arial" w:cs="Arial"/>
+              </w:rPr>
             </w:pPr>
           </w:p>
           <w:p>
             <w:pPr>
               <w:spacing w:line="276" w:lineRule="auto"/>
+              <w:rPr>
+                <w:rFonts w:ascii="Arial" w:hAnsi="Arial" w:cs="Arial"/>
+              </w:rPr>
             </w:pPr>
           </w:p>
           <w:p>
             <w:pPr>
               <w:spacing w:line="276" w:lineRule="auto"/>
               <w:jc w:val="center"/>
+              <w:rPr>
+                <w:rFonts w:ascii="Arial" w:hAnsi="Arial" w:cs="Arial"/>
+              </w:rPr>
             </w:pPr>
           </w:p>
           <w:p>
             <w:pPr>
               <w:spacing w:line="276" w:lineRule="auto"/>
               <w:jc w:val="center"/>
+              <w:rPr>
+                <w:rFonts w:ascii="Arial" w:hAnsi="Arial" w:cs="Arial"/>
+              </w:rPr>
             </w:pPr>
           </w:p>
           <w:p>
             <w:pPr>
               <w:spacing w:after="0" w:line="276" w:lineRule="auto"/>
               <w:jc w:val="center"/>
-            </w:pPr>
-            <w:r>
+              <w:rPr>
+                <w:rFonts w:ascii="Arial" w:hAnsi="Arial" w:cs="Arial"/>
+              </w:rPr>
+            </w:pPr>
+            <w:r>
+              <w:rPr>
+                <w:rFonts w:ascii="Arial" w:hAnsi="Arial" w:cs="Arial"/>
+              </w:rPr>
               <w:t>_____________________</w:t>
             </w:r>
           </w:p>
@@ -2118,14 +2213,172 @@
             <w:pPr>
               <w:spacing w:line="276" w:lineRule="auto"/>
               <w:jc w:val="center"/>
-            </w:pPr>
-            <w:r>
-              <w:rPr>
-                <w:rFonts w:ascii="Arial" w:hAnsi="Arial" w:cs="Arial"/>
-                <w:sz w:val="20"/>
-                <w:szCs w:val="20"/>
-              </w:rPr>
-              <w:t>Syamsul Bahri</w:t>
+              <w:rPr>
+                <w:rFonts w:ascii="Arial" w:hAnsi="Arial" w:cs="Arial"/>
+              </w:rPr>
+            </w:pPr>
+            <w:r>
+              <w:rPr>
+                <w:rFonts w:ascii="Arial" w:hAnsi="Arial" w:cs="Arial"/>
+                <w:sz w:val="20"/>
+                <w:szCs w:val="20"/>
+              </w:rPr>
+              <w:t>Kemas Muhammad Ridhuan</w:t>
+            </w:r>
+          </w:p>
+        </w:tc>
+      </w:tr>
+      <w:tr>
+        <w:trPr>
+          <w:trHeight w:val="1402"/>
+        </w:trPr>
+        <w:tc>
+          <w:tcPr>
+            <w:tcW w:w="8212" w:type="dxa"/>
+            <w:gridSpan w:val="2"/>
+            <w:shd w:val="clear" w:color="auto" w:fill="F2F2F2" w:themeFill="background1" w:themeFillShade="F2"/>
+            <w:vAlign w:val="center"/>
+          </w:tcPr>
+          <w:p>
+            <w:pPr>
+              <w:spacing w:after="0" w:line="276" w:lineRule="auto"/>
+              <w:jc w:val="center"/>
+              <w:rPr>
+                <w:rFonts w:ascii="Arial" w:hAnsi="Arial" w:cs="Arial"/>
+                <w:b/>
+              </w:rPr>
+            </w:pPr>
+            <w:r>
+              <w:rPr>
+                <w:rFonts w:ascii="Arial" w:hAnsi="Arial" w:cs="Arial"/>
+                <w:b/>
+              </w:rPr>
+              <w:t xml:space="preserve">Kepala </w:t>
+            </w:r>
+          </w:p>
+          <w:p>
+            <w:pPr>
+              <w:spacing w:after="0" w:line="276" w:lineRule="auto"/>
+              <w:jc w:val="center"/>
+              <w:rPr>
+                <w:rFonts w:ascii="Arial" w:hAnsi="Arial" w:cs="Arial"/>
+                <w:b/>
+              </w:rPr>
+            </w:pPr>
+            <w:r>
+              <w:rPr>
+                <w:rFonts w:ascii="Arial" w:hAnsi="Arial" w:cs="Arial"/>
+                <w:b/>
+              </w:rPr>
+              <w:t>UPTD Balai Pengembangan Dan Produksi Benih</w:t>
+            </w:r>
+          </w:p>
+          <w:p>
+            <w:pPr>
+              <w:spacing w:after="0" w:line="276" w:lineRule="auto"/>
+              <w:jc w:val="center"/>
+              <w:rPr>
+                <w:rFonts w:ascii="Arial" w:hAnsi="Arial" w:cs="Arial"/>
+                <w:b/>
+              </w:rPr>
+            </w:pPr>
+            <w:r>
+              <w:rPr>
+                <w:rFonts w:ascii="Arial" w:hAnsi="Arial" w:cs="Arial"/>
+                <w:b/>
+              </w:rPr>
+              <w:t>Tanaman Pangan Dan Hortikultura</w:t>
+            </w:r>
+          </w:p>
+          <w:p>
+            <w:pPr>
+              <w:spacing w:after="0" w:line="276" w:lineRule="auto"/>
+              <w:jc w:val="center"/>
+              <w:rPr>
+                <w:rFonts w:ascii="Arial" w:hAnsi="Arial" w:cs="Arial"/>
+              </w:rPr>
+            </w:pPr>
+            <w:r>
+              <w:rPr>
+                <w:rFonts w:ascii="Arial" w:hAnsi="Arial" w:cs="Arial"/>
+                <w:b/>
+              </w:rPr>
+              <w:t>Provinsi Sumatera Selatan</w:t>
+            </w:r>
+          </w:p>
+        </w:tc>
+      </w:tr>
+      <w:tr>
+        <w:trPr>
+          <w:trHeight w:val="1919"/>
+        </w:trPr>
+        <w:tc>
+          <w:tcPr>
+            <w:tcW w:w="8212" w:type="dxa"/>
+            <w:gridSpan w:val="2"/>
+          </w:tcPr>
+          <w:p>
+            <w:pPr>
+              <w:spacing w:line="276" w:lineRule="auto"/>
+              <w:rPr>
+                <w:rFonts w:ascii="Arial" w:hAnsi="Arial" w:cs="Arial"/>
+              </w:rPr>
+            </w:pPr>
+          </w:p>
+          <w:p>
+            <w:pPr>
+              <w:spacing w:line="276" w:lineRule="auto"/>
+              <w:jc w:val="center"/>
+              <w:rPr>
+                <w:rFonts w:ascii="Arial" w:hAnsi="Arial" w:cs="Arial"/>
+              </w:rPr>
+            </w:pPr>
+          </w:p>
+          <w:p>
+            <w:pPr>
+              <w:spacing w:line="276" w:lineRule="auto"/>
+              <w:jc w:val="center"/>
+              <w:rPr>
+                <w:rFonts w:ascii="Arial" w:hAnsi="Arial" w:cs="Arial"/>
+              </w:rPr>
+            </w:pPr>
+          </w:p>
+          <w:p>
+            <w:pPr>
+              <w:spacing w:after="0" w:line="276" w:lineRule="auto"/>
+              <w:jc w:val="center"/>
+              <w:rPr>
+                <w:rFonts w:ascii="Arial" w:hAnsi="Arial" w:cs="Arial"/>
+              </w:rPr>
+            </w:pPr>
+            <w:r>
+              <w:rPr>
+                <w:rFonts w:ascii="Arial" w:hAnsi="Arial" w:cs="Arial"/>
+              </w:rPr>
+              <w:t>________</w:t>
+            </w:r>
+            <w:r>
+              <w:rPr>
+                <w:rFonts w:ascii="Arial" w:hAnsi="Arial" w:cs="Arial"/>
+              </w:rPr>
+              <w:t>_____________________</w:t>
+            </w:r>
+          </w:p>
+          <w:p>
+            <w:pPr>
+              <w:spacing w:line="276" w:lineRule="auto"/>
+              <w:jc w:val="center"/>
+              <w:rPr>
+                <w:rFonts w:ascii="Arial" w:hAnsi="Arial" w:cs="Arial"/>
+              </w:rPr>
+            </w:pPr>
+            <w:r>
+              <w:rPr>
+                <w:rFonts w:ascii="Arial" w:hAnsi="Arial" w:cs="Arial"/>
+                <w:sz w:val="20"/>
+                <w:szCs w:val="20"/>
+              </w:rPr>
+              <w:t>Nur Wahyudiono, SP</w:t>
             </w:r>
           </w:p>
         </w:tc>
@@ -2134,11 +2387,15 @@
     <w:p>
       <w:pPr>
         <w:spacing w:after="0" w:line="240" w:lineRule="auto"/>
+        <w:rPr>
+          <w:rFonts w:ascii="Arial" w:hAnsi="Arial" w:cs="Arial"/>
+        </w:rPr>
       </w:pPr>
     </w:p>
     <w:p>
       <w:pPr>
         <w:rPr>
+          <w:rFonts w:ascii="Arial" w:hAnsi="Arial" w:cs="Arial"/>
           <w:lang w:val="en-US"/>
         </w:rPr>
       </w:pPr>
@@ -2642,12 +2899,13 @@
       <w:lang w:val="id-ID"/>
     </w:rPr>
   </w:style>
-  <w:style w:type="character" w:default="1" w:styleId="DefaultParagraphFont">
+  <w:style w:type="character" w:default="1" w:styleId="FontParagrafDefault">
     <w:name w:val="Default Paragraph Font"/>
     <w:uiPriority w:val="1"/>
+    <w:semiHidden/>
     <w:unhideWhenUsed/>
   </w:style>
-  <w:style w:type="table" w:default="1" w:styleId="TableNormal">
+  <w:style w:type="table" w:default="1" w:styleId="TabelNormal">
     <w:name w:val="Normal Table"/>
     <w:uiPriority w:val="99"/>
     <w:semiHidden/>
@@ -2662,7 +2920,7 @@
       </w:tblCellMar>
     </w:tblPr>
   </w:style>
-  <w:style w:type="numbering" w:default="1" w:styleId="NoList">
+  <w:style w:type="numbering" w:default="1" w:styleId="TidakAdaDaftar">
     <w:name w:val="No List"/>
     <w:uiPriority w:val="99"/>
     <w:semiHidden/>
@@ -2671,7 +2929,7 @@
   <w:style w:type="paragraph" w:styleId="Header">
     <w:name w:val="header"/>
     <w:basedOn w:val="Normal"/>
-    <w:link w:val="HeaderChar"/>
+    <w:link w:val="HeaderKAR"/>
     <w:uiPriority w:val="99"/>
     <w:unhideWhenUsed/>
     <w:rsid w:val="00033AA3"/>
@@ -2683,9 +2941,9 @@
       <w:spacing w:after="0" w:line="240" w:lineRule="auto"/>
     </w:pPr>
   </w:style>
-  <w:style w:type="character" w:customStyle="1" w:styleId="HeaderChar">
-    <w:name w:val="Header Char"/>
-    <w:basedOn w:val="DefaultParagraphFont"/>
+  <w:style w:type="character" w:customStyle="1" w:styleId="HeaderKAR">
+    <w:name w:val="Header KAR"/>
+    <w:basedOn w:val="FontParagrafDefault"/>
     <w:link w:val="Header"/>
     <w:uiPriority w:val="99"/>
     <w:rsid w:val="00033AA3"/>
@@ -2696,7 +2954,7 @@
   <w:style w:type="paragraph" w:styleId="Footer">
     <w:name w:val="footer"/>
     <w:basedOn w:val="Normal"/>
-    <w:link w:val="FooterChar"/>
+    <w:link w:val="FooterKAR"/>
     <w:uiPriority w:val="99"/>
     <w:unhideWhenUsed/>
     <w:rsid w:val="00033AA3"/>
@@ -2708,9 +2966,9 @@
       <w:spacing w:after="0" w:line="240" w:lineRule="auto"/>
     </w:pPr>
   </w:style>
-  <w:style w:type="character" w:customStyle="1" w:styleId="FooterChar">
-    <w:name w:val="Footer Char"/>
-    <w:basedOn w:val="DefaultParagraphFont"/>
+  <w:style w:type="character" w:customStyle="1" w:styleId="FooterKAR">
+    <w:name w:val="Footer KAR"/>
+    <w:basedOn w:val="FontParagrafDefault"/>
     <w:link w:val="Footer"/>
     <w:uiPriority w:val="99"/>
     <w:rsid w:val="00033AA3"/>
@@ -2718,9 +2976,9 @@
       <w:lang w:val="id-ID"/>
     </w:rPr>
   </w:style>
-  <w:style w:type="table" w:styleId="TableGrid">
+  <w:style w:type="table" w:styleId="KisiTabel">
     <w:name w:val="Table Grid"/>
-    <w:basedOn w:val="TableNormal"/>
+    <w:basedOn w:val="TabelNormal"/>
     <w:uiPriority w:val="39"/>
     <w:rsid w:val="00033AA3"/>
     <w:pPr>
@@ -2737,7 +2995,7 @@
       </w:tblBorders>
     </w:tblPr>
   </w:style>
-  <w:style w:type="paragraph" w:styleId="ListParagraph">
+  <w:style w:type="paragraph" w:styleId="DaftarParagraf">
     <w:name w:val="List Paragraph"/>
     <w:basedOn w:val="Normal"/>
     <w:uiPriority w:val="34"/>

--- a/Hasil Wawancara/Kemas Muhammad Ridhuan.docx
+++ b/Hasil Wawancara/Kemas Muhammad Ridhuan.docx
@@ -1594,25 +1594,7 @@
                 <w:sz w:val="16"/>
                 <w:szCs w:val="16"/>
               </w:rPr>
-              <w:t xml:space="preserve">Apakah Bapak/Ibu setuju untuk merancang desain dan membangun aplikasi yang dapat digunakan untuk </w:t>
-            </w:r>
-            <w:proofErr w:type="spellStart"/>
-            <w:r>
-              <w:rPr>
-                <w:rFonts w:ascii="Arial" w:hAnsi="Arial" w:cs="Arial"/>
-                <w:sz w:val="16"/>
-                <w:szCs w:val="16"/>
-              </w:rPr>
-              <w:t>monitoring</w:t>
-            </w:r>
-            <w:proofErr w:type="spellEnd"/>
-            <w:r>
-              <w:rPr>
-                <w:rFonts w:ascii="Arial" w:hAnsi="Arial" w:cs="Arial"/>
-                <w:sz w:val="16"/>
-                <w:szCs w:val="16"/>
-              </w:rPr>
-              <w:t xml:space="preserve"> dan penyiraman secara jarak jauh selama periode satu bulan?</w:t>
+              <w:t>Apakah Bapak/Ibu setuju untuk merancang desain dan membangun aplikasi yang dapat digunakan untuk monitoring dan penyiraman secara jarak jauh selama periode satu bulan?</w:t>
             </w:r>
           </w:p>
         </w:tc>
@@ -2020,377 +2002,78 @@
         </w:rPr>
       </w:pPr>
     </w:p>
-    <w:tbl>
-      <w:tblPr>
-        <w:tblW w:w="8212" w:type="dxa"/>
-        <w:tblBorders>
-          <w:top w:val="single" w:sz="4" w:space="0" w:color="000000"/>
-          <w:left w:val="single" w:sz="4" w:space="0" w:color="000000"/>
-          <w:bottom w:val="single" w:sz="4" w:space="0" w:color="000000"/>
-          <w:right w:val="single" w:sz="4" w:space="0" w:color="000000"/>
-          <w:insideH w:val="single" w:sz="4" w:space="0" w:color="000000"/>
-          <w:insideV w:val="single" w:sz="4" w:space="0" w:color="000000"/>
-        </w:tblBorders>
-        <w:tblLayout w:type="fixed"/>
-        <w:tblLook w:val="0400" w:firstRow="0" w:lastRow="0" w:firstColumn="0" w:lastColumn="0" w:noHBand="0" w:noVBand="1"/>
-      </w:tblPr>
-      <w:tblGrid>
-        <w:gridCol w:w="4106"/>
-        <w:gridCol w:w="4106"/>
-      </w:tblGrid>
-      <w:tr>
-        <w:trPr>
-          <w:trHeight w:val="555"/>
-        </w:trPr>
-        <w:tc>
-          <w:tcPr>
-            <w:tcW w:w="4106" w:type="dxa"/>
-            <w:shd w:val="clear" w:color="auto" w:fill="D9D9D9"/>
-            <w:vAlign w:val="center"/>
-          </w:tcPr>
-          <w:p>
-            <w:pPr>
-              <w:spacing w:after="0"/>
-              <w:jc w:val="center"/>
-              <w:rPr>
-                <w:rFonts w:ascii="Arial" w:hAnsi="Arial" w:cs="Arial"/>
-                <w:b/>
-              </w:rPr>
-            </w:pPr>
-            <w:r>
-              <w:rPr>
-                <w:rFonts w:ascii="Arial" w:hAnsi="Arial" w:cs="Arial"/>
-                <w:b/>
-              </w:rPr>
-              <w:t>Mahasiswa</w:t>
-            </w:r>
-          </w:p>
-        </w:tc>
-        <w:tc>
-          <w:tcPr>
-            <w:tcW w:w="4106" w:type="dxa"/>
-            <w:shd w:val="clear" w:color="auto" w:fill="D9D9D9"/>
-            <w:vAlign w:val="center"/>
-          </w:tcPr>
-          <w:p>
-            <w:pPr>
-              <w:spacing w:after="0"/>
-              <w:jc w:val="center"/>
-              <w:rPr>
-                <w:rFonts w:ascii="Arial" w:hAnsi="Arial" w:cs="Arial"/>
-                <w:b/>
-              </w:rPr>
-            </w:pPr>
-            <w:r>
-              <w:rPr>
-                <w:rFonts w:ascii="Arial" w:hAnsi="Arial" w:cs="Arial"/>
-                <w:b/>
-              </w:rPr>
-              <w:t>Narasumber</w:t>
-            </w:r>
-          </w:p>
-        </w:tc>
-      </w:tr>
-      <w:tr>
-        <w:trPr>
-          <w:trHeight w:val="1919"/>
-        </w:trPr>
-        <w:tc>
-          <w:tcPr>
-            <w:tcW w:w="4106" w:type="dxa"/>
-          </w:tcPr>
-          <w:p>
-            <w:pPr>
-              <w:spacing w:line="276" w:lineRule="auto"/>
-              <w:rPr>
-                <w:rFonts w:ascii="Arial" w:hAnsi="Arial" w:cs="Arial"/>
-              </w:rPr>
-            </w:pPr>
-          </w:p>
-          <w:p>
-            <w:pPr>
-              <w:spacing w:line="276" w:lineRule="auto"/>
-              <w:rPr>
-                <w:rFonts w:ascii="Arial" w:hAnsi="Arial" w:cs="Arial"/>
-              </w:rPr>
-            </w:pPr>
-          </w:p>
-          <w:p>
-            <w:pPr>
-              <w:spacing w:line="276" w:lineRule="auto"/>
-              <w:jc w:val="center"/>
-              <w:rPr>
-                <w:rFonts w:ascii="Arial" w:hAnsi="Arial" w:cs="Arial"/>
-              </w:rPr>
-            </w:pPr>
-          </w:p>
-          <w:p>
-            <w:pPr>
-              <w:spacing w:line="276" w:lineRule="auto"/>
-              <w:jc w:val="center"/>
-              <w:rPr>
-                <w:rFonts w:ascii="Arial" w:hAnsi="Arial" w:cs="Arial"/>
-              </w:rPr>
-            </w:pPr>
-          </w:p>
-          <w:p>
-            <w:pPr>
-              <w:spacing w:line="276" w:lineRule="auto"/>
-              <w:jc w:val="center"/>
-              <w:rPr>
-                <w:rFonts w:ascii="Arial" w:hAnsi="Arial" w:cs="Arial"/>
-              </w:rPr>
-            </w:pPr>
-            <w:r>
-              <w:rPr>
-                <w:rFonts w:ascii="Arial" w:hAnsi="Arial" w:cs="Arial"/>
-              </w:rPr>
-              <w:t>_____________________</w:t>
-            </w:r>
-            <w:r>
-              <w:rPr>
-                <w:rFonts w:ascii="Arial" w:hAnsi="Arial" w:cs="Arial"/>
-              </w:rPr>
-              <w:br/>
-              <w:t>Kevin Pratama</w:t>
-            </w:r>
-          </w:p>
-        </w:tc>
-        <w:tc>
-          <w:tcPr>
-            <w:tcW w:w="4106" w:type="dxa"/>
-          </w:tcPr>
-          <w:p>
-            <w:pPr>
-              <w:spacing w:line="276" w:lineRule="auto"/>
-              <w:rPr>
-                <w:rFonts w:ascii="Arial" w:hAnsi="Arial" w:cs="Arial"/>
-              </w:rPr>
-            </w:pPr>
-          </w:p>
-          <w:p>
-            <w:pPr>
-              <w:spacing w:line="276" w:lineRule="auto"/>
-              <w:rPr>
-                <w:rFonts w:ascii="Arial" w:hAnsi="Arial" w:cs="Arial"/>
-              </w:rPr>
-            </w:pPr>
-          </w:p>
-          <w:p>
-            <w:pPr>
-              <w:spacing w:line="276" w:lineRule="auto"/>
-              <w:jc w:val="center"/>
-              <w:rPr>
-                <w:rFonts w:ascii="Arial" w:hAnsi="Arial" w:cs="Arial"/>
-              </w:rPr>
-            </w:pPr>
-          </w:p>
-          <w:p>
-            <w:pPr>
-              <w:spacing w:line="276" w:lineRule="auto"/>
-              <w:jc w:val="center"/>
-              <w:rPr>
-                <w:rFonts w:ascii="Arial" w:hAnsi="Arial" w:cs="Arial"/>
-              </w:rPr>
-            </w:pPr>
-          </w:p>
-          <w:p>
-            <w:pPr>
-              <w:spacing w:after="0" w:line="276" w:lineRule="auto"/>
-              <w:jc w:val="center"/>
-              <w:rPr>
-                <w:rFonts w:ascii="Arial" w:hAnsi="Arial" w:cs="Arial"/>
-              </w:rPr>
-            </w:pPr>
-            <w:r>
-              <w:rPr>
-                <w:rFonts w:ascii="Arial" w:hAnsi="Arial" w:cs="Arial"/>
-              </w:rPr>
-              <w:t>_____________________</w:t>
-            </w:r>
-          </w:p>
-          <w:p>
-            <w:pPr>
-              <w:spacing w:line="276" w:lineRule="auto"/>
-              <w:jc w:val="center"/>
-              <w:rPr>
-                <w:rFonts w:ascii="Arial" w:hAnsi="Arial" w:cs="Arial"/>
-              </w:rPr>
-            </w:pPr>
-            <w:r>
-              <w:rPr>
-                <w:rFonts w:ascii="Arial" w:hAnsi="Arial" w:cs="Arial"/>
-                <w:sz w:val="20"/>
-                <w:szCs w:val="20"/>
-              </w:rPr>
-              <w:t>Kemas Muhammad Ridhuan</w:t>
-            </w:r>
-          </w:p>
-        </w:tc>
-      </w:tr>
-      <w:tr>
-        <w:trPr>
-          <w:trHeight w:val="1402"/>
-        </w:trPr>
-        <w:tc>
-          <w:tcPr>
-            <w:tcW w:w="8212" w:type="dxa"/>
-            <w:gridSpan w:val="2"/>
-            <w:shd w:val="clear" w:color="auto" w:fill="F2F2F2" w:themeFill="background1" w:themeFillShade="F2"/>
-            <w:vAlign w:val="center"/>
-          </w:tcPr>
-          <w:p>
-            <w:pPr>
-              <w:spacing w:after="0" w:line="276" w:lineRule="auto"/>
-              <w:jc w:val="center"/>
-              <w:rPr>
-                <w:rFonts w:ascii="Arial" w:hAnsi="Arial" w:cs="Arial"/>
-                <w:b/>
-              </w:rPr>
-            </w:pPr>
-            <w:r>
-              <w:rPr>
-                <w:rFonts w:ascii="Arial" w:hAnsi="Arial" w:cs="Arial"/>
-                <w:b/>
-              </w:rPr>
-              <w:t xml:space="preserve">Kepala </w:t>
-            </w:r>
-          </w:p>
-          <w:p>
-            <w:pPr>
-              <w:spacing w:after="0" w:line="276" w:lineRule="auto"/>
-              <w:jc w:val="center"/>
-              <w:rPr>
-                <w:rFonts w:ascii="Arial" w:hAnsi="Arial" w:cs="Arial"/>
-                <w:b/>
-              </w:rPr>
-            </w:pPr>
-            <w:r>
-              <w:rPr>
-                <w:rFonts w:ascii="Arial" w:hAnsi="Arial" w:cs="Arial"/>
-                <w:b/>
-              </w:rPr>
-              <w:t>UPTD Balai Pengembangan Dan Produksi Benih</w:t>
-            </w:r>
-          </w:p>
-          <w:p>
-            <w:pPr>
-              <w:spacing w:after="0" w:line="276" w:lineRule="auto"/>
-              <w:jc w:val="center"/>
-              <w:rPr>
-                <w:rFonts w:ascii="Arial" w:hAnsi="Arial" w:cs="Arial"/>
-                <w:b/>
-              </w:rPr>
-            </w:pPr>
-            <w:r>
-              <w:rPr>
-                <w:rFonts w:ascii="Arial" w:hAnsi="Arial" w:cs="Arial"/>
-                <w:b/>
-              </w:rPr>
-              <w:t>Tanaman Pangan Dan Hortikultura</w:t>
-            </w:r>
-          </w:p>
-          <w:p>
-            <w:pPr>
-              <w:spacing w:after="0" w:line="276" w:lineRule="auto"/>
-              <w:jc w:val="center"/>
-              <w:rPr>
-                <w:rFonts w:ascii="Arial" w:hAnsi="Arial" w:cs="Arial"/>
-              </w:rPr>
-            </w:pPr>
-            <w:r>
-              <w:rPr>
-                <w:rFonts w:ascii="Arial" w:hAnsi="Arial" w:cs="Arial"/>
-                <w:b/>
-              </w:rPr>
-              <w:t>Provinsi Sumatera Selatan</w:t>
-            </w:r>
-          </w:p>
-        </w:tc>
-      </w:tr>
-      <w:tr>
-        <w:trPr>
-          <w:trHeight w:val="1919"/>
-        </w:trPr>
-        <w:tc>
-          <w:tcPr>
-            <w:tcW w:w="8212" w:type="dxa"/>
-            <w:gridSpan w:val="2"/>
-          </w:tcPr>
-          <w:p>
-            <w:pPr>
-              <w:spacing w:line="276" w:lineRule="auto"/>
-              <w:rPr>
-                <w:rFonts w:ascii="Arial" w:hAnsi="Arial" w:cs="Arial"/>
-              </w:rPr>
-            </w:pPr>
-          </w:p>
-          <w:p>
-            <w:pPr>
-              <w:spacing w:line="276" w:lineRule="auto"/>
-              <w:jc w:val="center"/>
-              <w:rPr>
-                <w:rFonts w:ascii="Arial" w:hAnsi="Arial" w:cs="Arial"/>
-              </w:rPr>
-            </w:pPr>
-          </w:p>
-          <w:p>
-            <w:pPr>
-              <w:spacing w:line="276" w:lineRule="auto"/>
-              <w:jc w:val="center"/>
-              <w:rPr>
-                <w:rFonts w:ascii="Arial" w:hAnsi="Arial" w:cs="Arial"/>
-              </w:rPr>
-            </w:pPr>
-          </w:p>
-          <w:p>
-            <w:pPr>
-              <w:spacing w:after="0" w:line="276" w:lineRule="auto"/>
-              <w:jc w:val="center"/>
-              <w:rPr>
-                <w:rFonts w:ascii="Arial" w:hAnsi="Arial" w:cs="Arial"/>
-              </w:rPr>
-            </w:pPr>
-            <w:r>
-              <w:rPr>
-                <w:rFonts w:ascii="Arial" w:hAnsi="Arial" w:cs="Arial"/>
-              </w:rPr>
-              <w:t>________</w:t>
-            </w:r>
-            <w:r>
-              <w:rPr>
-                <w:rFonts w:ascii="Arial" w:hAnsi="Arial" w:cs="Arial"/>
-              </w:rPr>
-              <w:t>_____________________</w:t>
-            </w:r>
-          </w:p>
-          <w:p>
-            <w:pPr>
-              <w:spacing w:line="276" w:lineRule="auto"/>
-              <w:jc w:val="center"/>
-              <w:rPr>
-                <w:rFonts w:ascii="Arial" w:hAnsi="Arial" w:cs="Arial"/>
-              </w:rPr>
-            </w:pPr>
-            <w:r>
-              <w:rPr>
-                <w:rFonts w:ascii="Arial" w:hAnsi="Arial" w:cs="Arial"/>
-                <w:sz w:val="20"/>
-                <w:szCs w:val="20"/>
-              </w:rPr>
-              <w:t>Nur Wahyudiono, SP</w:t>
-            </w:r>
-          </w:p>
-        </w:tc>
-      </w:tr>
-    </w:tbl>
     <w:p>
       <w:pPr>
         <w:spacing w:after="0" w:line="240" w:lineRule="auto"/>
+        <w:rPr>
+          <w:noProof/>
+        </w:rPr>
+      </w:pPr>
+    </w:p>
+    <w:p>
+      <w:pPr>
+        <w:spacing w:after="0" w:line="240" w:lineRule="auto"/>
+        <w:jc w:val="center"/>
         <w:rPr>
           <w:rFonts w:ascii="Arial" w:hAnsi="Arial" w:cs="Arial"/>
         </w:rPr>
       </w:pPr>
+      <w:r>
+        <w:rPr>
+          <w:noProof/>
+        </w:rPr>
+        <w:drawing>
+          <wp:inline distT="0" distB="0" distL="0" distR="0" wp14:anchorId="3DF89FF9" wp14:editId="35FC9932">
+            <wp:extent cx="5254388" cy="4412169"/>
+            <wp:effectExtent l="0" t="0" r="3810" b="7620"/>
+            <wp:docPr id="16737857" name="Gambar 8"/>
+            <wp:cNvGraphicFramePr>
+              <a:graphicFrameLocks xmlns:a="http://schemas.openxmlformats.org/drawingml/2006/main" noChangeAspect="1"/>
+            </wp:cNvGraphicFramePr>
+            <a:graphic xmlns:a="http://schemas.openxmlformats.org/drawingml/2006/main">
+              <a:graphicData uri="http://schemas.openxmlformats.org/drawingml/2006/picture">
+                <pic:pic xmlns:pic="http://schemas.openxmlformats.org/drawingml/2006/picture">
+                  <pic:nvPicPr>
+                    <pic:cNvPr id="0" name="Picture 24"/>
+                    <pic:cNvPicPr>
+                      <a:picLocks noChangeAspect="1" noChangeArrowheads="1"/>
+                    </pic:cNvPicPr>
+                  </pic:nvPicPr>
+                  <pic:blipFill rotWithShape="1">
+                    <a:blip r:embed="rId7" cstate="print">
+                      <a:extLst>
+                        <a:ext uri="{28A0092B-C50C-407E-A947-70E740481C1C}">
+                          <a14:useLocalDpi xmlns:a14="http://schemas.microsoft.com/office/drawing/2010/main" val="0"/>
+                        </a:ext>
+                      </a:extLst>
+                    </a:blip>
+                    <a:srcRect l="5688" t="10713" r="3039" b="2658"/>
+                    <a:stretch/>
+                  </pic:blipFill>
+                  <pic:spPr bwMode="auto">
+                    <a:xfrm>
+                      <a:off x="0" y="0"/>
+                      <a:ext cx="5264253" cy="4420453"/>
+                    </a:xfrm>
+                    <a:prstGeom prst="rect">
+                      <a:avLst/>
+                    </a:prstGeom>
+                    <a:noFill/>
+                    <a:ln>
+                      <a:noFill/>
+                    </a:ln>
+                    <a:extLst>
+                      <a:ext uri="{53640926-AAD7-44D8-BBD7-CCE9431645EC}">
+                        <a14:shadowObscured xmlns:a14="http://schemas.microsoft.com/office/drawing/2010/main"/>
+                      </a:ext>
+                    </a:extLst>
+                  </pic:spPr>
+                </pic:pic>
+              </a:graphicData>
+            </a:graphic>
+          </wp:inline>
+        </w:drawing>
+      </w:r>
     </w:p>
     <w:p>
       <w:pPr>
@@ -2401,11 +2084,9 @@
       </w:pPr>
     </w:p>
     <w:sectPr>
-      <w:headerReference w:type="default" r:id="rId6"/>
-      <w:pgSz w:w="11906" w:h="16838"/>
-      <w:pgMar w:top="2268" w:right="1701" w:bottom="1701" w:left="2268" w:header="1417" w:footer="850" w:gutter="0"/>
-      <w:cols w:space="708"/>
-      <w:docGrid w:linePitch="360"/>
+      <w:pgSz w:w="12240" w:h="15840"/>
+      <w:pgMar w:top="1440" w:right="1440" w:bottom="1440" w:left="1440" w:header="720" w:footer="720" w:gutter="0"/>
+      <w:cols w:space="720"/>
     </w:sectPr>
   </w:body>
 </w:document>
@@ -2461,37 +2142,4386 @@
 </w:footnotes>
 </file>
 
-<file path=word/header1.xml><?xml version="1.0" encoding="utf-8"?>
-<w:hdr xmlns:wpc="http://schemas.microsoft.com/office/word/2010/wordprocessingCanvas" xmlns:cx="http://schemas.microsoft.com/office/drawing/2014/chartex" xmlns:cx1="http://schemas.microsoft.com/office/drawing/2015/9/8/chartex" xmlns:cx2="http://schemas.microsoft.com/office/drawing/2015/10/21/chartex" xmlns:cx3="http://schemas.microsoft.com/office/drawing/2016/5/9/chartex" xmlns:cx4="http://schemas.microsoft.com/office/drawing/2016/5/10/chartex" xmlns:cx5="http://schemas.microsoft.com/office/drawing/2016/5/11/chartex" xmlns:cx6="http://schemas.microsoft.com/office/drawing/2016/5/12/chartex" xmlns:cx7="http://schemas.microsoft.com/office/drawing/2016/5/13/chartex" xmlns:cx8="http://schemas.microsoft.com/office/drawing/2016/5/14/chartex" xmlns:mc="http://schemas.openxmlformats.org/markup-compatibility/2006" xmlns:aink="http://schemas.microsoft.com/office/drawing/2016/ink" xmlns:am3d="http://schemas.microsoft.com/office/drawing/2017/model3d" xmlns:o="urn:schemas-microsoft-com:office:office" xmlns:oel="http://schemas.microsoft.com/office/2019/extlst" xmlns:r="http://schemas.openxmlformats.org/officeDocument/2006/relationships" xmlns:m="http://schemas.openxmlformats.org/officeDocument/2006/math" xmlns:v="urn:schemas-microsoft-com:vml" xmlns:wp14="http://schemas.microsoft.com/office/word/2010/wordprocessingDrawing" xmlns:wp="http://schemas.openxmlformats.org/drawingml/2006/wordprocessingDrawing" xmlns:w10="urn:schemas-microsoft-com:office:word" xmlns:w="http://schemas.openxmlformats.org/wordprocessingml/2006/main" xmlns:w14="http://schemas.microsoft.com/office/word/2010/wordml" xmlns:w15="http://schemas.microsoft.com/office/word/2012/wordml" xmlns:w16cex="http://schemas.microsoft.com/office/word/2018/wordml/cex" xmlns:w16cid="http://schemas.microsoft.com/office/word/2016/wordml/cid" xmlns:w16="http://schemas.microsoft.com/office/word/2018/wordml" xmlns:w16du="http://schemas.microsoft.com/office/word/2023/wordml/word16du" xmlns:w16sdtdh="http://schemas.microsoft.com/office/word/2020/wordml/sdtdatahash" xmlns:w16se="http://schemas.microsoft.com/office/word/2015/wordml/symex" xmlns:wpg="http://schemas.microsoft.com/office/word/2010/wordprocessingGroup" xmlns:wpi="http://schemas.microsoft.com/office/word/2010/wordprocessingInk" xmlns:wne="http://schemas.microsoft.com/office/word/2006/wordml" xmlns:wps="http://schemas.microsoft.com/office/word/2010/wordprocessingShape" mc:Ignorable="w14 w15 w16se w16cid w16 w16cex w16sdtdh w16du wp14">
-  <w:p>
-    <w:pPr>
-      <w:spacing w:line="360" w:lineRule="auto"/>
-      <w:jc w:val="center"/>
-      <w:rPr>
-        <w:rFonts w:ascii="Times New Roman" w:hAnsi="Times New Roman" w:cs="Times New Roman"/>
-        <w:b/>
-        <w:bCs/>
-        <w:sz w:val="24"/>
-        <w:szCs w:val="24"/>
-      </w:rPr>
-    </w:pPr>
-    <w:r>
-      <w:rPr>
-        <w:rFonts w:ascii="Times New Roman" w:hAnsi="Times New Roman" w:cs="Times New Roman"/>
-        <w:b/>
-        <w:bCs/>
-        <w:sz w:val="24"/>
-        <w:szCs w:val="24"/>
-      </w:rPr>
-      <w:t>TRANSKRIP WAWANCARA</w:t>
-    </w:r>
-  </w:p>
-  <w:p>
-    <w:pPr>
-      <w:pStyle w:val="Header"/>
-    </w:pPr>
-  </w:p>
-</w:hdr>
+<file path=word/numbering.xml><?xml version="1.0" encoding="utf-8"?>
+<w:numbering xmlns:wpc="http://schemas.microsoft.com/office/word/2010/wordprocessingCanvas" xmlns:cx="http://schemas.microsoft.com/office/drawing/2014/chartex" xmlns:cx1="http://schemas.microsoft.com/office/drawing/2015/9/8/chartex" xmlns:cx2="http://schemas.microsoft.com/office/drawing/2015/10/21/chartex" xmlns:cx3="http://schemas.microsoft.com/office/drawing/2016/5/9/chartex" xmlns:cx4="http://schemas.microsoft.com/office/drawing/2016/5/10/chartex" xmlns:cx5="http://schemas.microsoft.com/office/drawing/2016/5/11/chartex" xmlns:cx6="http://schemas.microsoft.com/office/drawing/2016/5/12/chartex" xmlns:cx7="http://schemas.microsoft.com/office/drawing/2016/5/13/chartex" xmlns:cx8="http://schemas.microsoft.com/office/drawing/2016/5/14/chartex" xmlns:mc="http://schemas.openxmlformats.org/markup-compatibility/2006" xmlns:aink="http://schemas.microsoft.com/office/drawing/2016/ink" xmlns:am3d="http://schemas.microsoft.com/office/drawing/2017/model3d" xmlns:o="urn:schemas-microsoft-com:office:office" xmlns:oel="http://schemas.microsoft.com/office/2019/extlst" xmlns:r="http://schemas.openxmlformats.org/officeDocument/2006/relationships" xmlns:m="http://schemas.openxmlformats.org/officeDocument/2006/math" xmlns:v="urn:schemas-microsoft-com:vml" xmlns:wp14="http://schemas.microsoft.com/office/word/2010/wordprocessingDrawing" xmlns:wp="http://schemas.openxmlformats.org/drawingml/2006/wordprocessingDrawing" xmlns:w10="urn:schemas-microsoft-com:office:word" xmlns:w="http://schemas.openxmlformats.org/wordprocessingml/2006/main" xmlns:w14="http://schemas.microsoft.com/office/word/2010/wordml" xmlns:w15="http://schemas.microsoft.com/office/word/2012/wordml" xmlns:w16cex="http://schemas.microsoft.com/office/word/2018/wordml/cex" xmlns:w16cid="http://schemas.microsoft.com/office/word/2016/wordml/cid" xmlns:w16="http://schemas.microsoft.com/office/word/2018/wordml" xmlns:w16du="http://schemas.microsoft.com/office/word/2023/wordml/word16du" xmlns:w16sdtdh="http://schemas.microsoft.com/office/word/2020/wordml/sdtdatahash" xmlns:w16se="http://schemas.microsoft.com/office/word/2015/wordml/symex" xmlns:wpg="http://schemas.microsoft.com/office/word/2010/wordprocessingGroup" xmlns:wpi="http://schemas.microsoft.com/office/word/2010/wordprocessingInk" xmlns:wne="http://schemas.microsoft.com/office/word/2006/wordml" xmlns:wps="http://schemas.microsoft.com/office/word/2010/wordprocessingShape" mc:Ignorable="w14 w15 w16se w16cid w16 w16cex w16sdtdh w16du wp14">
+  <w:abstractNum w:abstractNumId="0" w15:restartNumberingAfterBreak="0">
+    <w:nsid w:val="0C4E41F6"/>
+    <w:multiLevelType w:val="hybridMultilevel"/>
+    <w:tmpl w:val="79DEAA58"/>
+    <w:lvl w:ilvl="0" w:tplc="B4D83502">
+      <w:start w:val="1"/>
+      <w:numFmt w:val="decimal"/>
+      <w:lvlText w:val="4.%1"/>
+      <w:lvlJc w:val="left"/>
+      <w:pPr>
+        <w:ind w:left="720" w:hanging="360"/>
+      </w:pPr>
+      <w:rPr>
+        <w:rFonts w:hint="default"/>
+      </w:rPr>
+    </w:lvl>
+    <w:lvl w:ilvl="1" w:tplc="38090019" w:tentative="1">
+      <w:start w:val="1"/>
+      <w:numFmt w:val="lowerLetter"/>
+      <w:lvlText w:val="%2."/>
+      <w:lvlJc w:val="left"/>
+      <w:pPr>
+        <w:ind w:left="1440" w:hanging="360"/>
+      </w:pPr>
+    </w:lvl>
+    <w:lvl w:ilvl="2" w:tplc="3809001B" w:tentative="1">
+      <w:start w:val="1"/>
+      <w:numFmt w:val="lowerRoman"/>
+      <w:lvlText w:val="%3."/>
+      <w:lvlJc w:val="right"/>
+      <w:pPr>
+        <w:ind w:left="2160" w:hanging="180"/>
+      </w:pPr>
+    </w:lvl>
+    <w:lvl w:ilvl="3" w:tplc="3809000F" w:tentative="1">
+      <w:start w:val="1"/>
+      <w:numFmt w:val="decimal"/>
+      <w:lvlText w:val="%4."/>
+      <w:lvlJc w:val="left"/>
+      <w:pPr>
+        <w:ind w:left="2880" w:hanging="360"/>
+      </w:pPr>
+    </w:lvl>
+    <w:lvl w:ilvl="4" w:tplc="38090019" w:tentative="1">
+      <w:start w:val="1"/>
+      <w:numFmt w:val="lowerLetter"/>
+      <w:lvlText w:val="%5."/>
+      <w:lvlJc w:val="left"/>
+      <w:pPr>
+        <w:ind w:left="3600" w:hanging="360"/>
+      </w:pPr>
+    </w:lvl>
+    <w:lvl w:ilvl="5" w:tplc="3809001B" w:tentative="1">
+      <w:start w:val="1"/>
+      <w:numFmt w:val="lowerRoman"/>
+      <w:lvlText w:val="%6."/>
+      <w:lvlJc w:val="right"/>
+      <w:pPr>
+        <w:ind w:left="4320" w:hanging="180"/>
+      </w:pPr>
+    </w:lvl>
+    <w:lvl w:ilvl="6" w:tplc="3809000F" w:tentative="1">
+      <w:start w:val="1"/>
+      <w:numFmt w:val="decimal"/>
+      <w:lvlText w:val="%7."/>
+      <w:lvlJc w:val="left"/>
+      <w:pPr>
+        <w:ind w:left="5040" w:hanging="360"/>
+      </w:pPr>
+    </w:lvl>
+    <w:lvl w:ilvl="7" w:tplc="38090019" w:tentative="1">
+      <w:start w:val="1"/>
+      <w:numFmt w:val="lowerLetter"/>
+      <w:lvlText w:val="%8."/>
+      <w:lvlJc w:val="left"/>
+      <w:pPr>
+        <w:ind w:left="5760" w:hanging="360"/>
+      </w:pPr>
+    </w:lvl>
+    <w:lvl w:ilvl="8" w:tplc="3809001B" w:tentative="1">
+      <w:start w:val="1"/>
+      <w:numFmt w:val="lowerRoman"/>
+      <w:lvlText w:val="%9."/>
+      <w:lvlJc w:val="right"/>
+      <w:pPr>
+        <w:ind w:left="6480" w:hanging="180"/>
+      </w:pPr>
+    </w:lvl>
+  </w:abstractNum>
+  <w:abstractNum w:abstractNumId="1" w15:restartNumberingAfterBreak="0">
+    <w:nsid w:val="0CA83929"/>
+    <w:multiLevelType w:val="hybridMultilevel"/>
+    <w:tmpl w:val="23000886"/>
+    <w:lvl w:ilvl="0" w:tplc="9580E462">
+      <w:start w:val="1"/>
+      <w:numFmt w:val="decimal"/>
+      <w:lvlText w:val="4.3.%1"/>
+      <w:lvlJc w:val="left"/>
+      <w:pPr>
+        <w:ind w:left="720" w:hanging="360"/>
+      </w:pPr>
+      <w:rPr>
+        <w:rFonts w:hint="default"/>
+      </w:rPr>
+    </w:lvl>
+    <w:lvl w:ilvl="1" w:tplc="38090019" w:tentative="1">
+      <w:start w:val="1"/>
+      <w:numFmt w:val="lowerLetter"/>
+      <w:lvlText w:val="%2."/>
+      <w:lvlJc w:val="left"/>
+      <w:pPr>
+        <w:ind w:left="1440" w:hanging="360"/>
+      </w:pPr>
+    </w:lvl>
+    <w:lvl w:ilvl="2" w:tplc="3809001B" w:tentative="1">
+      <w:start w:val="1"/>
+      <w:numFmt w:val="lowerRoman"/>
+      <w:lvlText w:val="%3."/>
+      <w:lvlJc w:val="right"/>
+      <w:pPr>
+        <w:ind w:left="2160" w:hanging="180"/>
+      </w:pPr>
+    </w:lvl>
+    <w:lvl w:ilvl="3" w:tplc="3809000F" w:tentative="1">
+      <w:start w:val="1"/>
+      <w:numFmt w:val="decimal"/>
+      <w:lvlText w:val="%4."/>
+      <w:lvlJc w:val="left"/>
+      <w:pPr>
+        <w:ind w:left="2880" w:hanging="360"/>
+      </w:pPr>
+    </w:lvl>
+    <w:lvl w:ilvl="4" w:tplc="38090019" w:tentative="1">
+      <w:start w:val="1"/>
+      <w:numFmt w:val="lowerLetter"/>
+      <w:lvlText w:val="%5."/>
+      <w:lvlJc w:val="left"/>
+      <w:pPr>
+        <w:ind w:left="3600" w:hanging="360"/>
+      </w:pPr>
+    </w:lvl>
+    <w:lvl w:ilvl="5" w:tplc="3809001B" w:tentative="1">
+      <w:start w:val="1"/>
+      <w:numFmt w:val="lowerRoman"/>
+      <w:lvlText w:val="%6."/>
+      <w:lvlJc w:val="right"/>
+      <w:pPr>
+        <w:ind w:left="4320" w:hanging="180"/>
+      </w:pPr>
+    </w:lvl>
+    <w:lvl w:ilvl="6" w:tplc="3809000F" w:tentative="1">
+      <w:start w:val="1"/>
+      <w:numFmt w:val="decimal"/>
+      <w:lvlText w:val="%7."/>
+      <w:lvlJc w:val="left"/>
+      <w:pPr>
+        <w:ind w:left="5040" w:hanging="360"/>
+      </w:pPr>
+    </w:lvl>
+    <w:lvl w:ilvl="7" w:tplc="38090019" w:tentative="1">
+      <w:start w:val="1"/>
+      <w:numFmt w:val="lowerLetter"/>
+      <w:lvlText w:val="%8."/>
+      <w:lvlJc w:val="left"/>
+      <w:pPr>
+        <w:ind w:left="5760" w:hanging="360"/>
+      </w:pPr>
+    </w:lvl>
+    <w:lvl w:ilvl="8" w:tplc="3809001B" w:tentative="1">
+      <w:start w:val="1"/>
+      <w:numFmt w:val="lowerRoman"/>
+      <w:lvlText w:val="%9."/>
+      <w:lvlJc w:val="right"/>
+      <w:pPr>
+        <w:ind w:left="6480" w:hanging="180"/>
+      </w:pPr>
+    </w:lvl>
+  </w:abstractNum>
+  <w:abstractNum w:abstractNumId="2" w15:restartNumberingAfterBreak="0">
+    <w:nsid w:val="0E4D5A48"/>
+    <w:multiLevelType w:val="hybridMultilevel"/>
+    <w:tmpl w:val="B9C8D52A"/>
+    <w:lvl w:ilvl="0" w:tplc="F140A536">
+      <w:start w:val="1"/>
+      <w:numFmt w:val="decimal"/>
+      <w:lvlText w:val="3.7.%1"/>
+      <w:lvlJc w:val="left"/>
+      <w:pPr>
+        <w:ind w:left="720" w:hanging="360"/>
+      </w:pPr>
+      <w:rPr>
+        <w:rFonts w:hint="default"/>
+        <w:i w:val="0"/>
+        <w:iCs w:val="0"/>
+      </w:rPr>
+    </w:lvl>
+    <w:lvl w:ilvl="1" w:tplc="38090019" w:tentative="1">
+      <w:start w:val="1"/>
+      <w:numFmt w:val="lowerLetter"/>
+      <w:lvlText w:val="%2."/>
+      <w:lvlJc w:val="left"/>
+      <w:pPr>
+        <w:ind w:left="1440" w:hanging="360"/>
+      </w:pPr>
+    </w:lvl>
+    <w:lvl w:ilvl="2" w:tplc="3809001B" w:tentative="1">
+      <w:start w:val="1"/>
+      <w:numFmt w:val="lowerRoman"/>
+      <w:lvlText w:val="%3."/>
+      <w:lvlJc w:val="right"/>
+      <w:pPr>
+        <w:ind w:left="2160" w:hanging="180"/>
+      </w:pPr>
+    </w:lvl>
+    <w:lvl w:ilvl="3" w:tplc="3809000F" w:tentative="1">
+      <w:start w:val="1"/>
+      <w:numFmt w:val="decimal"/>
+      <w:lvlText w:val="%4."/>
+      <w:lvlJc w:val="left"/>
+      <w:pPr>
+        <w:ind w:left="2880" w:hanging="360"/>
+      </w:pPr>
+    </w:lvl>
+    <w:lvl w:ilvl="4" w:tplc="38090019" w:tentative="1">
+      <w:start w:val="1"/>
+      <w:numFmt w:val="lowerLetter"/>
+      <w:lvlText w:val="%5."/>
+      <w:lvlJc w:val="left"/>
+      <w:pPr>
+        <w:ind w:left="3600" w:hanging="360"/>
+      </w:pPr>
+    </w:lvl>
+    <w:lvl w:ilvl="5" w:tplc="3809001B" w:tentative="1">
+      <w:start w:val="1"/>
+      <w:numFmt w:val="lowerRoman"/>
+      <w:lvlText w:val="%6."/>
+      <w:lvlJc w:val="right"/>
+      <w:pPr>
+        <w:ind w:left="4320" w:hanging="180"/>
+      </w:pPr>
+    </w:lvl>
+    <w:lvl w:ilvl="6" w:tplc="3809000F" w:tentative="1">
+      <w:start w:val="1"/>
+      <w:numFmt w:val="decimal"/>
+      <w:lvlText w:val="%7."/>
+      <w:lvlJc w:val="left"/>
+      <w:pPr>
+        <w:ind w:left="5040" w:hanging="360"/>
+      </w:pPr>
+    </w:lvl>
+    <w:lvl w:ilvl="7" w:tplc="38090019" w:tentative="1">
+      <w:start w:val="1"/>
+      <w:numFmt w:val="lowerLetter"/>
+      <w:lvlText w:val="%8."/>
+      <w:lvlJc w:val="left"/>
+      <w:pPr>
+        <w:ind w:left="5760" w:hanging="360"/>
+      </w:pPr>
+    </w:lvl>
+    <w:lvl w:ilvl="8" w:tplc="3809001B" w:tentative="1">
+      <w:start w:val="1"/>
+      <w:numFmt w:val="lowerRoman"/>
+      <w:lvlText w:val="%9."/>
+      <w:lvlJc w:val="right"/>
+      <w:pPr>
+        <w:ind w:left="6480" w:hanging="180"/>
+      </w:pPr>
+    </w:lvl>
+  </w:abstractNum>
+  <w:abstractNum w:abstractNumId="3" w15:restartNumberingAfterBreak="0">
+    <w:nsid w:val="133B0334"/>
+    <w:multiLevelType w:val="hybridMultilevel"/>
+    <w:tmpl w:val="5044A4FE"/>
+    <w:lvl w:ilvl="0" w:tplc="73921E86">
+      <w:start w:val="1"/>
+      <w:numFmt w:val="decimal"/>
+      <w:lvlText w:val="%1."/>
+      <w:lvlJc w:val="left"/>
+      <w:pPr>
+        <w:ind w:left="927" w:hanging="360"/>
+      </w:pPr>
+      <w:rPr>
+        <w:rFonts w:hint="default"/>
+      </w:rPr>
+    </w:lvl>
+    <w:lvl w:ilvl="1" w:tplc="38090019" w:tentative="1">
+      <w:start w:val="1"/>
+      <w:numFmt w:val="lowerLetter"/>
+      <w:lvlText w:val="%2."/>
+      <w:lvlJc w:val="left"/>
+      <w:pPr>
+        <w:ind w:left="1647" w:hanging="360"/>
+      </w:pPr>
+    </w:lvl>
+    <w:lvl w:ilvl="2" w:tplc="3809001B" w:tentative="1">
+      <w:start w:val="1"/>
+      <w:numFmt w:val="lowerRoman"/>
+      <w:lvlText w:val="%3."/>
+      <w:lvlJc w:val="right"/>
+      <w:pPr>
+        <w:ind w:left="2367" w:hanging="180"/>
+      </w:pPr>
+    </w:lvl>
+    <w:lvl w:ilvl="3" w:tplc="3809000F" w:tentative="1">
+      <w:start w:val="1"/>
+      <w:numFmt w:val="decimal"/>
+      <w:lvlText w:val="%4."/>
+      <w:lvlJc w:val="left"/>
+      <w:pPr>
+        <w:ind w:left="3087" w:hanging="360"/>
+      </w:pPr>
+    </w:lvl>
+    <w:lvl w:ilvl="4" w:tplc="38090019" w:tentative="1">
+      <w:start w:val="1"/>
+      <w:numFmt w:val="lowerLetter"/>
+      <w:lvlText w:val="%5."/>
+      <w:lvlJc w:val="left"/>
+      <w:pPr>
+        <w:ind w:left="3807" w:hanging="360"/>
+      </w:pPr>
+    </w:lvl>
+    <w:lvl w:ilvl="5" w:tplc="3809001B" w:tentative="1">
+      <w:start w:val="1"/>
+      <w:numFmt w:val="lowerRoman"/>
+      <w:lvlText w:val="%6."/>
+      <w:lvlJc w:val="right"/>
+      <w:pPr>
+        <w:ind w:left="4527" w:hanging="180"/>
+      </w:pPr>
+    </w:lvl>
+    <w:lvl w:ilvl="6" w:tplc="3809000F" w:tentative="1">
+      <w:start w:val="1"/>
+      <w:numFmt w:val="decimal"/>
+      <w:lvlText w:val="%7."/>
+      <w:lvlJc w:val="left"/>
+      <w:pPr>
+        <w:ind w:left="5247" w:hanging="360"/>
+      </w:pPr>
+    </w:lvl>
+    <w:lvl w:ilvl="7" w:tplc="38090019" w:tentative="1">
+      <w:start w:val="1"/>
+      <w:numFmt w:val="lowerLetter"/>
+      <w:lvlText w:val="%8."/>
+      <w:lvlJc w:val="left"/>
+      <w:pPr>
+        <w:ind w:left="5967" w:hanging="360"/>
+      </w:pPr>
+    </w:lvl>
+    <w:lvl w:ilvl="8" w:tplc="3809001B" w:tentative="1">
+      <w:start w:val="1"/>
+      <w:numFmt w:val="lowerRoman"/>
+      <w:lvlText w:val="%9."/>
+      <w:lvlJc w:val="right"/>
+      <w:pPr>
+        <w:ind w:left="6687" w:hanging="180"/>
+      </w:pPr>
+    </w:lvl>
+  </w:abstractNum>
+  <w:abstractNum w:abstractNumId="4" w15:restartNumberingAfterBreak="0">
+    <w:nsid w:val="158001BF"/>
+    <w:multiLevelType w:val="hybridMultilevel"/>
+    <w:tmpl w:val="9AFE7684"/>
+    <w:lvl w:ilvl="0" w:tplc="A7C26A32">
+      <w:numFmt w:val="bullet"/>
+      <w:lvlText w:val="-"/>
+      <w:lvlJc w:val="left"/>
+      <w:pPr>
+        <w:ind w:left="720" w:hanging="360"/>
+      </w:pPr>
+      <w:rPr>
+        <w:rFonts w:ascii="Times New Roman" w:eastAsiaTheme="minorHAnsi" w:hAnsi="Times New Roman" w:cs="Times New Roman" w:hint="default"/>
+      </w:rPr>
+    </w:lvl>
+    <w:lvl w:ilvl="1" w:tplc="38090003" w:tentative="1">
+      <w:start w:val="1"/>
+      <w:numFmt w:val="bullet"/>
+      <w:lvlText w:val="o"/>
+      <w:lvlJc w:val="left"/>
+      <w:pPr>
+        <w:ind w:left="1440" w:hanging="360"/>
+      </w:pPr>
+      <w:rPr>
+        <w:rFonts w:ascii="Courier New" w:hAnsi="Courier New" w:cs="Courier New" w:hint="default"/>
+      </w:rPr>
+    </w:lvl>
+    <w:lvl w:ilvl="2" w:tplc="38090005" w:tentative="1">
+      <w:start w:val="1"/>
+      <w:numFmt w:val="bullet"/>
+      <w:lvlText w:val=""/>
+      <w:lvlJc w:val="left"/>
+      <w:pPr>
+        <w:ind w:left="2160" w:hanging="360"/>
+      </w:pPr>
+      <w:rPr>
+        <w:rFonts w:ascii="Wingdings" w:hAnsi="Wingdings" w:hint="default"/>
+      </w:rPr>
+    </w:lvl>
+    <w:lvl w:ilvl="3" w:tplc="38090001" w:tentative="1">
+      <w:start w:val="1"/>
+      <w:numFmt w:val="bullet"/>
+      <w:lvlText w:val=""/>
+      <w:lvlJc w:val="left"/>
+      <w:pPr>
+        <w:ind w:left="2880" w:hanging="360"/>
+      </w:pPr>
+      <w:rPr>
+        <w:rFonts w:ascii="Symbol" w:hAnsi="Symbol" w:hint="default"/>
+      </w:rPr>
+    </w:lvl>
+    <w:lvl w:ilvl="4" w:tplc="38090003" w:tentative="1">
+      <w:start w:val="1"/>
+      <w:numFmt w:val="bullet"/>
+      <w:lvlText w:val="o"/>
+      <w:lvlJc w:val="left"/>
+      <w:pPr>
+        <w:ind w:left="3600" w:hanging="360"/>
+      </w:pPr>
+      <w:rPr>
+        <w:rFonts w:ascii="Courier New" w:hAnsi="Courier New" w:cs="Courier New" w:hint="default"/>
+      </w:rPr>
+    </w:lvl>
+    <w:lvl w:ilvl="5" w:tplc="38090005" w:tentative="1">
+      <w:start w:val="1"/>
+      <w:numFmt w:val="bullet"/>
+      <w:lvlText w:val=""/>
+      <w:lvlJc w:val="left"/>
+      <w:pPr>
+        <w:ind w:left="4320" w:hanging="360"/>
+      </w:pPr>
+      <w:rPr>
+        <w:rFonts w:ascii="Wingdings" w:hAnsi="Wingdings" w:hint="default"/>
+      </w:rPr>
+    </w:lvl>
+    <w:lvl w:ilvl="6" w:tplc="38090001" w:tentative="1">
+      <w:start w:val="1"/>
+      <w:numFmt w:val="bullet"/>
+      <w:lvlText w:val=""/>
+      <w:lvlJc w:val="left"/>
+      <w:pPr>
+        <w:ind w:left="5040" w:hanging="360"/>
+      </w:pPr>
+      <w:rPr>
+        <w:rFonts w:ascii="Symbol" w:hAnsi="Symbol" w:hint="default"/>
+      </w:rPr>
+    </w:lvl>
+    <w:lvl w:ilvl="7" w:tplc="38090003" w:tentative="1">
+      <w:start w:val="1"/>
+      <w:numFmt w:val="bullet"/>
+      <w:lvlText w:val="o"/>
+      <w:lvlJc w:val="left"/>
+      <w:pPr>
+        <w:ind w:left="5760" w:hanging="360"/>
+      </w:pPr>
+      <w:rPr>
+        <w:rFonts w:ascii="Courier New" w:hAnsi="Courier New" w:cs="Courier New" w:hint="default"/>
+      </w:rPr>
+    </w:lvl>
+    <w:lvl w:ilvl="8" w:tplc="38090005" w:tentative="1">
+      <w:start w:val="1"/>
+      <w:numFmt w:val="bullet"/>
+      <w:lvlText w:val=""/>
+      <w:lvlJc w:val="left"/>
+      <w:pPr>
+        <w:ind w:left="6480" w:hanging="360"/>
+      </w:pPr>
+      <w:rPr>
+        <w:rFonts w:ascii="Wingdings" w:hAnsi="Wingdings" w:hint="default"/>
+      </w:rPr>
+    </w:lvl>
+  </w:abstractNum>
+  <w:abstractNum w:abstractNumId="5" w15:restartNumberingAfterBreak="0">
+    <w:nsid w:val="18842A5D"/>
+    <w:multiLevelType w:val="hybridMultilevel"/>
+    <w:tmpl w:val="BF5847C8"/>
+    <w:lvl w:ilvl="0" w:tplc="114AA6E0">
+      <w:start w:val="1"/>
+      <w:numFmt w:val="decimal"/>
+      <w:lvlText w:val="2.%1"/>
+      <w:lvlJc w:val="left"/>
+      <w:pPr>
+        <w:ind w:left="720" w:hanging="360"/>
+      </w:pPr>
+      <w:rPr>
+        <w:rFonts w:hint="default"/>
+      </w:rPr>
+    </w:lvl>
+    <w:lvl w:ilvl="1" w:tplc="38090019" w:tentative="1">
+      <w:start w:val="1"/>
+      <w:numFmt w:val="lowerLetter"/>
+      <w:lvlText w:val="%2."/>
+      <w:lvlJc w:val="left"/>
+      <w:pPr>
+        <w:ind w:left="1440" w:hanging="360"/>
+      </w:pPr>
+    </w:lvl>
+    <w:lvl w:ilvl="2" w:tplc="3809001B" w:tentative="1">
+      <w:start w:val="1"/>
+      <w:numFmt w:val="lowerRoman"/>
+      <w:lvlText w:val="%3."/>
+      <w:lvlJc w:val="right"/>
+      <w:pPr>
+        <w:ind w:left="2160" w:hanging="180"/>
+      </w:pPr>
+    </w:lvl>
+    <w:lvl w:ilvl="3" w:tplc="3809000F" w:tentative="1">
+      <w:start w:val="1"/>
+      <w:numFmt w:val="decimal"/>
+      <w:lvlText w:val="%4."/>
+      <w:lvlJc w:val="left"/>
+      <w:pPr>
+        <w:ind w:left="2880" w:hanging="360"/>
+      </w:pPr>
+    </w:lvl>
+    <w:lvl w:ilvl="4" w:tplc="38090019" w:tentative="1">
+      <w:start w:val="1"/>
+      <w:numFmt w:val="lowerLetter"/>
+      <w:lvlText w:val="%5."/>
+      <w:lvlJc w:val="left"/>
+      <w:pPr>
+        <w:ind w:left="3600" w:hanging="360"/>
+      </w:pPr>
+    </w:lvl>
+    <w:lvl w:ilvl="5" w:tplc="3809001B" w:tentative="1">
+      <w:start w:val="1"/>
+      <w:numFmt w:val="lowerRoman"/>
+      <w:lvlText w:val="%6."/>
+      <w:lvlJc w:val="right"/>
+      <w:pPr>
+        <w:ind w:left="4320" w:hanging="180"/>
+      </w:pPr>
+    </w:lvl>
+    <w:lvl w:ilvl="6" w:tplc="3809000F" w:tentative="1">
+      <w:start w:val="1"/>
+      <w:numFmt w:val="decimal"/>
+      <w:lvlText w:val="%7."/>
+      <w:lvlJc w:val="left"/>
+      <w:pPr>
+        <w:ind w:left="5040" w:hanging="360"/>
+      </w:pPr>
+    </w:lvl>
+    <w:lvl w:ilvl="7" w:tplc="38090019" w:tentative="1">
+      <w:start w:val="1"/>
+      <w:numFmt w:val="lowerLetter"/>
+      <w:lvlText w:val="%8."/>
+      <w:lvlJc w:val="left"/>
+      <w:pPr>
+        <w:ind w:left="5760" w:hanging="360"/>
+      </w:pPr>
+    </w:lvl>
+    <w:lvl w:ilvl="8" w:tplc="3809001B" w:tentative="1">
+      <w:start w:val="1"/>
+      <w:numFmt w:val="lowerRoman"/>
+      <w:lvlText w:val="%9."/>
+      <w:lvlJc w:val="right"/>
+      <w:pPr>
+        <w:ind w:left="6480" w:hanging="180"/>
+      </w:pPr>
+    </w:lvl>
+  </w:abstractNum>
+  <w:abstractNum w:abstractNumId="6" w15:restartNumberingAfterBreak="0">
+    <w:nsid w:val="19422DAE"/>
+    <w:multiLevelType w:val="hybridMultilevel"/>
+    <w:tmpl w:val="6ECE522C"/>
+    <w:lvl w:ilvl="0" w:tplc="132AA68A">
+      <w:start w:val="1"/>
+      <w:numFmt w:val="decimal"/>
+      <w:lvlText w:val="%1."/>
+      <w:lvlJc w:val="left"/>
+      <w:pPr>
+        <w:ind w:left="927" w:hanging="360"/>
+      </w:pPr>
+      <w:rPr>
+        <w:rFonts w:hint="default"/>
+      </w:rPr>
+    </w:lvl>
+    <w:lvl w:ilvl="1" w:tplc="38090019" w:tentative="1">
+      <w:start w:val="1"/>
+      <w:numFmt w:val="lowerLetter"/>
+      <w:lvlText w:val="%2."/>
+      <w:lvlJc w:val="left"/>
+      <w:pPr>
+        <w:ind w:left="1647" w:hanging="360"/>
+      </w:pPr>
+    </w:lvl>
+    <w:lvl w:ilvl="2" w:tplc="3809001B" w:tentative="1">
+      <w:start w:val="1"/>
+      <w:numFmt w:val="lowerRoman"/>
+      <w:lvlText w:val="%3."/>
+      <w:lvlJc w:val="right"/>
+      <w:pPr>
+        <w:ind w:left="2367" w:hanging="180"/>
+      </w:pPr>
+    </w:lvl>
+    <w:lvl w:ilvl="3" w:tplc="3809000F" w:tentative="1">
+      <w:start w:val="1"/>
+      <w:numFmt w:val="decimal"/>
+      <w:lvlText w:val="%4."/>
+      <w:lvlJc w:val="left"/>
+      <w:pPr>
+        <w:ind w:left="3087" w:hanging="360"/>
+      </w:pPr>
+    </w:lvl>
+    <w:lvl w:ilvl="4" w:tplc="38090019" w:tentative="1">
+      <w:start w:val="1"/>
+      <w:numFmt w:val="lowerLetter"/>
+      <w:lvlText w:val="%5."/>
+      <w:lvlJc w:val="left"/>
+      <w:pPr>
+        <w:ind w:left="3807" w:hanging="360"/>
+      </w:pPr>
+    </w:lvl>
+    <w:lvl w:ilvl="5" w:tplc="3809001B" w:tentative="1">
+      <w:start w:val="1"/>
+      <w:numFmt w:val="lowerRoman"/>
+      <w:lvlText w:val="%6."/>
+      <w:lvlJc w:val="right"/>
+      <w:pPr>
+        <w:ind w:left="4527" w:hanging="180"/>
+      </w:pPr>
+    </w:lvl>
+    <w:lvl w:ilvl="6" w:tplc="3809000F" w:tentative="1">
+      <w:start w:val="1"/>
+      <w:numFmt w:val="decimal"/>
+      <w:lvlText w:val="%7."/>
+      <w:lvlJc w:val="left"/>
+      <w:pPr>
+        <w:ind w:left="5247" w:hanging="360"/>
+      </w:pPr>
+    </w:lvl>
+    <w:lvl w:ilvl="7" w:tplc="38090019" w:tentative="1">
+      <w:start w:val="1"/>
+      <w:numFmt w:val="lowerLetter"/>
+      <w:lvlText w:val="%8."/>
+      <w:lvlJc w:val="left"/>
+      <w:pPr>
+        <w:ind w:left="5967" w:hanging="360"/>
+      </w:pPr>
+    </w:lvl>
+    <w:lvl w:ilvl="8" w:tplc="3809001B" w:tentative="1">
+      <w:start w:val="1"/>
+      <w:numFmt w:val="lowerRoman"/>
+      <w:lvlText w:val="%9."/>
+      <w:lvlJc w:val="right"/>
+      <w:pPr>
+        <w:ind w:left="6687" w:hanging="180"/>
+      </w:pPr>
+    </w:lvl>
+  </w:abstractNum>
+  <w:abstractNum w:abstractNumId="7" w15:restartNumberingAfterBreak="0">
+    <w:nsid w:val="19C60175"/>
+    <w:multiLevelType w:val="hybridMultilevel"/>
+    <w:tmpl w:val="61A2EF6A"/>
+    <w:lvl w:ilvl="0" w:tplc="59660394">
+      <w:start w:val="1"/>
+      <w:numFmt w:val="decimal"/>
+      <w:lvlText w:val="3.%1"/>
+      <w:lvlJc w:val="left"/>
+      <w:pPr>
+        <w:ind w:left="720" w:hanging="360"/>
+      </w:pPr>
+      <w:rPr>
+        <w:rFonts w:hint="default"/>
+      </w:rPr>
+    </w:lvl>
+    <w:lvl w:ilvl="1" w:tplc="38090019" w:tentative="1">
+      <w:start w:val="1"/>
+      <w:numFmt w:val="lowerLetter"/>
+      <w:lvlText w:val="%2."/>
+      <w:lvlJc w:val="left"/>
+      <w:pPr>
+        <w:ind w:left="1440" w:hanging="360"/>
+      </w:pPr>
+    </w:lvl>
+    <w:lvl w:ilvl="2" w:tplc="3809001B" w:tentative="1">
+      <w:start w:val="1"/>
+      <w:numFmt w:val="lowerRoman"/>
+      <w:lvlText w:val="%3."/>
+      <w:lvlJc w:val="right"/>
+      <w:pPr>
+        <w:ind w:left="2160" w:hanging="180"/>
+      </w:pPr>
+    </w:lvl>
+    <w:lvl w:ilvl="3" w:tplc="3809000F" w:tentative="1">
+      <w:start w:val="1"/>
+      <w:numFmt w:val="decimal"/>
+      <w:lvlText w:val="%4."/>
+      <w:lvlJc w:val="left"/>
+      <w:pPr>
+        <w:ind w:left="2880" w:hanging="360"/>
+      </w:pPr>
+    </w:lvl>
+    <w:lvl w:ilvl="4" w:tplc="38090019" w:tentative="1">
+      <w:start w:val="1"/>
+      <w:numFmt w:val="lowerLetter"/>
+      <w:lvlText w:val="%5."/>
+      <w:lvlJc w:val="left"/>
+      <w:pPr>
+        <w:ind w:left="3600" w:hanging="360"/>
+      </w:pPr>
+    </w:lvl>
+    <w:lvl w:ilvl="5" w:tplc="3809001B" w:tentative="1">
+      <w:start w:val="1"/>
+      <w:numFmt w:val="lowerRoman"/>
+      <w:lvlText w:val="%6."/>
+      <w:lvlJc w:val="right"/>
+      <w:pPr>
+        <w:ind w:left="4320" w:hanging="180"/>
+      </w:pPr>
+    </w:lvl>
+    <w:lvl w:ilvl="6" w:tplc="3809000F" w:tentative="1">
+      <w:start w:val="1"/>
+      <w:numFmt w:val="decimal"/>
+      <w:lvlText w:val="%7."/>
+      <w:lvlJc w:val="left"/>
+      <w:pPr>
+        <w:ind w:left="5040" w:hanging="360"/>
+      </w:pPr>
+    </w:lvl>
+    <w:lvl w:ilvl="7" w:tplc="38090019" w:tentative="1">
+      <w:start w:val="1"/>
+      <w:numFmt w:val="lowerLetter"/>
+      <w:lvlText w:val="%8."/>
+      <w:lvlJc w:val="left"/>
+      <w:pPr>
+        <w:ind w:left="5760" w:hanging="360"/>
+      </w:pPr>
+    </w:lvl>
+    <w:lvl w:ilvl="8" w:tplc="3809001B" w:tentative="1">
+      <w:start w:val="1"/>
+      <w:numFmt w:val="lowerRoman"/>
+      <w:lvlText w:val="%9."/>
+      <w:lvlJc w:val="right"/>
+      <w:pPr>
+        <w:ind w:left="6480" w:hanging="180"/>
+      </w:pPr>
+    </w:lvl>
+  </w:abstractNum>
+  <w:abstractNum w:abstractNumId="8" w15:restartNumberingAfterBreak="0">
+    <w:nsid w:val="1C687C0B"/>
+    <w:multiLevelType w:val="hybridMultilevel"/>
+    <w:tmpl w:val="E6D65706"/>
+    <w:lvl w:ilvl="0" w:tplc="B4D83502">
+      <w:start w:val="1"/>
+      <w:numFmt w:val="decimal"/>
+      <w:lvlText w:val="4.%1"/>
+      <w:lvlJc w:val="left"/>
+      <w:pPr>
+        <w:ind w:left="720" w:hanging="360"/>
+      </w:pPr>
+      <w:rPr>
+        <w:rFonts w:hint="default"/>
+      </w:rPr>
+    </w:lvl>
+    <w:lvl w:ilvl="1" w:tplc="38090019" w:tentative="1">
+      <w:start w:val="1"/>
+      <w:numFmt w:val="lowerLetter"/>
+      <w:lvlText w:val="%2."/>
+      <w:lvlJc w:val="left"/>
+      <w:pPr>
+        <w:ind w:left="1440" w:hanging="360"/>
+      </w:pPr>
+    </w:lvl>
+    <w:lvl w:ilvl="2" w:tplc="3809001B" w:tentative="1">
+      <w:start w:val="1"/>
+      <w:numFmt w:val="lowerRoman"/>
+      <w:lvlText w:val="%3."/>
+      <w:lvlJc w:val="right"/>
+      <w:pPr>
+        <w:ind w:left="2160" w:hanging="180"/>
+      </w:pPr>
+    </w:lvl>
+    <w:lvl w:ilvl="3" w:tplc="3809000F" w:tentative="1">
+      <w:start w:val="1"/>
+      <w:numFmt w:val="decimal"/>
+      <w:lvlText w:val="%4."/>
+      <w:lvlJc w:val="left"/>
+      <w:pPr>
+        <w:ind w:left="2880" w:hanging="360"/>
+      </w:pPr>
+    </w:lvl>
+    <w:lvl w:ilvl="4" w:tplc="38090019" w:tentative="1">
+      <w:start w:val="1"/>
+      <w:numFmt w:val="lowerLetter"/>
+      <w:lvlText w:val="%5."/>
+      <w:lvlJc w:val="left"/>
+      <w:pPr>
+        <w:ind w:left="3600" w:hanging="360"/>
+      </w:pPr>
+    </w:lvl>
+    <w:lvl w:ilvl="5" w:tplc="3809001B" w:tentative="1">
+      <w:start w:val="1"/>
+      <w:numFmt w:val="lowerRoman"/>
+      <w:lvlText w:val="%6."/>
+      <w:lvlJc w:val="right"/>
+      <w:pPr>
+        <w:ind w:left="4320" w:hanging="180"/>
+      </w:pPr>
+    </w:lvl>
+    <w:lvl w:ilvl="6" w:tplc="3809000F" w:tentative="1">
+      <w:start w:val="1"/>
+      <w:numFmt w:val="decimal"/>
+      <w:lvlText w:val="%7."/>
+      <w:lvlJc w:val="left"/>
+      <w:pPr>
+        <w:ind w:left="5040" w:hanging="360"/>
+      </w:pPr>
+    </w:lvl>
+    <w:lvl w:ilvl="7" w:tplc="38090019" w:tentative="1">
+      <w:start w:val="1"/>
+      <w:numFmt w:val="lowerLetter"/>
+      <w:lvlText w:val="%8."/>
+      <w:lvlJc w:val="left"/>
+      <w:pPr>
+        <w:ind w:left="5760" w:hanging="360"/>
+      </w:pPr>
+    </w:lvl>
+    <w:lvl w:ilvl="8" w:tplc="3809001B" w:tentative="1">
+      <w:start w:val="1"/>
+      <w:numFmt w:val="lowerRoman"/>
+      <w:lvlText w:val="%9."/>
+      <w:lvlJc w:val="right"/>
+      <w:pPr>
+        <w:ind w:left="6480" w:hanging="180"/>
+      </w:pPr>
+    </w:lvl>
+  </w:abstractNum>
+  <w:abstractNum w:abstractNumId="9" w15:restartNumberingAfterBreak="0">
+    <w:nsid w:val="1D8A5BA4"/>
+    <w:multiLevelType w:val="hybridMultilevel"/>
+    <w:tmpl w:val="6FCE9BE6"/>
+    <w:lvl w:ilvl="0" w:tplc="1440471C">
+      <w:start w:val="1"/>
+      <w:numFmt w:val="decimal"/>
+      <w:lvlText w:val="%1."/>
+      <w:lvlJc w:val="left"/>
+      <w:pPr>
+        <w:ind w:left="927" w:hanging="360"/>
+      </w:pPr>
+      <w:rPr>
+        <w:rFonts w:hint="default"/>
+      </w:rPr>
+    </w:lvl>
+    <w:lvl w:ilvl="1" w:tplc="38090019" w:tentative="1">
+      <w:start w:val="1"/>
+      <w:numFmt w:val="lowerLetter"/>
+      <w:lvlText w:val="%2."/>
+      <w:lvlJc w:val="left"/>
+      <w:pPr>
+        <w:ind w:left="1647" w:hanging="360"/>
+      </w:pPr>
+    </w:lvl>
+    <w:lvl w:ilvl="2" w:tplc="3809001B" w:tentative="1">
+      <w:start w:val="1"/>
+      <w:numFmt w:val="lowerRoman"/>
+      <w:lvlText w:val="%3."/>
+      <w:lvlJc w:val="right"/>
+      <w:pPr>
+        <w:ind w:left="2367" w:hanging="180"/>
+      </w:pPr>
+    </w:lvl>
+    <w:lvl w:ilvl="3" w:tplc="3809000F" w:tentative="1">
+      <w:start w:val="1"/>
+      <w:numFmt w:val="decimal"/>
+      <w:lvlText w:val="%4."/>
+      <w:lvlJc w:val="left"/>
+      <w:pPr>
+        <w:ind w:left="3087" w:hanging="360"/>
+      </w:pPr>
+    </w:lvl>
+    <w:lvl w:ilvl="4" w:tplc="38090019" w:tentative="1">
+      <w:start w:val="1"/>
+      <w:numFmt w:val="lowerLetter"/>
+      <w:lvlText w:val="%5."/>
+      <w:lvlJc w:val="left"/>
+      <w:pPr>
+        <w:ind w:left="3807" w:hanging="360"/>
+      </w:pPr>
+    </w:lvl>
+    <w:lvl w:ilvl="5" w:tplc="3809001B" w:tentative="1">
+      <w:start w:val="1"/>
+      <w:numFmt w:val="lowerRoman"/>
+      <w:lvlText w:val="%6."/>
+      <w:lvlJc w:val="right"/>
+      <w:pPr>
+        <w:ind w:left="4527" w:hanging="180"/>
+      </w:pPr>
+    </w:lvl>
+    <w:lvl w:ilvl="6" w:tplc="3809000F" w:tentative="1">
+      <w:start w:val="1"/>
+      <w:numFmt w:val="decimal"/>
+      <w:lvlText w:val="%7."/>
+      <w:lvlJc w:val="left"/>
+      <w:pPr>
+        <w:ind w:left="5247" w:hanging="360"/>
+      </w:pPr>
+    </w:lvl>
+    <w:lvl w:ilvl="7" w:tplc="38090019" w:tentative="1">
+      <w:start w:val="1"/>
+      <w:numFmt w:val="lowerLetter"/>
+      <w:lvlText w:val="%8."/>
+      <w:lvlJc w:val="left"/>
+      <w:pPr>
+        <w:ind w:left="5967" w:hanging="360"/>
+      </w:pPr>
+    </w:lvl>
+    <w:lvl w:ilvl="8" w:tplc="3809001B" w:tentative="1">
+      <w:start w:val="1"/>
+      <w:numFmt w:val="lowerRoman"/>
+      <w:lvlText w:val="%9."/>
+      <w:lvlJc w:val="right"/>
+      <w:pPr>
+        <w:ind w:left="6687" w:hanging="180"/>
+      </w:pPr>
+    </w:lvl>
+  </w:abstractNum>
+  <w:abstractNum w:abstractNumId="10" w15:restartNumberingAfterBreak="0">
+    <w:nsid w:val="2162747C"/>
+    <w:multiLevelType w:val="hybridMultilevel"/>
+    <w:tmpl w:val="02A85CC6"/>
+    <w:lvl w:ilvl="0" w:tplc="38090001">
+      <w:start w:val="1"/>
+      <w:numFmt w:val="bullet"/>
+      <w:lvlText w:val=""/>
+      <w:lvlJc w:val="left"/>
+      <w:pPr>
+        <w:ind w:left="720" w:hanging="360"/>
+      </w:pPr>
+      <w:rPr>
+        <w:rFonts w:ascii="Symbol" w:hAnsi="Symbol" w:hint="default"/>
+      </w:rPr>
+    </w:lvl>
+    <w:lvl w:ilvl="1" w:tplc="38090003" w:tentative="1">
+      <w:start w:val="1"/>
+      <w:numFmt w:val="bullet"/>
+      <w:lvlText w:val="o"/>
+      <w:lvlJc w:val="left"/>
+      <w:pPr>
+        <w:ind w:left="1440" w:hanging="360"/>
+      </w:pPr>
+      <w:rPr>
+        <w:rFonts w:ascii="Courier New" w:hAnsi="Courier New" w:cs="Courier New" w:hint="default"/>
+      </w:rPr>
+    </w:lvl>
+    <w:lvl w:ilvl="2" w:tplc="38090005" w:tentative="1">
+      <w:start w:val="1"/>
+      <w:numFmt w:val="bullet"/>
+      <w:lvlText w:val=""/>
+      <w:lvlJc w:val="left"/>
+      <w:pPr>
+        <w:ind w:left="2160" w:hanging="360"/>
+      </w:pPr>
+      <w:rPr>
+        <w:rFonts w:ascii="Wingdings" w:hAnsi="Wingdings" w:hint="default"/>
+      </w:rPr>
+    </w:lvl>
+    <w:lvl w:ilvl="3" w:tplc="38090001" w:tentative="1">
+      <w:start w:val="1"/>
+      <w:numFmt w:val="bullet"/>
+      <w:lvlText w:val=""/>
+      <w:lvlJc w:val="left"/>
+      <w:pPr>
+        <w:ind w:left="2880" w:hanging="360"/>
+      </w:pPr>
+      <w:rPr>
+        <w:rFonts w:ascii="Symbol" w:hAnsi="Symbol" w:hint="default"/>
+      </w:rPr>
+    </w:lvl>
+    <w:lvl w:ilvl="4" w:tplc="38090003" w:tentative="1">
+      <w:start w:val="1"/>
+      <w:numFmt w:val="bullet"/>
+      <w:lvlText w:val="o"/>
+      <w:lvlJc w:val="left"/>
+      <w:pPr>
+        <w:ind w:left="3600" w:hanging="360"/>
+      </w:pPr>
+      <w:rPr>
+        <w:rFonts w:ascii="Courier New" w:hAnsi="Courier New" w:cs="Courier New" w:hint="default"/>
+      </w:rPr>
+    </w:lvl>
+    <w:lvl w:ilvl="5" w:tplc="38090005" w:tentative="1">
+      <w:start w:val="1"/>
+      <w:numFmt w:val="bullet"/>
+      <w:lvlText w:val=""/>
+      <w:lvlJc w:val="left"/>
+      <w:pPr>
+        <w:ind w:left="4320" w:hanging="360"/>
+      </w:pPr>
+      <w:rPr>
+        <w:rFonts w:ascii="Wingdings" w:hAnsi="Wingdings" w:hint="default"/>
+      </w:rPr>
+    </w:lvl>
+    <w:lvl w:ilvl="6" w:tplc="38090001" w:tentative="1">
+      <w:start w:val="1"/>
+      <w:numFmt w:val="bullet"/>
+      <w:lvlText w:val=""/>
+      <w:lvlJc w:val="left"/>
+      <w:pPr>
+        <w:ind w:left="5040" w:hanging="360"/>
+      </w:pPr>
+      <w:rPr>
+        <w:rFonts w:ascii="Symbol" w:hAnsi="Symbol" w:hint="default"/>
+      </w:rPr>
+    </w:lvl>
+    <w:lvl w:ilvl="7" w:tplc="38090003" w:tentative="1">
+      <w:start w:val="1"/>
+      <w:numFmt w:val="bullet"/>
+      <w:lvlText w:val="o"/>
+      <w:lvlJc w:val="left"/>
+      <w:pPr>
+        <w:ind w:left="5760" w:hanging="360"/>
+      </w:pPr>
+      <w:rPr>
+        <w:rFonts w:ascii="Courier New" w:hAnsi="Courier New" w:cs="Courier New" w:hint="default"/>
+      </w:rPr>
+    </w:lvl>
+    <w:lvl w:ilvl="8" w:tplc="38090005" w:tentative="1">
+      <w:start w:val="1"/>
+      <w:numFmt w:val="bullet"/>
+      <w:lvlText w:val=""/>
+      <w:lvlJc w:val="left"/>
+      <w:pPr>
+        <w:ind w:left="6480" w:hanging="360"/>
+      </w:pPr>
+      <w:rPr>
+        <w:rFonts w:ascii="Wingdings" w:hAnsi="Wingdings" w:hint="default"/>
+      </w:rPr>
+    </w:lvl>
+  </w:abstractNum>
+  <w:abstractNum w:abstractNumId="11" w15:restartNumberingAfterBreak="0">
+    <w:nsid w:val="237C7FAE"/>
+    <w:multiLevelType w:val="hybridMultilevel"/>
+    <w:tmpl w:val="0B7A9F0C"/>
+    <w:lvl w:ilvl="0" w:tplc="3809000F">
+      <w:start w:val="1"/>
+      <w:numFmt w:val="decimal"/>
+      <w:lvlText w:val="%1."/>
+      <w:lvlJc w:val="left"/>
+      <w:pPr>
+        <w:ind w:left="720" w:hanging="360"/>
+      </w:pPr>
+    </w:lvl>
+    <w:lvl w:ilvl="1" w:tplc="38090019" w:tentative="1">
+      <w:start w:val="1"/>
+      <w:numFmt w:val="lowerLetter"/>
+      <w:lvlText w:val="%2."/>
+      <w:lvlJc w:val="left"/>
+      <w:pPr>
+        <w:ind w:left="1440" w:hanging="360"/>
+      </w:pPr>
+    </w:lvl>
+    <w:lvl w:ilvl="2" w:tplc="3809001B" w:tentative="1">
+      <w:start w:val="1"/>
+      <w:numFmt w:val="lowerRoman"/>
+      <w:lvlText w:val="%3."/>
+      <w:lvlJc w:val="right"/>
+      <w:pPr>
+        <w:ind w:left="2160" w:hanging="180"/>
+      </w:pPr>
+    </w:lvl>
+    <w:lvl w:ilvl="3" w:tplc="3809000F" w:tentative="1">
+      <w:start w:val="1"/>
+      <w:numFmt w:val="decimal"/>
+      <w:lvlText w:val="%4."/>
+      <w:lvlJc w:val="left"/>
+      <w:pPr>
+        <w:ind w:left="2880" w:hanging="360"/>
+      </w:pPr>
+    </w:lvl>
+    <w:lvl w:ilvl="4" w:tplc="38090019" w:tentative="1">
+      <w:start w:val="1"/>
+      <w:numFmt w:val="lowerLetter"/>
+      <w:lvlText w:val="%5."/>
+      <w:lvlJc w:val="left"/>
+      <w:pPr>
+        <w:ind w:left="3600" w:hanging="360"/>
+      </w:pPr>
+    </w:lvl>
+    <w:lvl w:ilvl="5" w:tplc="3809001B" w:tentative="1">
+      <w:start w:val="1"/>
+      <w:numFmt w:val="lowerRoman"/>
+      <w:lvlText w:val="%6."/>
+      <w:lvlJc w:val="right"/>
+      <w:pPr>
+        <w:ind w:left="4320" w:hanging="180"/>
+      </w:pPr>
+    </w:lvl>
+    <w:lvl w:ilvl="6" w:tplc="3809000F" w:tentative="1">
+      <w:start w:val="1"/>
+      <w:numFmt w:val="decimal"/>
+      <w:lvlText w:val="%7."/>
+      <w:lvlJc w:val="left"/>
+      <w:pPr>
+        <w:ind w:left="5040" w:hanging="360"/>
+      </w:pPr>
+    </w:lvl>
+    <w:lvl w:ilvl="7" w:tplc="38090019" w:tentative="1">
+      <w:start w:val="1"/>
+      <w:numFmt w:val="lowerLetter"/>
+      <w:lvlText w:val="%8."/>
+      <w:lvlJc w:val="left"/>
+      <w:pPr>
+        <w:ind w:left="5760" w:hanging="360"/>
+      </w:pPr>
+    </w:lvl>
+    <w:lvl w:ilvl="8" w:tplc="3809001B" w:tentative="1">
+      <w:start w:val="1"/>
+      <w:numFmt w:val="lowerRoman"/>
+      <w:lvlText w:val="%9."/>
+      <w:lvlJc w:val="right"/>
+      <w:pPr>
+        <w:ind w:left="6480" w:hanging="180"/>
+      </w:pPr>
+    </w:lvl>
+  </w:abstractNum>
+  <w:abstractNum w:abstractNumId="12" w15:restartNumberingAfterBreak="0">
+    <w:nsid w:val="24FF7E0F"/>
+    <w:multiLevelType w:val="hybridMultilevel"/>
+    <w:tmpl w:val="E1145AEC"/>
+    <w:lvl w:ilvl="0" w:tplc="BB18099C">
+      <w:start w:val="1"/>
+      <w:numFmt w:val="decimal"/>
+      <w:lvlText w:val="%1."/>
+      <w:lvlJc w:val="left"/>
+      <w:pPr>
+        <w:ind w:left="927" w:hanging="360"/>
+      </w:pPr>
+      <w:rPr>
+        <w:rFonts w:hint="default"/>
+      </w:rPr>
+    </w:lvl>
+    <w:lvl w:ilvl="1" w:tplc="38090019" w:tentative="1">
+      <w:start w:val="1"/>
+      <w:numFmt w:val="lowerLetter"/>
+      <w:lvlText w:val="%2."/>
+      <w:lvlJc w:val="left"/>
+      <w:pPr>
+        <w:ind w:left="1647" w:hanging="360"/>
+      </w:pPr>
+    </w:lvl>
+    <w:lvl w:ilvl="2" w:tplc="3809001B" w:tentative="1">
+      <w:start w:val="1"/>
+      <w:numFmt w:val="lowerRoman"/>
+      <w:lvlText w:val="%3."/>
+      <w:lvlJc w:val="right"/>
+      <w:pPr>
+        <w:ind w:left="2367" w:hanging="180"/>
+      </w:pPr>
+    </w:lvl>
+    <w:lvl w:ilvl="3" w:tplc="3809000F" w:tentative="1">
+      <w:start w:val="1"/>
+      <w:numFmt w:val="decimal"/>
+      <w:lvlText w:val="%4."/>
+      <w:lvlJc w:val="left"/>
+      <w:pPr>
+        <w:ind w:left="3087" w:hanging="360"/>
+      </w:pPr>
+    </w:lvl>
+    <w:lvl w:ilvl="4" w:tplc="38090019" w:tentative="1">
+      <w:start w:val="1"/>
+      <w:numFmt w:val="lowerLetter"/>
+      <w:lvlText w:val="%5."/>
+      <w:lvlJc w:val="left"/>
+      <w:pPr>
+        <w:ind w:left="3807" w:hanging="360"/>
+      </w:pPr>
+    </w:lvl>
+    <w:lvl w:ilvl="5" w:tplc="3809001B" w:tentative="1">
+      <w:start w:val="1"/>
+      <w:numFmt w:val="lowerRoman"/>
+      <w:lvlText w:val="%6."/>
+      <w:lvlJc w:val="right"/>
+      <w:pPr>
+        <w:ind w:left="4527" w:hanging="180"/>
+      </w:pPr>
+    </w:lvl>
+    <w:lvl w:ilvl="6" w:tplc="3809000F" w:tentative="1">
+      <w:start w:val="1"/>
+      <w:numFmt w:val="decimal"/>
+      <w:lvlText w:val="%7."/>
+      <w:lvlJc w:val="left"/>
+      <w:pPr>
+        <w:ind w:left="5247" w:hanging="360"/>
+      </w:pPr>
+    </w:lvl>
+    <w:lvl w:ilvl="7" w:tplc="38090019" w:tentative="1">
+      <w:start w:val="1"/>
+      <w:numFmt w:val="lowerLetter"/>
+      <w:lvlText w:val="%8."/>
+      <w:lvlJc w:val="left"/>
+      <w:pPr>
+        <w:ind w:left="5967" w:hanging="360"/>
+      </w:pPr>
+    </w:lvl>
+    <w:lvl w:ilvl="8" w:tplc="3809001B" w:tentative="1">
+      <w:start w:val="1"/>
+      <w:numFmt w:val="lowerRoman"/>
+      <w:lvlText w:val="%9."/>
+      <w:lvlJc w:val="right"/>
+      <w:pPr>
+        <w:ind w:left="6687" w:hanging="180"/>
+      </w:pPr>
+    </w:lvl>
+  </w:abstractNum>
+  <w:abstractNum w:abstractNumId="13" w15:restartNumberingAfterBreak="0">
+    <w:nsid w:val="277B5F9A"/>
+    <w:multiLevelType w:val="hybridMultilevel"/>
+    <w:tmpl w:val="E73A5F2C"/>
+    <w:lvl w:ilvl="0" w:tplc="1228EBFC">
+      <w:start w:val="1"/>
+      <w:numFmt w:val="decimal"/>
+      <w:lvlText w:val="2.1.%1"/>
+      <w:lvlJc w:val="left"/>
+      <w:pPr>
+        <w:ind w:left="720" w:hanging="360"/>
+      </w:pPr>
+      <w:rPr>
+        <w:rFonts w:hint="default"/>
+        <w:i w:val="0"/>
+        <w:iCs w:val="0"/>
+      </w:rPr>
+    </w:lvl>
+    <w:lvl w:ilvl="1" w:tplc="04210019" w:tentative="1">
+      <w:start w:val="1"/>
+      <w:numFmt w:val="lowerLetter"/>
+      <w:lvlText w:val="%2."/>
+      <w:lvlJc w:val="left"/>
+      <w:pPr>
+        <w:ind w:left="1440" w:hanging="360"/>
+      </w:pPr>
+    </w:lvl>
+    <w:lvl w:ilvl="2" w:tplc="0421001B" w:tentative="1">
+      <w:start w:val="1"/>
+      <w:numFmt w:val="lowerRoman"/>
+      <w:lvlText w:val="%3."/>
+      <w:lvlJc w:val="right"/>
+      <w:pPr>
+        <w:ind w:left="2160" w:hanging="180"/>
+      </w:pPr>
+    </w:lvl>
+    <w:lvl w:ilvl="3" w:tplc="0421000F" w:tentative="1">
+      <w:start w:val="1"/>
+      <w:numFmt w:val="decimal"/>
+      <w:lvlText w:val="%4."/>
+      <w:lvlJc w:val="left"/>
+      <w:pPr>
+        <w:ind w:left="2880" w:hanging="360"/>
+      </w:pPr>
+    </w:lvl>
+    <w:lvl w:ilvl="4" w:tplc="04210019" w:tentative="1">
+      <w:start w:val="1"/>
+      <w:numFmt w:val="lowerLetter"/>
+      <w:lvlText w:val="%5."/>
+      <w:lvlJc w:val="left"/>
+      <w:pPr>
+        <w:ind w:left="3600" w:hanging="360"/>
+      </w:pPr>
+    </w:lvl>
+    <w:lvl w:ilvl="5" w:tplc="0421001B" w:tentative="1">
+      <w:start w:val="1"/>
+      <w:numFmt w:val="lowerRoman"/>
+      <w:lvlText w:val="%6."/>
+      <w:lvlJc w:val="right"/>
+      <w:pPr>
+        <w:ind w:left="4320" w:hanging="180"/>
+      </w:pPr>
+    </w:lvl>
+    <w:lvl w:ilvl="6" w:tplc="0421000F" w:tentative="1">
+      <w:start w:val="1"/>
+      <w:numFmt w:val="decimal"/>
+      <w:lvlText w:val="%7."/>
+      <w:lvlJc w:val="left"/>
+      <w:pPr>
+        <w:ind w:left="5040" w:hanging="360"/>
+      </w:pPr>
+    </w:lvl>
+    <w:lvl w:ilvl="7" w:tplc="04210019" w:tentative="1">
+      <w:start w:val="1"/>
+      <w:numFmt w:val="lowerLetter"/>
+      <w:lvlText w:val="%8."/>
+      <w:lvlJc w:val="left"/>
+      <w:pPr>
+        <w:ind w:left="5760" w:hanging="360"/>
+      </w:pPr>
+    </w:lvl>
+    <w:lvl w:ilvl="8" w:tplc="0421001B" w:tentative="1">
+      <w:start w:val="1"/>
+      <w:numFmt w:val="lowerRoman"/>
+      <w:lvlText w:val="%9."/>
+      <w:lvlJc w:val="right"/>
+      <w:pPr>
+        <w:ind w:left="6480" w:hanging="180"/>
+      </w:pPr>
+    </w:lvl>
+  </w:abstractNum>
+  <w:abstractNum w:abstractNumId="14" w15:restartNumberingAfterBreak="0">
+    <w:nsid w:val="2AE85329"/>
+    <w:multiLevelType w:val="hybridMultilevel"/>
+    <w:tmpl w:val="04FCB6B2"/>
+    <w:lvl w:ilvl="0" w:tplc="D62A93DA">
+      <w:start w:val="1"/>
+      <w:numFmt w:val="decimal"/>
+      <w:lvlText w:val="1.3.%1"/>
+      <w:lvlJc w:val="left"/>
+      <w:pPr>
+        <w:ind w:left="720" w:hanging="360"/>
+      </w:pPr>
+      <w:rPr>
+        <w:rFonts w:hint="default"/>
+      </w:rPr>
+    </w:lvl>
+    <w:lvl w:ilvl="1" w:tplc="04210019" w:tentative="1">
+      <w:start w:val="1"/>
+      <w:numFmt w:val="lowerLetter"/>
+      <w:lvlText w:val="%2."/>
+      <w:lvlJc w:val="left"/>
+      <w:pPr>
+        <w:ind w:left="1440" w:hanging="360"/>
+      </w:pPr>
+    </w:lvl>
+    <w:lvl w:ilvl="2" w:tplc="0421001B" w:tentative="1">
+      <w:start w:val="1"/>
+      <w:numFmt w:val="lowerRoman"/>
+      <w:lvlText w:val="%3."/>
+      <w:lvlJc w:val="right"/>
+      <w:pPr>
+        <w:ind w:left="2160" w:hanging="180"/>
+      </w:pPr>
+    </w:lvl>
+    <w:lvl w:ilvl="3" w:tplc="0421000F" w:tentative="1">
+      <w:start w:val="1"/>
+      <w:numFmt w:val="decimal"/>
+      <w:lvlText w:val="%4."/>
+      <w:lvlJc w:val="left"/>
+      <w:pPr>
+        <w:ind w:left="2880" w:hanging="360"/>
+      </w:pPr>
+    </w:lvl>
+    <w:lvl w:ilvl="4" w:tplc="04210019" w:tentative="1">
+      <w:start w:val="1"/>
+      <w:numFmt w:val="lowerLetter"/>
+      <w:lvlText w:val="%5."/>
+      <w:lvlJc w:val="left"/>
+      <w:pPr>
+        <w:ind w:left="3600" w:hanging="360"/>
+      </w:pPr>
+    </w:lvl>
+    <w:lvl w:ilvl="5" w:tplc="0421001B" w:tentative="1">
+      <w:start w:val="1"/>
+      <w:numFmt w:val="lowerRoman"/>
+      <w:lvlText w:val="%6."/>
+      <w:lvlJc w:val="right"/>
+      <w:pPr>
+        <w:ind w:left="4320" w:hanging="180"/>
+      </w:pPr>
+    </w:lvl>
+    <w:lvl w:ilvl="6" w:tplc="0421000F" w:tentative="1">
+      <w:start w:val="1"/>
+      <w:numFmt w:val="decimal"/>
+      <w:lvlText w:val="%7."/>
+      <w:lvlJc w:val="left"/>
+      <w:pPr>
+        <w:ind w:left="5040" w:hanging="360"/>
+      </w:pPr>
+    </w:lvl>
+    <w:lvl w:ilvl="7" w:tplc="04210019" w:tentative="1">
+      <w:start w:val="1"/>
+      <w:numFmt w:val="lowerLetter"/>
+      <w:lvlText w:val="%8."/>
+      <w:lvlJc w:val="left"/>
+      <w:pPr>
+        <w:ind w:left="5760" w:hanging="360"/>
+      </w:pPr>
+    </w:lvl>
+    <w:lvl w:ilvl="8" w:tplc="0421001B" w:tentative="1">
+      <w:start w:val="1"/>
+      <w:numFmt w:val="lowerRoman"/>
+      <w:lvlText w:val="%9."/>
+      <w:lvlJc w:val="right"/>
+      <w:pPr>
+        <w:ind w:left="6480" w:hanging="180"/>
+      </w:pPr>
+    </w:lvl>
+  </w:abstractNum>
+  <w:abstractNum w:abstractNumId="15" w15:restartNumberingAfterBreak="0">
+    <w:nsid w:val="2CE87CE1"/>
+    <w:multiLevelType w:val="hybridMultilevel"/>
+    <w:tmpl w:val="6FB2619A"/>
+    <w:lvl w:ilvl="0" w:tplc="3809000F">
+      <w:start w:val="1"/>
+      <w:numFmt w:val="decimal"/>
+      <w:lvlText w:val="%1."/>
+      <w:lvlJc w:val="left"/>
+      <w:pPr>
+        <w:ind w:left="720" w:hanging="360"/>
+      </w:pPr>
+      <w:rPr>
+        <w:rFonts w:hint="default"/>
+      </w:rPr>
+    </w:lvl>
+    <w:lvl w:ilvl="1" w:tplc="38090019" w:tentative="1">
+      <w:start w:val="1"/>
+      <w:numFmt w:val="lowerLetter"/>
+      <w:lvlText w:val="%2."/>
+      <w:lvlJc w:val="left"/>
+      <w:pPr>
+        <w:ind w:left="1440" w:hanging="360"/>
+      </w:pPr>
+    </w:lvl>
+    <w:lvl w:ilvl="2" w:tplc="3809001B" w:tentative="1">
+      <w:start w:val="1"/>
+      <w:numFmt w:val="lowerRoman"/>
+      <w:lvlText w:val="%3."/>
+      <w:lvlJc w:val="right"/>
+      <w:pPr>
+        <w:ind w:left="2160" w:hanging="180"/>
+      </w:pPr>
+    </w:lvl>
+    <w:lvl w:ilvl="3" w:tplc="3809000F" w:tentative="1">
+      <w:start w:val="1"/>
+      <w:numFmt w:val="decimal"/>
+      <w:lvlText w:val="%4."/>
+      <w:lvlJc w:val="left"/>
+      <w:pPr>
+        <w:ind w:left="2880" w:hanging="360"/>
+      </w:pPr>
+    </w:lvl>
+    <w:lvl w:ilvl="4" w:tplc="38090019" w:tentative="1">
+      <w:start w:val="1"/>
+      <w:numFmt w:val="lowerLetter"/>
+      <w:lvlText w:val="%5."/>
+      <w:lvlJc w:val="left"/>
+      <w:pPr>
+        <w:ind w:left="3600" w:hanging="360"/>
+      </w:pPr>
+    </w:lvl>
+    <w:lvl w:ilvl="5" w:tplc="3809001B" w:tentative="1">
+      <w:start w:val="1"/>
+      <w:numFmt w:val="lowerRoman"/>
+      <w:lvlText w:val="%6."/>
+      <w:lvlJc w:val="right"/>
+      <w:pPr>
+        <w:ind w:left="4320" w:hanging="180"/>
+      </w:pPr>
+    </w:lvl>
+    <w:lvl w:ilvl="6" w:tplc="3809000F" w:tentative="1">
+      <w:start w:val="1"/>
+      <w:numFmt w:val="decimal"/>
+      <w:lvlText w:val="%7."/>
+      <w:lvlJc w:val="left"/>
+      <w:pPr>
+        <w:ind w:left="5040" w:hanging="360"/>
+      </w:pPr>
+    </w:lvl>
+    <w:lvl w:ilvl="7" w:tplc="38090019" w:tentative="1">
+      <w:start w:val="1"/>
+      <w:numFmt w:val="lowerLetter"/>
+      <w:lvlText w:val="%8."/>
+      <w:lvlJc w:val="left"/>
+      <w:pPr>
+        <w:ind w:left="5760" w:hanging="360"/>
+      </w:pPr>
+    </w:lvl>
+    <w:lvl w:ilvl="8" w:tplc="3809001B" w:tentative="1">
+      <w:start w:val="1"/>
+      <w:numFmt w:val="lowerRoman"/>
+      <w:lvlText w:val="%9."/>
+      <w:lvlJc w:val="right"/>
+      <w:pPr>
+        <w:ind w:left="6480" w:hanging="180"/>
+      </w:pPr>
+    </w:lvl>
+  </w:abstractNum>
+  <w:abstractNum w:abstractNumId="16" w15:restartNumberingAfterBreak="0">
+    <w:nsid w:val="2D0E30B8"/>
+    <w:multiLevelType w:val="hybridMultilevel"/>
+    <w:tmpl w:val="87D8CCBE"/>
+    <w:lvl w:ilvl="0" w:tplc="69882638">
+      <w:start w:val="1"/>
+      <w:numFmt w:val="decimal"/>
+      <w:lvlText w:val="%1."/>
+      <w:lvlJc w:val="left"/>
+      <w:pPr>
+        <w:ind w:left="927" w:hanging="360"/>
+      </w:pPr>
+      <w:rPr>
+        <w:rFonts w:hint="default"/>
+      </w:rPr>
+    </w:lvl>
+    <w:lvl w:ilvl="1" w:tplc="38090019" w:tentative="1">
+      <w:start w:val="1"/>
+      <w:numFmt w:val="lowerLetter"/>
+      <w:lvlText w:val="%2."/>
+      <w:lvlJc w:val="left"/>
+      <w:pPr>
+        <w:ind w:left="1647" w:hanging="360"/>
+      </w:pPr>
+    </w:lvl>
+    <w:lvl w:ilvl="2" w:tplc="3809001B" w:tentative="1">
+      <w:start w:val="1"/>
+      <w:numFmt w:val="lowerRoman"/>
+      <w:lvlText w:val="%3."/>
+      <w:lvlJc w:val="right"/>
+      <w:pPr>
+        <w:ind w:left="2367" w:hanging="180"/>
+      </w:pPr>
+    </w:lvl>
+    <w:lvl w:ilvl="3" w:tplc="3809000F" w:tentative="1">
+      <w:start w:val="1"/>
+      <w:numFmt w:val="decimal"/>
+      <w:lvlText w:val="%4."/>
+      <w:lvlJc w:val="left"/>
+      <w:pPr>
+        <w:ind w:left="3087" w:hanging="360"/>
+      </w:pPr>
+    </w:lvl>
+    <w:lvl w:ilvl="4" w:tplc="38090019" w:tentative="1">
+      <w:start w:val="1"/>
+      <w:numFmt w:val="lowerLetter"/>
+      <w:lvlText w:val="%5."/>
+      <w:lvlJc w:val="left"/>
+      <w:pPr>
+        <w:ind w:left="3807" w:hanging="360"/>
+      </w:pPr>
+    </w:lvl>
+    <w:lvl w:ilvl="5" w:tplc="3809001B" w:tentative="1">
+      <w:start w:val="1"/>
+      <w:numFmt w:val="lowerRoman"/>
+      <w:lvlText w:val="%6."/>
+      <w:lvlJc w:val="right"/>
+      <w:pPr>
+        <w:ind w:left="4527" w:hanging="180"/>
+      </w:pPr>
+    </w:lvl>
+    <w:lvl w:ilvl="6" w:tplc="3809000F" w:tentative="1">
+      <w:start w:val="1"/>
+      <w:numFmt w:val="decimal"/>
+      <w:lvlText w:val="%7."/>
+      <w:lvlJc w:val="left"/>
+      <w:pPr>
+        <w:ind w:left="5247" w:hanging="360"/>
+      </w:pPr>
+    </w:lvl>
+    <w:lvl w:ilvl="7" w:tplc="38090019" w:tentative="1">
+      <w:start w:val="1"/>
+      <w:numFmt w:val="lowerLetter"/>
+      <w:lvlText w:val="%8."/>
+      <w:lvlJc w:val="left"/>
+      <w:pPr>
+        <w:ind w:left="5967" w:hanging="360"/>
+      </w:pPr>
+    </w:lvl>
+    <w:lvl w:ilvl="8" w:tplc="3809001B" w:tentative="1">
+      <w:start w:val="1"/>
+      <w:numFmt w:val="lowerRoman"/>
+      <w:lvlText w:val="%9."/>
+      <w:lvlJc w:val="right"/>
+      <w:pPr>
+        <w:ind w:left="6687" w:hanging="180"/>
+      </w:pPr>
+    </w:lvl>
+  </w:abstractNum>
+  <w:abstractNum w:abstractNumId="17" w15:restartNumberingAfterBreak="0">
+    <w:nsid w:val="2D106811"/>
+    <w:multiLevelType w:val="hybridMultilevel"/>
+    <w:tmpl w:val="8C1A3800"/>
+    <w:lvl w:ilvl="0" w:tplc="7A860D24">
+      <w:start w:val="1"/>
+      <w:numFmt w:val="decimal"/>
+      <w:lvlText w:val="%1."/>
+      <w:lvlJc w:val="left"/>
+      <w:pPr>
+        <w:ind w:left="927" w:hanging="360"/>
+      </w:pPr>
+      <w:rPr>
+        <w:rFonts w:hint="default"/>
+      </w:rPr>
+    </w:lvl>
+    <w:lvl w:ilvl="1" w:tplc="38090019" w:tentative="1">
+      <w:start w:val="1"/>
+      <w:numFmt w:val="lowerLetter"/>
+      <w:lvlText w:val="%2."/>
+      <w:lvlJc w:val="left"/>
+      <w:pPr>
+        <w:ind w:left="1647" w:hanging="360"/>
+      </w:pPr>
+    </w:lvl>
+    <w:lvl w:ilvl="2" w:tplc="3809001B" w:tentative="1">
+      <w:start w:val="1"/>
+      <w:numFmt w:val="lowerRoman"/>
+      <w:lvlText w:val="%3."/>
+      <w:lvlJc w:val="right"/>
+      <w:pPr>
+        <w:ind w:left="2367" w:hanging="180"/>
+      </w:pPr>
+    </w:lvl>
+    <w:lvl w:ilvl="3" w:tplc="3809000F" w:tentative="1">
+      <w:start w:val="1"/>
+      <w:numFmt w:val="decimal"/>
+      <w:lvlText w:val="%4."/>
+      <w:lvlJc w:val="left"/>
+      <w:pPr>
+        <w:ind w:left="3087" w:hanging="360"/>
+      </w:pPr>
+    </w:lvl>
+    <w:lvl w:ilvl="4" w:tplc="38090019" w:tentative="1">
+      <w:start w:val="1"/>
+      <w:numFmt w:val="lowerLetter"/>
+      <w:lvlText w:val="%5."/>
+      <w:lvlJc w:val="left"/>
+      <w:pPr>
+        <w:ind w:left="3807" w:hanging="360"/>
+      </w:pPr>
+    </w:lvl>
+    <w:lvl w:ilvl="5" w:tplc="3809001B" w:tentative="1">
+      <w:start w:val="1"/>
+      <w:numFmt w:val="lowerRoman"/>
+      <w:lvlText w:val="%6."/>
+      <w:lvlJc w:val="right"/>
+      <w:pPr>
+        <w:ind w:left="4527" w:hanging="180"/>
+      </w:pPr>
+    </w:lvl>
+    <w:lvl w:ilvl="6" w:tplc="3809000F" w:tentative="1">
+      <w:start w:val="1"/>
+      <w:numFmt w:val="decimal"/>
+      <w:lvlText w:val="%7."/>
+      <w:lvlJc w:val="left"/>
+      <w:pPr>
+        <w:ind w:left="5247" w:hanging="360"/>
+      </w:pPr>
+    </w:lvl>
+    <w:lvl w:ilvl="7" w:tplc="38090019" w:tentative="1">
+      <w:start w:val="1"/>
+      <w:numFmt w:val="lowerLetter"/>
+      <w:lvlText w:val="%8."/>
+      <w:lvlJc w:val="left"/>
+      <w:pPr>
+        <w:ind w:left="5967" w:hanging="360"/>
+      </w:pPr>
+    </w:lvl>
+    <w:lvl w:ilvl="8" w:tplc="3809001B" w:tentative="1">
+      <w:start w:val="1"/>
+      <w:numFmt w:val="lowerRoman"/>
+      <w:lvlText w:val="%9."/>
+      <w:lvlJc w:val="right"/>
+      <w:pPr>
+        <w:ind w:left="6687" w:hanging="180"/>
+      </w:pPr>
+    </w:lvl>
+  </w:abstractNum>
+  <w:abstractNum w:abstractNumId="18" w15:restartNumberingAfterBreak="0">
+    <w:nsid w:val="2DFC4D27"/>
+    <w:multiLevelType w:val="hybridMultilevel"/>
+    <w:tmpl w:val="43F2FC54"/>
+    <w:lvl w:ilvl="0" w:tplc="EF309936">
+      <w:start w:val="1"/>
+      <w:numFmt w:val="decimal"/>
+      <w:lvlText w:val="%1."/>
+      <w:lvlJc w:val="left"/>
+      <w:pPr>
+        <w:ind w:left="927" w:hanging="360"/>
+      </w:pPr>
+      <w:rPr>
+        <w:rFonts w:hint="default"/>
+      </w:rPr>
+    </w:lvl>
+    <w:lvl w:ilvl="1" w:tplc="38090019" w:tentative="1">
+      <w:start w:val="1"/>
+      <w:numFmt w:val="lowerLetter"/>
+      <w:lvlText w:val="%2."/>
+      <w:lvlJc w:val="left"/>
+      <w:pPr>
+        <w:ind w:left="1647" w:hanging="360"/>
+      </w:pPr>
+    </w:lvl>
+    <w:lvl w:ilvl="2" w:tplc="3809001B" w:tentative="1">
+      <w:start w:val="1"/>
+      <w:numFmt w:val="lowerRoman"/>
+      <w:lvlText w:val="%3."/>
+      <w:lvlJc w:val="right"/>
+      <w:pPr>
+        <w:ind w:left="2367" w:hanging="180"/>
+      </w:pPr>
+    </w:lvl>
+    <w:lvl w:ilvl="3" w:tplc="3809000F" w:tentative="1">
+      <w:start w:val="1"/>
+      <w:numFmt w:val="decimal"/>
+      <w:lvlText w:val="%4."/>
+      <w:lvlJc w:val="left"/>
+      <w:pPr>
+        <w:ind w:left="3087" w:hanging="360"/>
+      </w:pPr>
+    </w:lvl>
+    <w:lvl w:ilvl="4" w:tplc="38090019" w:tentative="1">
+      <w:start w:val="1"/>
+      <w:numFmt w:val="lowerLetter"/>
+      <w:lvlText w:val="%5."/>
+      <w:lvlJc w:val="left"/>
+      <w:pPr>
+        <w:ind w:left="3807" w:hanging="360"/>
+      </w:pPr>
+    </w:lvl>
+    <w:lvl w:ilvl="5" w:tplc="3809001B" w:tentative="1">
+      <w:start w:val="1"/>
+      <w:numFmt w:val="lowerRoman"/>
+      <w:lvlText w:val="%6."/>
+      <w:lvlJc w:val="right"/>
+      <w:pPr>
+        <w:ind w:left="4527" w:hanging="180"/>
+      </w:pPr>
+    </w:lvl>
+    <w:lvl w:ilvl="6" w:tplc="3809000F" w:tentative="1">
+      <w:start w:val="1"/>
+      <w:numFmt w:val="decimal"/>
+      <w:lvlText w:val="%7."/>
+      <w:lvlJc w:val="left"/>
+      <w:pPr>
+        <w:ind w:left="5247" w:hanging="360"/>
+      </w:pPr>
+    </w:lvl>
+    <w:lvl w:ilvl="7" w:tplc="38090019" w:tentative="1">
+      <w:start w:val="1"/>
+      <w:numFmt w:val="lowerLetter"/>
+      <w:lvlText w:val="%8."/>
+      <w:lvlJc w:val="left"/>
+      <w:pPr>
+        <w:ind w:left="5967" w:hanging="360"/>
+      </w:pPr>
+    </w:lvl>
+    <w:lvl w:ilvl="8" w:tplc="3809001B" w:tentative="1">
+      <w:start w:val="1"/>
+      <w:numFmt w:val="lowerRoman"/>
+      <w:lvlText w:val="%9."/>
+      <w:lvlJc w:val="right"/>
+      <w:pPr>
+        <w:ind w:left="6687" w:hanging="180"/>
+      </w:pPr>
+    </w:lvl>
+  </w:abstractNum>
+  <w:abstractNum w:abstractNumId="19" w15:restartNumberingAfterBreak="0">
+    <w:nsid w:val="2E5C3181"/>
+    <w:multiLevelType w:val="hybridMultilevel"/>
+    <w:tmpl w:val="AC5CAFD4"/>
+    <w:lvl w:ilvl="0" w:tplc="4C1AE166">
+      <w:start w:val="1"/>
+      <w:numFmt w:val="decimal"/>
+      <w:lvlText w:val="%1."/>
+      <w:lvlJc w:val="left"/>
+      <w:pPr>
+        <w:ind w:left="927" w:hanging="360"/>
+      </w:pPr>
+      <w:rPr>
+        <w:rFonts w:hint="default"/>
+      </w:rPr>
+    </w:lvl>
+    <w:lvl w:ilvl="1" w:tplc="38090019" w:tentative="1">
+      <w:start w:val="1"/>
+      <w:numFmt w:val="lowerLetter"/>
+      <w:lvlText w:val="%2."/>
+      <w:lvlJc w:val="left"/>
+      <w:pPr>
+        <w:ind w:left="1647" w:hanging="360"/>
+      </w:pPr>
+    </w:lvl>
+    <w:lvl w:ilvl="2" w:tplc="3809001B" w:tentative="1">
+      <w:start w:val="1"/>
+      <w:numFmt w:val="lowerRoman"/>
+      <w:lvlText w:val="%3."/>
+      <w:lvlJc w:val="right"/>
+      <w:pPr>
+        <w:ind w:left="2367" w:hanging="180"/>
+      </w:pPr>
+    </w:lvl>
+    <w:lvl w:ilvl="3" w:tplc="3809000F" w:tentative="1">
+      <w:start w:val="1"/>
+      <w:numFmt w:val="decimal"/>
+      <w:lvlText w:val="%4."/>
+      <w:lvlJc w:val="left"/>
+      <w:pPr>
+        <w:ind w:left="3087" w:hanging="360"/>
+      </w:pPr>
+    </w:lvl>
+    <w:lvl w:ilvl="4" w:tplc="38090019" w:tentative="1">
+      <w:start w:val="1"/>
+      <w:numFmt w:val="lowerLetter"/>
+      <w:lvlText w:val="%5."/>
+      <w:lvlJc w:val="left"/>
+      <w:pPr>
+        <w:ind w:left="3807" w:hanging="360"/>
+      </w:pPr>
+    </w:lvl>
+    <w:lvl w:ilvl="5" w:tplc="3809001B" w:tentative="1">
+      <w:start w:val="1"/>
+      <w:numFmt w:val="lowerRoman"/>
+      <w:lvlText w:val="%6."/>
+      <w:lvlJc w:val="right"/>
+      <w:pPr>
+        <w:ind w:left="4527" w:hanging="180"/>
+      </w:pPr>
+    </w:lvl>
+    <w:lvl w:ilvl="6" w:tplc="3809000F" w:tentative="1">
+      <w:start w:val="1"/>
+      <w:numFmt w:val="decimal"/>
+      <w:lvlText w:val="%7."/>
+      <w:lvlJc w:val="left"/>
+      <w:pPr>
+        <w:ind w:left="5247" w:hanging="360"/>
+      </w:pPr>
+    </w:lvl>
+    <w:lvl w:ilvl="7" w:tplc="38090019" w:tentative="1">
+      <w:start w:val="1"/>
+      <w:numFmt w:val="lowerLetter"/>
+      <w:lvlText w:val="%8."/>
+      <w:lvlJc w:val="left"/>
+      <w:pPr>
+        <w:ind w:left="5967" w:hanging="360"/>
+      </w:pPr>
+    </w:lvl>
+    <w:lvl w:ilvl="8" w:tplc="3809001B" w:tentative="1">
+      <w:start w:val="1"/>
+      <w:numFmt w:val="lowerRoman"/>
+      <w:lvlText w:val="%9."/>
+      <w:lvlJc w:val="right"/>
+      <w:pPr>
+        <w:ind w:left="6687" w:hanging="180"/>
+      </w:pPr>
+    </w:lvl>
+  </w:abstractNum>
+  <w:abstractNum w:abstractNumId="20" w15:restartNumberingAfterBreak="0">
+    <w:nsid w:val="3814178C"/>
+    <w:multiLevelType w:val="hybridMultilevel"/>
+    <w:tmpl w:val="02CCC7FC"/>
+    <w:lvl w:ilvl="0" w:tplc="1228EBFC">
+      <w:start w:val="1"/>
+      <w:numFmt w:val="decimal"/>
+      <w:lvlText w:val="2.1.%1"/>
+      <w:lvlJc w:val="left"/>
+      <w:pPr>
+        <w:ind w:left="720" w:hanging="360"/>
+      </w:pPr>
+      <w:rPr>
+        <w:rFonts w:hint="default"/>
+        <w:i w:val="0"/>
+        <w:iCs w:val="0"/>
+      </w:rPr>
+    </w:lvl>
+    <w:lvl w:ilvl="1" w:tplc="38090019" w:tentative="1">
+      <w:start w:val="1"/>
+      <w:numFmt w:val="lowerLetter"/>
+      <w:lvlText w:val="%2."/>
+      <w:lvlJc w:val="left"/>
+      <w:pPr>
+        <w:ind w:left="1440" w:hanging="360"/>
+      </w:pPr>
+    </w:lvl>
+    <w:lvl w:ilvl="2" w:tplc="3809001B" w:tentative="1">
+      <w:start w:val="1"/>
+      <w:numFmt w:val="lowerRoman"/>
+      <w:lvlText w:val="%3."/>
+      <w:lvlJc w:val="right"/>
+      <w:pPr>
+        <w:ind w:left="2160" w:hanging="180"/>
+      </w:pPr>
+    </w:lvl>
+    <w:lvl w:ilvl="3" w:tplc="3809000F" w:tentative="1">
+      <w:start w:val="1"/>
+      <w:numFmt w:val="decimal"/>
+      <w:lvlText w:val="%4."/>
+      <w:lvlJc w:val="left"/>
+      <w:pPr>
+        <w:ind w:left="2880" w:hanging="360"/>
+      </w:pPr>
+    </w:lvl>
+    <w:lvl w:ilvl="4" w:tplc="38090019" w:tentative="1">
+      <w:start w:val="1"/>
+      <w:numFmt w:val="lowerLetter"/>
+      <w:lvlText w:val="%5."/>
+      <w:lvlJc w:val="left"/>
+      <w:pPr>
+        <w:ind w:left="3600" w:hanging="360"/>
+      </w:pPr>
+    </w:lvl>
+    <w:lvl w:ilvl="5" w:tplc="3809001B" w:tentative="1">
+      <w:start w:val="1"/>
+      <w:numFmt w:val="lowerRoman"/>
+      <w:lvlText w:val="%6."/>
+      <w:lvlJc w:val="right"/>
+      <w:pPr>
+        <w:ind w:left="4320" w:hanging="180"/>
+      </w:pPr>
+    </w:lvl>
+    <w:lvl w:ilvl="6" w:tplc="3809000F" w:tentative="1">
+      <w:start w:val="1"/>
+      <w:numFmt w:val="decimal"/>
+      <w:lvlText w:val="%7."/>
+      <w:lvlJc w:val="left"/>
+      <w:pPr>
+        <w:ind w:left="5040" w:hanging="360"/>
+      </w:pPr>
+    </w:lvl>
+    <w:lvl w:ilvl="7" w:tplc="38090019" w:tentative="1">
+      <w:start w:val="1"/>
+      <w:numFmt w:val="lowerLetter"/>
+      <w:lvlText w:val="%8."/>
+      <w:lvlJc w:val="left"/>
+      <w:pPr>
+        <w:ind w:left="5760" w:hanging="360"/>
+      </w:pPr>
+    </w:lvl>
+    <w:lvl w:ilvl="8" w:tplc="3809001B" w:tentative="1">
+      <w:start w:val="1"/>
+      <w:numFmt w:val="lowerRoman"/>
+      <w:lvlText w:val="%9."/>
+      <w:lvlJc w:val="right"/>
+      <w:pPr>
+        <w:ind w:left="6480" w:hanging="180"/>
+      </w:pPr>
+    </w:lvl>
+  </w:abstractNum>
+  <w:abstractNum w:abstractNumId="21" w15:restartNumberingAfterBreak="0">
+    <w:nsid w:val="3D077B54"/>
+    <w:multiLevelType w:val="hybridMultilevel"/>
+    <w:tmpl w:val="15B2CC64"/>
+    <w:lvl w:ilvl="0" w:tplc="114AA6E0">
+      <w:start w:val="1"/>
+      <w:numFmt w:val="decimal"/>
+      <w:lvlText w:val="2.%1"/>
+      <w:lvlJc w:val="left"/>
+      <w:pPr>
+        <w:ind w:left="720" w:hanging="360"/>
+      </w:pPr>
+      <w:rPr>
+        <w:rFonts w:hint="default"/>
+      </w:rPr>
+    </w:lvl>
+    <w:lvl w:ilvl="1" w:tplc="04210019" w:tentative="1">
+      <w:start w:val="1"/>
+      <w:numFmt w:val="lowerLetter"/>
+      <w:lvlText w:val="%2."/>
+      <w:lvlJc w:val="left"/>
+      <w:pPr>
+        <w:ind w:left="1440" w:hanging="360"/>
+      </w:pPr>
+    </w:lvl>
+    <w:lvl w:ilvl="2" w:tplc="0421001B" w:tentative="1">
+      <w:start w:val="1"/>
+      <w:numFmt w:val="lowerRoman"/>
+      <w:lvlText w:val="%3."/>
+      <w:lvlJc w:val="right"/>
+      <w:pPr>
+        <w:ind w:left="2160" w:hanging="180"/>
+      </w:pPr>
+    </w:lvl>
+    <w:lvl w:ilvl="3" w:tplc="0421000F" w:tentative="1">
+      <w:start w:val="1"/>
+      <w:numFmt w:val="decimal"/>
+      <w:lvlText w:val="%4."/>
+      <w:lvlJc w:val="left"/>
+      <w:pPr>
+        <w:ind w:left="2880" w:hanging="360"/>
+      </w:pPr>
+    </w:lvl>
+    <w:lvl w:ilvl="4" w:tplc="04210019" w:tentative="1">
+      <w:start w:val="1"/>
+      <w:numFmt w:val="lowerLetter"/>
+      <w:lvlText w:val="%5."/>
+      <w:lvlJc w:val="left"/>
+      <w:pPr>
+        <w:ind w:left="3600" w:hanging="360"/>
+      </w:pPr>
+    </w:lvl>
+    <w:lvl w:ilvl="5" w:tplc="0421001B" w:tentative="1">
+      <w:start w:val="1"/>
+      <w:numFmt w:val="lowerRoman"/>
+      <w:lvlText w:val="%6."/>
+      <w:lvlJc w:val="right"/>
+      <w:pPr>
+        <w:ind w:left="4320" w:hanging="180"/>
+      </w:pPr>
+    </w:lvl>
+    <w:lvl w:ilvl="6" w:tplc="0421000F" w:tentative="1">
+      <w:start w:val="1"/>
+      <w:numFmt w:val="decimal"/>
+      <w:lvlText w:val="%7."/>
+      <w:lvlJc w:val="left"/>
+      <w:pPr>
+        <w:ind w:left="5040" w:hanging="360"/>
+      </w:pPr>
+    </w:lvl>
+    <w:lvl w:ilvl="7" w:tplc="04210019" w:tentative="1">
+      <w:start w:val="1"/>
+      <w:numFmt w:val="lowerLetter"/>
+      <w:lvlText w:val="%8."/>
+      <w:lvlJc w:val="left"/>
+      <w:pPr>
+        <w:ind w:left="5760" w:hanging="360"/>
+      </w:pPr>
+    </w:lvl>
+    <w:lvl w:ilvl="8" w:tplc="0421001B" w:tentative="1">
+      <w:start w:val="1"/>
+      <w:numFmt w:val="lowerRoman"/>
+      <w:lvlText w:val="%9."/>
+      <w:lvlJc w:val="right"/>
+      <w:pPr>
+        <w:ind w:left="6480" w:hanging="180"/>
+      </w:pPr>
+    </w:lvl>
+  </w:abstractNum>
+  <w:abstractNum w:abstractNumId="22" w15:restartNumberingAfterBreak="0">
+    <w:nsid w:val="3FA847A1"/>
+    <w:multiLevelType w:val="hybridMultilevel"/>
+    <w:tmpl w:val="56A6B834"/>
+    <w:lvl w:ilvl="0" w:tplc="FA88D7B2">
+      <w:start w:val="1"/>
+      <w:numFmt w:val="decimal"/>
+      <w:lvlText w:val="%1."/>
+      <w:lvlJc w:val="left"/>
+      <w:pPr>
+        <w:ind w:left="927" w:hanging="360"/>
+      </w:pPr>
+      <w:rPr>
+        <w:rFonts w:hint="default"/>
+      </w:rPr>
+    </w:lvl>
+    <w:lvl w:ilvl="1" w:tplc="38090019" w:tentative="1">
+      <w:start w:val="1"/>
+      <w:numFmt w:val="lowerLetter"/>
+      <w:lvlText w:val="%2."/>
+      <w:lvlJc w:val="left"/>
+      <w:pPr>
+        <w:ind w:left="1647" w:hanging="360"/>
+      </w:pPr>
+    </w:lvl>
+    <w:lvl w:ilvl="2" w:tplc="3809001B" w:tentative="1">
+      <w:start w:val="1"/>
+      <w:numFmt w:val="lowerRoman"/>
+      <w:lvlText w:val="%3."/>
+      <w:lvlJc w:val="right"/>
+      <w:pPr>
+        <w:ind w:left="2367" w:hanging="180"/>
+      </w:pPr>
+    </w:lvl>
+    <w:lvl w:ilvl="3" w:tplc="3809000F" w:tentative="1">
+      <w:start w:val="1"/>
+      <w:numFmt w:val="decimal"/>
+      <w:lvlText w:val="%4."/>
+      <w:lvlJc w:val="left"/>
+      <w:pPr>
+        <w:ind w:left="3087" w:hanging="360"/>
+      </w:pPr>
+    </w:lvl>
+    <w:lvl w:ilvl="4" w:tplc="38090019" w:tentative="1">
+      <w:start w:val="1"/>
+      <w:numFmt w:val="lowerLetter"/>
+      <w:lvlText w:val="%5."/>
+      <w:lvlJc w:val="left"/>
+      <w:pPr>
+        <w:ind w:left="3807" w:hanging="360"/>
+      </w:pPr>
+    </w:lvl>
+    <w:lvl w:ilvl="5" w:tplc="3809001B" w:tentative="1">
+      <w:start w:val="1"/>
+      <w:numFmt w:val="lowerRoman"/>
+      <w:lvlText w:val="%6."/>
+      <w:lvlJc w:val="right"/>
+      <w:pPr>
+        <w:ind w:left="4527" w:hanging="180"/>
+      </w:pPr>
+    </w:lvl>
+    <w:lvl w:ilvl="6" w:tplc="3809000F" w:tentative="1">
+      <w:start w:val="1"/>
+      <w:numFmt w:val="decimal"/>
+      <w:lvlText w:val="%7."/>
+      <w:lvlJc w:val="left"/>
+      <w:pPr>
+        <w:ind w:left="5247" w:hanging="360"/>
+      </w:pPr>
+    </w:lvl>
+    <w:lvl w:ilvl="7" w:tplc="38090019" w:tentative="1">
+      <w:start w:val="1"/>
+      <w:numFmt w:val="lowerLetter"/>
+      <w:lvlText w:val="%8."/>
+      <w:lvlJc w:val="left"/>
+      <w:pPr>
+        <w:ind w:left="5967" w:hanging="360"/>
+      </w:pPr>
+    </w:lvl>
+    <w:lvl w:ilvl="8" w:tplc="3809001B" w:tentative="1">
+      <w:start w:val="1"/>
+      <w:numFmt w:val="lowerRoman"/>
+      <w:lvlText w:val="%9."/>
+      <w:lvlJc w:val="right"/>
+      <w:pPr>
+        <w:ind w:left="6687" w:hanging="180"/>
+      </w:pPr>
+    </w:lvl>
+  </w:abstractNum>
+  <w:abstractNum w:abstractNumId="23" w15:restartNumberingAfterBreak="0">
+    <w:nsid w:val="44CE53E9"/>
+    <w:multiLevelType w:val="hybridMultilevel"/>
+    <w:tmpl w:val="1AB4D9B8"/>
+    <w:lvl w:ilvl="0" w:tplc="04210001">
+      <w:start w:val="1"/>
+      <w:numFmt w:val="bullet"/>
+      <w:lvlText w:val=""/>
+      <w:lvlJc w:val="left"/>
+      <w:pPr>
+        <w:ind w:left="1287" w:hanging="360"/>
+      </w:pPr>
+      <w:rPr>
+        <w:rFonts w:ascii="Symbol" w:hAnsi="Symbol" w:hint="default"/>
+      </w:rPr>
+    </w:lvl>
+    <w:lvl w:ilvl="1" w:tplc="04210003" w:tentative="1">
+      <w:start w:val="1"/>
+      <w:numFmt w:val="bullet"/>
+      <w:lvlText w:val="o"/>
+      <w:lvlJc w:val="left"/>
+      <w:pPr>
+        <w:ind w:left="2007" w:hanging="360"/>
+      </w:pPr>
+      <w:rPr>
+        <w:rFonts w:ascii="Courier New" w:hAnsi="Courier New" w:cs="Courier New" w:hint="default"/>
+      </w:rPr>
+    </w:lvl>
+    <w:lvl w:ilvl="2" w:tplc="04210005" w:tentative="1">
+      <w:start w:val="1"/>
+      <w:numFmt w:val="bullet"/>
+      <w:lvlText w:val=""/>
+      <w:lvlJc w:val="left"/>
+      <w:pPr>
+        <w:ind w:left="2727" w:hanging="360"/>
+      </w:pPr>
+      <w:rPr>
+        <w:rFonts w:ascii="Wingdings" w:hAnsi="Wingdings" w:hint="default"/>
+      </w:rPr>
+    </w:lvl>
+    <w:lvl w:ilvl="3" w:tplc="04210001" w:tentative="1">
+      <w:start w:val="1"/>
+      <w:numFmt w:val="bullet"/>
+      <w:lvlText w:val=""/>
+      <w:lvlJc w:val="left"/>
+      <w:pPr>
+        <w:ind w:left="3447" w:hanging="360"/>
+      </w:pPr>
+      <w:rPr>
+        <w:rFonts w:ascii="Symbol" w:hAnsi="Symbol" w:hint="default"/>
+      </w:rPr>
+    </w:lvl>
+    <w:lvl w:ilvl="4" w:tplc="04210003" w:tentative="1">
+      <w:start w:val="1"/>
+      <w:numFmt w:val="bullet"/>
+      <w:lvlText w:val="o"/>
+      <w:lvlJc w:val="left"/>
+      <w:pPr>
+        <w:ind w:left="4167" w:hanging="360"/>
+      </w:pPr>
+      <w:rPr>
+        <w:rFonts w:ascii="Courier New" w:hAnsi="Courier New" w:cs="Courier New" w:hint="default"/>
+      </w:rPr>
+    </w:lvl>
+    <w:lvl w:ilvl="5" w:tplc="04210005" w:tentative="1">
+      <w:start w:val="1"/>
+      <w:numFmt w:val="bullet"/>
+      <w:lvlText w:val=""/>
+      <w:lvlJc w:val="left"/>
+      <w:pPr>
+        <w:ind w:left="4887" w:hanging="360"/>
+      </w:pPr>
+      <w:rPr>
+        <w:rFonts w:ascii="Wingdings" w:hAnsi="Wingdings" w:hint="default"/>
+      </w:rPr>
+    </w:lvl>
+    <w:lvl w:ilvl="6" w:tplc="04210001" w:tentative="1">
+      <w:start w:val="1"/>
+      <w:numFmt w:val="bullet"/>
+      <w:lvlText w:val=""/>
+      <w:lvlJc w:val="left"/>
+      <w:pPr>
+        <w:ind w:left="5607" w:hanging="360"/>
+      </w:pPr>
+      <w:rPr>
+        <w:rFonts w:ascii="Symbol" w:hAnsi="Symbol" w:hint="default"/>
+      </w:rPr>
+    </w:lvl>
+    <w:lvl w:ilvl="7" w:tplc="04210003" w:tentative="1">
+      <w:start w:val="1"/>
+      <w:numFmt w:val="bullet"/>
+      <w:lvlText w:val="o"/>
+      <w:lvlJc w:val="left"/>
+      <w:pPr>
+        <w:ind w:left="6327" w:hanging="360"/>
+      </w:pPr>
+      <w:rPr>
+        <w:rFonts w:ascii="Courier New" w:hAnsi="Courier New" w:cs="Courier New" w:hint="default"/>
+      </w:rPr>
+    </w:lvl>
+    <w:lvl w:ilvl="8" w:tplc="04210005" w:tentative="1">
+      <w:start w:val="1"/>
+      <w:numFmt w:val="bullet"/>
+      <w:lvlText w:val=""/>
+      <w:lvlJc w:val="left"/>
+      <w:pPr>
+        <w:ind w:left="7047" w:hanging="360"/>
+      </w:pPr>
+      <w:rPr>
+        <w:rFonts w:ascii="Wingdings" w:hAnsi="Wingdings" w:hint="default"/>
+      </w:rPr>
+    </w:lvl>
+  </w:abstractNum>
+  <w:abstractNum w:abstractNumId="24" w15:restartNumberingAfterBreak="0">
+    <w:nsid w:val="49B9159D"/>
+    <w:multiLevelType w:val="hybridMultilevel"/>
+    <w:tmpl w:val="378A3258"/>
+    <w:lvl w:ilvl="0" w:tplc="34786E48">
+      <w:start w:val="1"/>
+      <w:numFmt w:val="decimal"/>
+      <w:lvlText w:val="%1."/>
+      <w:lvlJc w:val="left"/>
+      <w:pPr>
+        <w:ind w:left="927" w:hanging="360"/>
+      </w:pPr>
+      <w:rPr>
+        <w:rFonts w:hint="default"/>
+      </w:rPr>
+    </w:lvl>
+    <w:lvl w:ilvl="1" w:tplc="38090019" w:tentative="1">
+      <w:start w:val="1"/>
+      <w:numFmt w:val="lowerLetter"/>
+      <w:lvlText w:val="%2."/>
+      <w:lvlJc w:val="left"/>
+      <w:pPr>
+        <w:ind w:left="1647" w:hanging="360"/>
+      </w:pPr>
+    </w:lvl>
+    <w:lvl w:ilvl="2" w:tplc="3809001B" w:tentative="1">
+      <w:start w:val="1"/>
+      <w:numFmt w:val="lowerRoman"/>
+      <w:lvlText w:val="%3."/>
+      <w:lvlJc w:val="right"/>
+      <w:pPr>
+        <w:ind w:left="2367" w:hanging="180"/>
+      </w:pPr>
+    </w:lvl>
+    <w:lvl w:ilvl="3" w:tplc="3809000F" w:tentative="1">
+      <w:start w:val="1"/>
+      <w:numFmt w:val="decimal"/>
+      <w:lvlText w:val="%4."/>
+      <w:lvlJc w:val="left"/>
+      <w:pPr>
+        <w:ind w:left="3087" w:hanging="360"/>
+      </w:pPr>
+    </w:lvl>
+    <w:lvl w:ilvl="4" w:tplc="38090019" w:tentative="1">
+      <w:start w:val="1"/>
+      <w:numFmt w:val="lowerLetter"/>
+      <w:lvlText w:val="%5."/>
+      <w:lvlJc w:val="left"/>
+      <w:pPr>
+        <w:ind w:left="3807" w:hanging="360"/>
+      </w:pPr>
+    </w:lvl>
+    <w:lvl w:ilvl="5" w:tplc="3809001B" w:tentative="1">
+      <w:start w:val="1"/>
+      <w:numFmt w:val="lowerRoman"/>
+      <w:lvlText w:val="%6."/>
+      <w:lvlJc w:val="right"/>
+      <w:pPr>
+        <w:ind w:left="4527" w:hanging="180"/>
+      </w:pPr>
+    </w:lvl>
+    <w:lvl w:ilvl="6" w:tplc="3809000F" w:tentative="1">
+      <w:start w:val="1"/>
+      <w:numFmt w:val="decimal"/>
+      <w:lvlText w:val="%7."/>
+      <w:lvlJc w:val="left"/>
+      <w:pPr>
+        <w:ind w:left="5247" w:hanging="360"/>
+      </w:pPr>
+    </w:lvl>
+    <w:lvl w:ilvl="7" w:tplc="38090019" w:tentative="1">
+      <w:start w:val="1"/>
+      <w:numFmt w:val="lowerLetter"/>
+      <w:lvlText w:val="%8."/>
+      <w:lvlJc w:val="left"/>
+      <w:pPr>
+        <w:ind w:left="5967" w:hanging="360"/>
+      </w:pPr>
+    </w:lvl>
+    <w:lvl w:ilvl="8" w:tplc="3809001B" w:tentative="1">
+      <w:start w:val="1"/>
+      <w:numFmt w:val="lowerRoman"/>
+      <w:lvlText w:val="%9."/>
+      <w:lvlJc w:val="right"/>
+      <w:pPr>
+        <w:ind w:left="6687" w:hanging="180"/>
+      </w:pPr>
+    </w:lvl>
+  </w:abstractNum>
+  <w:abstractNum w:abstractNumId="25" w15:restartNumberingAfterBreak="0">
+    <w:nsid w:val="4AA72A66"/>
+    <w:multiLevelType w:val="hybridMultilevel"/>
+    <w:tmpl w:val="E68649EC"/>
+    <w:lvl w:ilvl="0" w:tplc="050E44C0">
+      <w:start w:val="11"/>
+      <w:numFmt w:val="bullet"/>
+      <w:lvlText w:val="-"/>
+      <w:lvlJc w:val="left"/>
+      <w:pPr>
+        <w:ind w:left="720" w:hanging="360"/>
+      </w:pPr>
+      <w:rPr>
+        <w:rFonts w:ascii="Times New Roman" w:eastAsiaTheme="minorHAnsi" w:hAnsi="Times New Roman" w:cs="Times New Roman" w:hint="default"/>
+      </w:rPr>
+    </w:lvl>
+    <w:lvl w:ilvl="1" w:tplc="04210003">
+      <w:start w:val="1"/>
+      <w:numFmt w:val="bullet"/>
+      <w:lvlText w:val="o"/>
+      <w:lvlJc w:val="left"/>
+      <w:pPr>
+        <w:ind w:left="1440" w:hanging="360"/>
+      </w:pPr>
+      <w:rPr>
+        <w:rFonts w:ascii="Courier New" w:hAnsi="Courier New" w:cs="Courier New" w:hint="default"/>
+      </w:rPr>
+    </w:lvl>
+    <w:lvl w:ilvl="2" w:tplc="04210005" w:tentative="1">
+      <w:start w:val="1"/>
+      <w:numFmt w:val="bullet"/>
+      <w:lvlText w:val=""/>
+      <w:lvlJc w:val="left"/>
+      <w:pPr>
+        <w:ind w:left="2160" w:hanging="360"/>
+      </w:pPr>
+      <w:rPr>
+        <w:rFonts w:ascii="Wingdings" w:hAnsi="Wingdings" w:hint="default"/>
+      </w:rPr>
+    </w:lvl>
+    <w:lvl w:ilvl="3" w:tplc="04210001" w:tentative="1">
+      <w:start w:val="1"/>
+      <w:numFmt w:val="bullet"/>
+      <w:lvlText w:val=""/>
+      <w:lvlJc w:val="left"/>
+      <w:pPr>
+        <w:ind w:left="2880" w:hanging="360"/>
+      </w:pPr>
+      <w:rPr>
+        <w:rFonts w:ascii="Symbol" w:hAnsi="Symbol" w:hint="default"/>
+      </w:rPr>
+    </w:lvl>
+    <w:lvl w:ilvl="4" w:tplc="04210003" w:tentative="1">
+      <w:start w:val="1"/>
+      <w:numFmt w:val="bullet"/>
+      <w:lvlText w:val="o"/>
+      <w:lvlJc w:val="left"/>
+      <w:pPr>
+        <w:ind w:left="3600" w:hanging="360"/>
+      </w:pPr>
+      <w:rPr>
+        <w:rFonts w:ascii="Courier New" w:hAnsi="Courier New" w:cs="Courier New" w:hint="default"/>
+      </w:rPr>
+    </w:lvl>
+    <w:lvl w:ilvl="5" w:tplc="04210005" w:tentative="1">
+      <w:start w:val="1"/>
+      <w:numFmt w:val="bullet"/>
+      <w:lvlText w:val=""/>
+      <w:lvlJc w:val="left"/>
+      <w:pPr>
+        <w:ind w:left="4320" w:hanging="360"/>
+      </w:pPr>
+      <w:rPr>
+        <w:rFonts w:ascii="Wingdings" w:hAnsi="Wingdings" w:hint="default"/>
+      </w:rPr>
+    </w:lvl>
+    <w:lvl w:ilvl="6" w:tplc="04210001" w:tentative="1">
+      <w:start w:val="1"/>
+      <w:numFmt w:val="bullet"/>
+      <w:lvlText w:val=""/>
+      <w:lvlJc w:val="left"/>
+      <w:pPr>
+        <w:ind w:left="5040" w:hanging="360"/>
+      </w:pPr>
+      <w:rPr>
+        <w:rFonts w:ascii="Symbol" w:hAnsi="Symbol" w:hint="default"/>
+      </w:rPr>
+    </w:lvl>
+    <w:lvl w:ilvl="7" w:tplc="04210003" w:tentative="1">
+      <w:start w:val="1"/>
+      <w:numFmt w:val="bullet"/>
+      <w:lvlText w:val="o"/>
+      <w:lvlJc w:val="left"/>
+      <w:pPr>
+        <w:ind w:left="5760" w:hanging="360"/>
+      </w:pPr>
+      <w:rPr>
+        <w:rFonts w:ascii="Courier New" w:hAnsi="Courier New" w:cs="Courier New" w:hint="default"/>
+      </w:rPr>
+    </w:lvl>
+    <w:lvl w:ilvl="8" w:tplc="04210005" w:tentative="1">
+      <w:start w:val="1"/>
+      <w:numFmt w:val="bullet"/>
+      <w:lvlText w:val=""/>
+      <w:lvlJc w:val="left"/>
+      <w:pPr>
+        <w:ind w:left="6480" w:hanging="360"/>
+      </w:pPr>
+      <w:rPr>
+        <w:rFonts w:ascii="Wingdings" w:hAnsi="Wingdings" w:hint="default"/>
+      </w:rPr>
+    </w:lvl>
+  </w:abstractNum>
+  <w:abstractNum w:abstractNumId="26" w15:restartNumberingAfterBreak="0">
+    <w:nsid w:val="4D0919DE"/>
+    <w:multiLevelType w:val="hybridMultilevel"/>
+    <w:tmpl w:val="1838622E"/>
+    <w:lvl w:ilvl="0" w:tplc="EBFCE9EE">
+      <w:start w:val="1"/>
+      <w:numFmt w:val="decimal"/>
+      <w:lvlText w:val="%1."/>
+      <w:lvlJc w:val="left"/>
+      <w:pPr>
+        <w:ind w:left="927" w:hanging="360"/>
+      </w:pPr>
+      <w:rPr>
+        <w:rFonts w:hint="default"/>
+      </w:rPr>
+    </w:lvl>
+    <w:lvl w:ilvl="1" w:tplc="38090019" w:tentative="1">
+      <w:start w:val="1"/>
+      <w:numFmt w:val="lowerLetter"/>
+      <w:lvlText w:val="%2."/>
+      <w:lvlJc w:val="left"/>
+      <w:pPr>
+        <w:ind w:left="1647" w:hanging="360"/>
+      </w:pPr>
+    </w:lvl>
+    <w:lvl w:ilvl="2" w:tplc="3809001B" w:tentative="1">
+      <w:start w:val="1"/>
+      <w:numFmt w:val="lowerRoman"/>
+      <w:lvlText w:val="%3."/>
+      <w:lvlJc w:val="right"/>
+      <w:pPr>
+        <w:ind w:left="2367" w:hanging="180"/>
+      </w:pPr>
+    </w:lvl>
+    <w:lvl w:ilvl="3" w:tplc="3809000F" w:tentative="1">
+      <w:start w:val="1"/>
+      <w:numFmt w:val="decimal"/>
+      <w:lvlText w:val="%4."/>
+      <w:lvlJc w:val="left"/>
+      <w:pPr>
+        <w:ind w:left="3087" w:hanging="360"/>
+      </w:pPr>
+    </w:lvl>
+    <w:lvl w:ilvl="4" w:tplc="38090019" w:tentative="1">
+      <w:start w:val="1"/>
+      <w:numFmt w:val="lowerLetter"/>
+      <w:lvlText w:val="%5."/>
+      <w:lvlJc w:val="left"/>
+      <w:pPr>
+        <w:ind w:left="3807" w:hanging="360"/>
+      </w:pPr>
+    </w:lvl>
+    <w:lvl w:ilvl="5" w:tplc="3809001B" w:tentative="1">
+      <w:start w:val="1"/>
+      <w:numFmt w:val="lowerRoman"/>
+      <w:lvlText w:val="%6."/>
+      <w:lvlJc w:val="right"/>
+      <w:pPr>
+        <w:ind w:left="4527" w:hanging="180"/>
+      </w:pPr>
+    </w:lvl>
+    <w:lvl w:ilvl="6" w:tplc="3809000F" w:tentative="1">
+      <w:start w:val="1"/>
+      <w:numFmt w:val="decimal"/>
+      <w:lvlText w:val="%7."/>
+      <w:lvlJc w:val="left"/>
+      <w:pPr>
+        <w:ind w:left="5247" w:hanging="360"/>
+      </w:pPr>
+    </w:lvl>
+    <w:lvl w:ilvl="7" w:tplc="38090019" w:tentative="1">
+      <w:start w:val="1"/>
+      <w:numFmt w:val="lowerLetter"/>
+      <w:lvlText w:val="%8."/>
+      <w:lvlJc w:val="left"/>
+      <w:pPr>
+        <w:ind w:left="5967" w:hanging="360"/>
+      </w:pPr>
+    </w:lvl>
+    <w:lvl w:ilvl="8" w:tplc="3809001B" w:tentative="1">
+      <w:start w:val="1"/>
+      <w:numFmt w:val="lowerRoman"/>
+      <w:lvlText w:val="%9."/>
+      <w:lvlJc w:val="right"/>
+      <w:pPr>
+        <w:ind w:left="6687" w:hanging="180"/>
+      </w:pPr>
+    </w:lvl>
+  </w:abstractNum>
+  <w:abstractNum w:abstractNumId="27" w15:restartNumberingAfterBreak="0">
+    <w:nsid w:val="4D9E7894"/>
+    <w:multiLevelType w:val="hybridMultilevel"/>
+    <w:tmpl w:val="1D522BAC"/>
+    <w:lvl w:ilvl="0" w:tplc="59660394">
+      <w:start w:val="1"/>
+      <w:numFmt w:val="decimal"/>
+      <w:lvlText w:val="3.%1"/>
+      <w:lvlJc w:val="left"/>
+      <w:pPr>
+        <w:ind w:left="720" w:hanging="360"/>
+      </w:pPr>
+      <w:rPr>
+        <w:rFonts w:hint="default"/>
+      </w:rPr>
+    </w:lvl>
+    <w:lvl w:ilvl="1" w:tplc="38090019" w:tentative="1">
+      <w:start w:val="1"/>
+      <w:numFmt w:val="lowerLetter"/>
+      <w:lvlText w:val="%2."/>
+      <w:lvlJc w:val="left"/>
+      <w:pPr>
+        <w:ind w:left="1440" w:hanging="360"/>
+      </w:pPr>
+    </w:lvl>
+    <w:lvl w:ilvl="2" w:tplc="3809001B" w:tentative="1">
+      <w:start w:val="1"/>
+      <w:numFmt w:val="lowerRoman"/>
+      <w:lvlText w:val="%3."/>
+      <w:lvlJc w:val="right"/>
+      <w:pPr>
+        <w:ind w:left="2160" w:hanging="180"/>
+      </w:pPr>
+    </w:lvl>
+    <w:lvl w:ilvl="3" w:tplc="3809000F" w:tentative="1">
+      <w:start w:val="1"/>
+      <w:numFmt w:val="decimal"/>
+      <w:lvlText w:val="%4."/>
+      <w:lvlJc w:val="left"/>
+      <w:pPr>
+        <w:ind w:left="2880" w:hanging="360"/>
+      </w:pPr>
+    </w:lvl>
+    <w:lvl w:ilvl="4" w:tplc="38090019" w:tentative="1">
+      <w:start w:val="1"/>
+      <w:numFmt w:val="lowerLetter"/>
+      <w:lvlText w:val="%5."/>
+      <w:lvlJc w:val="left"/>
+      <w:pPr>
+        <w:ind w:left="3600" w:hanging="360"/>
+      </w:pPr>
+    </w:lvl>
+    <w:lvl w:ilvl="5" w:tplc="3809001B" w:tentative="1">
+      <w:start w:val="1"/>
+      <w:numFmt w:val="lowerRoman"/>
+      <w:lvlText w:val="%6."/>
+      <w:lvlJc w:val="right"/>
+      <w:pPr>
+        <w:ind w:left="4320" w:hanging="180"/>
+      </w:pPr>
+    </w:lvl>
+    <w:lvl w:ilvl="6" w:tplc="3809000F" w:tentative="1">
+      <w:start w:val="1"/>
+      <w:numFmt w:val="decimal"/>
+      <w:lvlText w:val="%7."/>
+      <w:lvlJc w:val="left"/>
+      <w:pPr>
+        <w:ind w:left="5040" w:hanging="360"/>
+      </w:pPr>
+    </w:lvl>
+    <w:lvl w:ilvl="7" w:tplc="38090019" w:tentative="1">
+      <w:start w:val="1"/>
+      <w:numFmt w:val="lowerLetter"/>
+      <w:lvlText w:val="%8."/>
+      <w:lvlJc w:val="left"/>
+      <w:pPr>
+        <w:ind w:left="5760" w:hanging="360"/>
+      </w:pPr>
+    </w:lvl>
+    <w:lvl w:ilvl="8" w:tplc="3809001B" w:tentative="1">
+      <w:start w:val="1"/>
+      <w:numFmt w:val="lowerRoman"/>
+      <w:lvlText w:val="%9."/>
+      <w:lvlJc w:val="right"/>
+      <w:pPr>
+        <w:ind w:left="6480" w:hanging="180"/>
+      </w:pPr>
+    </w:lvl>
+  </w:abstractNum>
+  <w:abstractNum w:abstractNumId="28" w15:restartNumberingAfterBreak="0">
+    <w:nsid w:val="4E3B026B"/>
+    <w:multiLevelType w:val="hybridMultilevel"/>
+    <w:tmpl w:val="216A388C"/>
+    <w:lvl w:ilvl="0" w:tplc="2890639C">
+      <w:start w:val="1"/>
+      <w:numFmt w:val="decimal"/>
+      <w:lvlText w:val="1.%1"/>
+      <w:lvlJc w:val="left"/>
+      <w:pPr>
+        <w:ind w:left="720" w:hanging="360"/>
+      </w:pPr>
+      <w:rPr>
+        <w:rFonts w:hint="default"/>
+      </w:rPr>
+    </w:lvl>
+    <w:lvl w:ilvl="1" w:tplc="38090019" w:tentative="1">
+      <w:start w:val="1"/>
+      <w:numFmt w:val="lowerLetter"/>
+      <w:lvlText w:val="%2."/>
+      <w:lvlJc w:val="left"/>
+      <w:pPr>
+        <w:ind w:left="1440" w:hanging="360"/>
+      </w:pPr>
+    </w:lvl>
+    <w:lvl w:ilvl="2" w:tplc="3809001B" w:tentative="1">
+      <w:start w:val="1"/>
+      <w:numFmt w:val="lowerRoman"/>
+      <w:lvlText w:val="%3."/>
+      <w:lvlJc w:val="right"/>
+      <w:pPr>
+        <w:ind w:left="2160" w:hanging="180"/>
+      </w:pPr>
+    </w:lvl>
+    <w:lvl w:ilvl="3" w:tplc="3809000F" w:tentative="1">
+      <w:start w:val="1"/>
+      <w:numFmt w:val="decimal"/>
+      <w:lvlText w:val="%4."/>
+      <w:lvlJc w:val="left"/>
+      <w:pPr>
+        <w:ind w:left="2880" w:hanging="360"/>
+      </w:pPr>
+    </w:lvl>
+    <w:lvl w:ilvl="4" w:tplc="38090019" w:tentative="1">
+      <w:start w:val="1"/>
+      <w:numFmt w:val="lowerLetter"/>
+      <w:lvlText w:val="%5."/>
+      <w:lvlJc w:val="left"/>
+      <w:pPr>
+        <w:ind w:left="3600" w:hanging="360"/>
+      </w:pPr>
+    </w:lvl>
+    <w:lvl w:ilvl="5" w:tplc="3809001B" w:tentative="1">
+      <w:start w:val="1"/>
+      <w:numFmt w:val="lowerRoman"/>
+      <w:lvlText w:val="%6."/>
+      <w:lvlJc w:val="right"/>
+      <w:pPr>
+        <w:ind w:left="4320" w:hanging="180"/>
+      </w:pPr>
+    </w:lvl>
+    <w:lvl w:ilvl="6" w:tplc="3809000F" w:tentative="1">
+      <w:start w:val="1"/>
+      <w:numFmt w:val="decimal"/>
+      <w:lvlText w:val="%7."/>
+      <w:lvlJc w:val="left"/>
+      <w:pPr>
+        <w:ind w:left="5040" w:hanging="360"/>
+      </w:pPr>
+    </w:lvl>
+    <w:lvl w:ilvl="7" w:tplc="38090019" w:tentative="1">
+      <w:start w:val="1"/>
+      <w:numFmt w:val="lowerLetter"/>
+      <w:lvlText w:val="%8."/>
+      <w:lvlJc w:val="left"/>
+      <w:pPr>
+        <w:ind w:left="5760" w:hanging="360"/>
+      </w:pPr>
+    </w:lvl>
+    <w:lvl w:ilvl="8" w:tplc="3809001B" w:tentative="1">
+      <w:start w:val="1"/>
+      <w:numFmt w:val="lowerRoman"/>
+      <w:lvlText w:val="%9."/>
+      <w:lvlJc w:val="right"/>
+      <w:pPr>
+        <w:ind w:left="6480" w:hanging="180"/>
+      </w:pPr>
+    </w:lvl>
+  </w:abstractNum>
+  <w:abstractNum w:abstractNumId="29" w15:restartNumberingAfterBreak="0">
+    <w:nsid w:val="4E4B69A6"/>
+    <w:multiLevelType w:val="hybridMultilevel"/>
+    <w:tmpl w:val="29CCC712"/>
+    <w:lvl w:ilvl="0" w:tplc="9A6A7B2E">
+      <w:start w:val="1"/>
+      <w:numFmt w:val="decimal"/>
+      <w:lvlText w:val="%1."/>
+      <w:lvlJc w:val="left"/>
+      <w:pPr>
+        <w:ind w:left="927" w:hanging="360"/>
+      </w:pPr>
+      <w:rPr>
+        <w:rFonts w:hint="default"/>
+      </w:rPr>
+    </w:lvl>
+    <w:lvl w:ilvl="1" w:tplc="38090019" w:tentative="1">
+      <w:start w:val="1"/>
+      <w:numFmt w:val="lowerLetter"/>
+      <w:lvlText w:val="%2."/>
+      <w:lvlJc w:val="left"/>
+      <w:pPr>
+        <w:ind w:left="1647" w:hanging="360"/>
+      </w:pPr>
+    </w:lvl>
+    <w:lvl w:ilvl="2" w:tplc="3809001B" w:tentative="1">
+      <w:start w:val="1"/>
+      <w:numFmt w:val="lowerRoman"/>
+      <w:lvlText w:val="%3."/>
+      <w:lvlJc w:val="right"/>
+      <w:pPr>
+        <w:ind w:left="2367" w:hanging="180"/>
+      </w:pPr>
+    </w:lvl>
+    <w:lvl w:ilvl="3" w:tplc="3809000F" w:tentative="1">
+      <w:start w:val="1"/>
+      <w:numFmt w:val="decimal"/>
+      <w:lvlText w:val="%4."/>
+      <w:lvlJc w:val="left"/>
+      <w:pPr>
+        <w:ind w:left="3087" w:hanging="360"/>
+      </w:pPr>
+    </w:lvl>
+    <w:lvl w:ilvl="4" w:tplc="38090019" w:tentative="1">
+      <w:start w:val="1"/>
+      <w:numFmt w:val="lowerLetter"/>
+      <w:lvlText w:val="%5."/>
+      <w:lvlJc w:val="left"/>
+      <w:pPr>
+        <w:ind w:left="3807" w:hanging="360"/>
+      </w:pPr>
+    </w:lvl>
+    <w:lvl w:ilvl="5" w:tplc="3809001B" w:tentative="1">
+      <w:start w:val="1"/>
+      <w:numFmt w:val="lowerRoman"/>
+      <w:lvlText w:val="%6."/>
+      <w:lvlJc w:val="right"/>
+      <w:pPr>
+        <w:ind w:left="4527" w:hanging="180"/>
+      </w:pPr>
+    </w:lvl>
+    <w:lvl w:ilvl="6" w:tplc="3809000F" w:tentative="1">
+      <w:start w:val="1"/>
+      <w:numFmt w:val="decimal"/>
+      <w:lvlText w:val="%7."/>
+      <w:lvlJc w:val="left"/>
+      <w:pPr>
+        <w:ind w:left="5247" w:hanging="360"/>
+      </w:pPr>
+    </w:lvl>
+    <w:lvl w:ilvl="7" w:tplc="38090019" w:tentative="1">
+      <w:start w:val="1"/>
+      <w:numFmt w:val="lowerLetter"/>
+      <w:lvlText w:val="%8."/>
+      <w:lvlJc w:val="left"/>
+      <w:pPr>
+        <w:ind w:left="5967" w:hanging="360"/>
+      </w:pPr>
+    </w:lvl>
+    <w:lvl w:ilvl="8" w:tplc="3809001B" w:tentative="1">
+      <w:start w:val="1"/>
+      <w:numFmt w:val="lowerRoman"/>
+      <w:lvlText w:val="%9."/>
+      <w:lvlJc w:val="right"/>
+      <w:pPr>
+        <w:ind w:left="6687" w:hanging="180"/>
+      </w:pPr>
+    </w:lvl>
+  </w:abstractNum>
+  <w:abstractNum w:abstractNumId="30" w15:restartNumberingAfterBreak="0">
+    <w:nsid w:val="50F8066A"/>
+    <w:multiLevelType w:val="hybridMultilevel"/>
+    <w:tmpl w:val="9C9A4832"/>
+    <w:lvl w:ilvl="0" w:tplc="38090001">
+      <w:start w:val="1"/>
+      <w:numFmt w:val="bullet"/>
+      <w:lvlText w:val=""/>
+      <w:lvlJc w:val="left"/>
+      <w:pPr>
+        <w:ind w:left="1287" w:hanging="360"/>
+      </w:pPr>
+      <w:rPr>
+        <w:rFonts w:ascii="Symbol" w:hAnsi="Symbol" w:hint="default"/>
+      </w:rPr>
+    </w:lvl>
+    <w:lvl w:ilvl="1" w:tplc="38090003" w:tentative="1">
+      <w:start w:val="1"/>
+      <w:numFmt w:val="bullet"/>
+      <w:lvlText w:val="o"/>
+      <w:lvlJc w:val="left"/>
+      <w:pPr>
+        <w:ind w:left="2007" w:hanging="360"/>
+      </w:pPr>
+      <w:rPr>
+        <w:rFonts w:ascii="Courier New" w:hAnsi="Courier New" w:cs="Courier New" w:hint="default"/>
+      </w:rPr>
+    </w:lvl>
+    <w:lvl w:ilvl="2" w:tplc="38090005" w:tentative="1">
+      <w:start w:val="1"/>
+      <w:numFmt w:val="bullet"/>
+      <w:lvlText w:val=""/>
+      <w:lvlJc w:val="left"/>
+      <w:pPr>
+        <w:ind w:left="2727" w:hanging="360"/>
+      </w:pPr>
+      <w:rPr>
+        <w:rFonts w:ascii="Wingdings" w:hAnsi="Wingdings" w:hint="default"/>
+      </w:rPr>
+    </w:lvl>
+    <w:lvl w:ilvl="3" w:tplc="38090001" w:tentative="1">
+      <w:start w:val="1"/>
+      <w:numFmt w:val="bullet"/>
+      <w:lvlText w:val=""/>
+      <w:lvlJc w:val="left"/>
+      <w:pPr>
+        <w:ind w:left="3447" w:hanging="360"/>
+      </w:pPr>
+      <w:rPr>
+        <w:rFonts w:ascii="Symbol" w:hAnsi="Symbol" w:hint="default"/>
+      </w:rPr>
+    </w:lvl>
+    <w:lvl w:ilvl="4" w:tplc="38090003" w:tentative="1">
+      <w:start w:val="1"/>
+      <w:numFmt w:val="bullet"/>
+      <w:lvlText w:val="o"/>
+      <w:lvlJc w:val="left"/>
+      <w:pPr>
+        <w:ind w:left="4167" w:hanging="360"/>
+      </w:pPr>
+      <w:rPr>
+        <w:rFonts w:ascii="Courier New" w:hAnsi="Courier New" w:cs="Courier New" w:hint="default"/>
+      </w:rPr>
+    </w:lvl>
+    <w:lvl w:ilvl="5" w:tplc="38090005" w:tentative="1">
+      <w:start w:val="1"/>
+      <w:numFmt w:val="bullet"/>
+      <w:lvlText w:val=""/>
+      <w:lvlJc w:val="left"/>
+      <w:pPr>
+        <w:ind w:left="4887" w:hanging="360"/>
+      </w:pPr>
+      <w:rPr>
+        <w:rFonts w:ascii="Wingdings" w:hAnsi="Wingdings" w:hint="default"/>
+      </w:rPr>
+    </w:lvl>
+    <w:lvl w:ilvl="6" w:tplc="38090001" w:tentative="1">
+      <w:start w:val="1"/>
+      <w:numFmt w:val="bullet"/>
+      <w:lvlText w:val=""/>
+      <w:lvlJc w:val="left"/>
+      <w:pPr>
+        <w:ind w:left="5607" w:hanging="360"/>
+      </w:pPr>
+      <w:rPr>
+        <w:rFonts w:ascii="Symbol" w:hAnsi="Symbol" w:hint="default"/>
+      </w:rPr>
+    </w:lvl>
+    <w:lvl w:ilvl="7" w:tplc="38090003" w:tentative="1">
+      <w:start w:val="1"/>
+      <w:numFmt w:val="bullet"/>
+      <w:lvlText w:val="o"/>
+      <w:lvlJc w:val="left"/>
+      <w:pPr>
+        <w:ind w:left="6327" w:hanging="360"/>
+      </w:pPr>
+      <w:rPr>
+        <w:rFonts w:ascii="Courier New" w:hAnsi="Courier New" w:cs="Courier New" w:hint="default"/>
+      </w:rPr>
+    </w:lvl>
+    <w:lvl w:ilvl="8" w:tplc="38090005" w:tentative="1">
+      <w:start w:val="1"/>
+      <w:numFmt w:val="bullet"/>
+      <w:lvlText w:val=""/>
+      <w:lvlJc w:val="left"/>
+      <w:pPr>
+        <w:ind w:left="7047" w:hanging="360"/>
+      </w:pPr>
+      <w:rPr>
+        <w:rFonts w:ascii="Wingdings" w:hAnsi="Wingdings" w:hint="default"/>
+      </w:rPr>
+    </w:lvl>
+  </w:abstractNum>
+  <w:abstractNum w:abstractNumId="31" w15:restartNumberingAfterBreak="0">
+    <w:nsid w:val="52955C66"/>
+    <w:multiLevelType w:val="hybridMultilevel"/>
+    <w:tmpl w:val="1C30D6AC"/>
+    <w:lvl w:ilvl="0" w:tplc="9580E462">
+      <w:start w:val="1"/>
+      <w:numFmt w:val="decimal"/>
+      <w:lvlText w:val="4.3.%1"/>
+      <w:lvlJc w:val="left"/>
+      <w:pPr>
+        <w:ind w:left="720" w:hanging="360"/>
+      </w:pPr>
+      <w:rPr>
+        <w:rFonts w:hint="default"/>
+      </w:rPr>
+    </w:lvl>
+    <w:lvl w:ilvl="1" w:tplc="38090019" w:tentative="1">
+      <w:start w:val="1"/>
+      <w:numFmt w:val="lowerLetter"/>
+      <w:lvlText w:val="%2."/>
+      <w:lvlJc w:val="left"/>
+      <w:pPr>
+        <w:ind w:left="1440" w:hanging="360"/>
+      </w:pPr>
+    </w:lvl>
+    <w:lvl w:ilvl="2" w:tplc="3809001B" w:tentative="1">
+      <w:start w:val="1"/>
+      <w:numFmt w:val="lowerRoman"/>
+      <w:lvlText w:val="%3."/>
+      <w:lvlJc w:val="right"/>
+      <w:pPr>
+        <w:ind w:left="2160" w:hanging="180"/>
+      </w:pPr>
+    </w:lvl>
+    <w:lvl w:ilvl="3" w:tplc="3809000F" w:tentative="1">
+      <w:start w:val="1"/>
+      <w:numFmt w:val="decimal"/>
+      <w:lvlText w:val="%4."/>
+      <w:lvlJc w:val="left"/>
+      <w:pPr>
+        <w:ind w:left="2880" w:hanging="360"/>
+      </w:pPr>
+    </w:lvl>
+    <w:lvl w:ilvl="4" w:tplc="38090019" w:tentative="1">
+      <w:start w:val="1"/>
+      <w:numFmt w:val="lowerLetter"/>
+      <w:lvlText w:val="%5."/>
+      <w:lvlJc w:val="left"/>
+      <w:pPr>
+        <w:ind w:left="3600" w:hanging="360"/>
+      </w:pPr>
+    </w:lvl>
+    <w:lvl w:ilvl="5" w:tplc="3809001B" w:tentative="1">
+      <w:start w:val="1"/>
+      <w:numFmt w:val="lowerRoman"/>
+      <w:lvlText w:val="%6."/>
+      <w:lvlJc w:val="right"/>
+      <w:pPr>
+        <w:ind w:left="4320" w:hanging="180"/>
+      </w:pPr>
+    </w:lvl>
+    <w:lvl w:ilvl="6" w:tplc="3809000F" w:tentative="1">
+      <w:start w:val="1"/>
+      <w:numFmt w:val="decimal"/>
+      <w:lvlText w:val="%7."/>
+      <w:lvlJc w:val="left"/>
+      <w:pPr>
+        <w:ind w:left="5040" w:hanging="360"/>
+      </w:pPr>
+    </w:lvl>
+    <w:lvl w:ilvl="7" w:tplc="38090019" w:tentative="1">
+      <w:start w:val="1"/>
+      <w:numFmt w:val="lowerLetter"/>
+      <w:lvlText w:val="%8."/>
+      <w:lvlJc w:val="left"/>
+      <w:pPr>
+        <w:ind w:left="5760" w:hanging="360"/>
+      </w:pPr>
+    </w:lvl>
+    <w:lvl w:ilvl="8" w:tplc="3809001B" w:tentative="1">
+      <w:start w:val="1"/>
+      <w:numFmt w:val="lowerRoman"/>
+      <w:lvlText w:val="%9."/>
+      <w:lvlJc w:val="right"/>
+      <w:pPr>
+        <w:ind w:left="6480" w:hanging="180"/>
+      </w:pPr>
+    </w:lvl>
+  </w:abstractNum>
+  <w:abstractNum w:abstractNumId="32" w15:restartNumberingAfterBreak="0">
+    <w:nsid w:val="54307926"/>
+    <w:multiLevelType w:val="hybridMultilevel"/>
+    <w:tmpl w:val="1FE62B60"/>
+    <w:lvl w:ilvl="0" w:tplc="58949914">
+      <w:start w:val="1"/>
+      <w:numFmt w:val="decimal"/>
+      <w:lvlText w:val="%1."/>
+      <w:lvlJc w:val="left"/>
+      <w:pPr>
+        <w:ind w:left="927" w:hanging="360"/>
+      </w:pPr>
+      <w:rPr>
+        <w:rFonts w:hint="default"/>
+      </w:rPr>
+    </w:lvl>
+    <w:lvl w:ilvl="1" w:tplc="38090019" w:tentative="1">
+      <w:start w:val="1"/>
+      <w:numFmt w:val="lowerLetter"/>
+      <w:lvlText w:val="%2."/>
+      <w:lvlJc w:val="left"/>
+      <w:pPr>
+        <w:ind w:left="1647" w:hanging="360"/>
+      </w:pPr>
+    </w:lvl>
+    <w:lvl w:ilvl="2" w:tplc="3809001B" w:tentative="1">
+      <w:start w:val="1"/>
+      <w:numFmt w:val="lowerRoman"/>
+      <w:lvlText w:val="%3."/>
+      <w:lvlJc w:val="right"/>
+      <w:pPr>
+        <w:ind w:left="2367" w:hanging="180"/>
+      </w:pPr>
+    </w:lvl>
+    <w:lvl w:ilvl="3" w:tplc="3809000F" w:tentative="1">
+      <w:start w:val="1"/>
+      <w:numFmt w:val="decimal"/>
+      <w:lvlText w:val="%4."/>
+      <w:lvlJc w:val="left"/>
+      <w:pPr>
+        <w:ind w:left="3087" w:hanging="360"/>
+      </w:pPr>
+    </w:lvl>
+    <w:lvl w:ilvl="4" w:tplc="38090019" w:tentative="1">
+      <w:start w:val="1"/>
+      <w:numFmt w:val="lowerLetter"/>
+      <w:lvlText w:val="%5."/>
+      <w:lvlJc w:val="left"/>
+      <w:pPr>
+        <w:ind w:left="3807" w:hanging="360"/>
+      </w:pPr>
+    </w:lvl>
+    <w:lvl w:ilvl="5" w:tplc="3809001B" w:tentative="1">
+      <w:start w:val="1"/>
+      <w:numFmt w:val="lowerRoman"/>
+      <w:lvlText w:val="%6."/>
+      <w:lvlJc w:val="right"/>
+      <w:pPr>
+        <w:ind w:left="4527" w:hanging="180"/>
+      </w:pPr>
+    </w:lvl>
+    <w:lvl w:ilvl="6" w:tplc="3809000F" w:tentative="1">
+      <w:start w:val="1"/>
+      <w:numFmt w:val="decimal"/>
+      <w:lvlText w:val="%7."/>
+      <w:lvlJc w:val="left"/>
+      <w:pPr>
+        <w:ind w:left="5247" w:hanging="360"/>
+      </w:pPr>
+    </w:lvl>
+    <w:lvl w:ilvl="7" w:tplc="38090019" w:tentative="1">
+      <w:start w:val="1"/>
+      <w:numFmt w:val="lowerLetter"/>
+      <w:lvlText w:val="%8."/>
+      <w:lvlJc w:val="left"/>
+      <w:pPr>
+        <w:ind w:left="5967" w:hanging="360"/>
+      </w:pPr>
+    </w:lvl>
+    <w:lvl w:ilvl="8" w:tplc="3809001B" w:tentative="1">
+      <w:start w:val="1"/>
+      <w:numFmt w:val="lowerRoman"/>
+      <w:lvlText w:val="%9."/>
+      <w:lvlJc w:val="right"/>
+      <w:pPr>
+        <w:ind w:left="6687" w:hanging="180"/>
+      </w:pPr>
+    </w:lvl>
+  </w:abstractNum>
+  <w:abstractNum w:abstractNumId="33" w15:restartNumberingAfterBreak="0">
+    <w:nsid w:val="60DC1907"/>
+    <w:multiLevelType w:val="hybridMultilevel"/>
+    <w:tmpl w:val="B83C8680"/>
+    <w:lvl w:ilvl="0" w:tplc="5D68BEEA">
+      <w:start w:val="1"/>
+      <w:numFmt w:val="decimal"/>
+      <w:lvlText w:val="%1."/>
+      <w:lvlJc w:val="left"/>
+      <w:pPr>
+        <w:ind w:left="927" w:hanging="360"/>
+      </w:pPr>
+      <w:rPr>
+        <w:rFonts w:hint="default"/>
+      </w:rPr>
+    </w:lvl>
+    <w:lvl w:ilvl="1" w:tplc="38090019" w:tentative="1">
+      <w:start w:val="1"/>
+      <w:numFmt w:val="lowerLetter"/>
+      <w:lvlText w:val="%2."/>
+      <w:lvlJc w:val="left"/>
+      <w:pPr>
+        <w:ind w:left="1647" w:hanging="360"/>
+      </w:pPr>
+    </w:lvl>
+    <w:lvl w:ilvl="2" w:tplc="3809001B" w:tentative="1">
+      <w:start w:val="1"/>
+      <w:numFmt w:val="lowerRoman"/>
+      <w:lvlText w:val="%3."/>
+      <w:lvlJc w:val="right"/>
+      <w:pPr>
+        <w:ind w:left="2367" w:hanging="180"/>
+      </w:pPr>
+    </w:lvl>
+    <w:lvl w:ilvl="3" w:tplc="3809000F" w:tentative="1">
+      <w:start w:val="1"/>
+      <w:numFmt w:val="decimal"/>
+      <w:lvlText w:val="%4."/>
+      <w:lvlJc w:val="left"/>
+      <w:pPr>
+        <w:ind w:left="3087" w:hanging="360"/>
+      </w:pPr>
+    </w:lvl>
+    <w:lvl w:ilvl="4" w:tplc="38090019" w:tentative="1">
+      <w:start w:val="1"/>
+      <w:numFmt w:val="lowerLetter"/>
+      <w:lvlText w:val="%5."/>
+      <w:lvlJc w:val="left"/>
+      <w:pPr>
+        <w:ind w:left="3807" w:hanging="360"/>
+      </w:pPr>
+    </w:lvl>
+    <w:lvl w:ilvl="5" w:tplc="3809001B" w:tentative="1">
+      <w:start w:val="1"/>
+      <w:numFmt w:val="lowerRoman"/>
+      <w:lvlText w:val="%6."/>
+      <w:lvlJc w:val="right"/>
+      <w:pPr>
+        <w:ind w:left="4527" w:hanging="180"/>
+      </w:pPr>
+    </w:lvl>
+    <w:lvl w:ilvl="6" w:tplc="3809000F" w:tentative="1">
+      <w:start w:val="1"/>
+      <w:numFmt w:val="decimal"/>
+      <w:lvlText w:val="%7."/>
+      <w:lvlJc w:val="left"/>
+      <w:pPr>
+        <w:ind w:left="5247" w:hanging="360"/>
+      </w:pPr>
+    </w:lvl>
+    <w:lvl w:ilvl="7" w:tplc="38090019" w:tentative="1">
+      <w:start w:val="1"/>
+      <w:numFmt w:val="lowerLetter"/>
+      <w:lvlText w:val="%8."/>
+      <w:lvlJc w:val="left"/>
+      <w:pPr>
+        <w:ind w:left="5967" w:hanging="360"/>
+      </w:pPr>
+    </w:lvl>
+    <w:lvl w:ilvl="8" w:tplc="3809001B" w:tentative="1">
+      <w:start w:val="1"/>
+      <w:numFmt w:val="lowerRoman"/>
+      <w:lvlText w:val="%9."/>
+      <w:lvlJc w:val="right"/>
+      <w:pPr>
+        <w:ind w:left="6687" w:hanging="180"/>
+      </w:pPr>
+    </w:lvl>
+  </w:abstractNum>
+  <w:abstractNum w:abstractNumId="34" w15:restartNumberingAfterBreak="0">
+    <w:nsid w:val="6858388F"/>
+    <w:multiLevelType w:val="hybridMultilevel"/>
+    <w:tmpl w:val="CB340B3A"/>
+    <w:lvl w:ilvl="0" w:tplc="3809000F">
+      <w:start w:val="1"/>
+      <w:numFmt w:val="decimal"/>
+      <w:lvlText w:val="%1."/>
+      <w:lvlJc w:val="left"/>
+      <w:pPr>
+        <w:ind w:left="720" w:hanging="360"/>
+      </w:pPr>
+      <w:rPr>
+        <w:rFonts w:hint="default"/>
+      </w:rPr>
+    </w:lvl>
+    <w:lvl w:ilvl="1" w:tplc="38090019" w:tentative="1">
+      <w:start w:val="1"/>
+      <w:numFmt w:val="lowerLetter"/>
+      <w:lvlText w:val="%2."/>
+      <w:lvlJc w:val="left"/>
+      <w:pPr>
+        <w:ind w:left="1440" w:hanging="360"/>
+      </w:pPr>
+    </w:lvl>
+    <w:lvl w:ilvl="2" w:tplc="3809001B" w:tentative="1">
+      <w:start w:val="1"/>
+      <w:numFmt w:val="lowerRoman"/>
+      <w:lvlText w:val="%3."/>
+      <w:lvlJc w:val="right"/>
+      <w:pPr>
+        <w:ind w:left="2160" w:hanging="180"/>
+      </w:pPr>
+    </w:lvl>
+    <w:lvl w:ilvl="3" w:tplc="3809000F" w:tentative="1">
+      <w:start w:val="1"/>
+      <w:numFmt w:val="decimal"/>
+      <w:lvlText w:val="%4."/>
+      <w:lvlJc w:val="left"/>
+      <w:pPr>
+        <w:ind w:left="2880" w:hanging="360"/>
+      </w:pPr>
+    </w:lvl>
+    <w:lvl w:ilvl="4" w:tplc="38090019" w:tentative="1">
+      <w:start w:val="1"/>
+      <w:numFmt w:val="lowerLetter"/>
+      <w:lvlText w:val="%5."/>
+      <w:lvlJc w:val="left"/>
+      <w:pPr>
+        <w:ind w:left="3600" w:hanging="360"/>
+      </w:pPr>
+    </w:lvl>
+    <w:lvl w:ilvl="5" w:tplc="3809001B" w:tentative="1">
+      <w:start w:val="1"/>
+      <w:numFmt w:val="lowerRoman"/>
+      <w:lvlText w:val="%6."/>
+      <w:lvlJc w:val="right"/>
+      <w:pPr>
+        <w:ind w:left="4320" w:hanging="180"/>
+      </w:pPr>
+    </w:lvl>
+    <w:lvl w:ilvl="6" w:tplc="3809000F" w:tentative="1">
+      <w:start w:val="1"/>
+      <w:numFmt w:val="decimal"/>
+      <w:lvlText w:val="%7."/>
+      <w:lvlJc w:val="left"/>
+      <w:pPr>
+        <w:ind w:left="5040" w:hanging="360"/>
+      </w:pPr>
+    </w:lvl>
+    <w:lvl w:ilvl="7" w:tplc="38090019" w:tentative="1">
+      <w:start w:val="1"/>
+      <w:numFmt w:val="lowerLetter"/>
+      <w:lvlText w:val="%8."/>
+      <w:lvlJc w:val="left"/>
+      <w:pPr>
+        <w:ind w:left="5760" w:hanging="360"/>
+      </w:pPr>
+    </w:lvl>
+    <w:lvl w:ilvl="8" w:tplc="3809001B" w:tentative="1">
+      <w:start w:val="1"/>
+      <w:numFmt w:val="lowerRoman"/>
+      <w:lvlText w:val="%9."/>
+      <w:lvlJc w:val="right"/>
+      <w:pPr>
+        <w:ind w:left="6480" w:hanging="180"/>
+      </w:pPr>
+    </w:lvl>
+  </w:abstractNum>
+  <w:abstractNum w:abstractNumId="35" w15:restartNumberingAfterBreak="0">
+    <w:nsid w:val="69E2520E"/>
+    <w:multiLevelType w:val="hybridMultilevel"/>
+    <w:tmpl w:val="50D8CC4E"/>
+    <w:lvl w:ilvl="0" w:tplc="9E546A9C">
+      <w:start w:val="1"/>
+      <w:numFmt w:val="lowerLetter"/>
+      <w:lvlText w:val="%1."/>
+      <w:lvlJc w:val="left"/>
+      <w:pPr>
+        <w:ind w:left="927" w:hanging="360"/>
+      </w:pPr>
+      <w:rPr>
+        <w:rFonts w:hint="default"/>
+      </w:rPr>
+    </w:lvl>
+    <w:lvl w:ilvl="1" w:tplc="38090019" w:tentative="1">
+      <w:start w:val="1"/>
+      <w:numFmt w:val="lowerLetter"/>
+      <w:lvlText w:val="%2."/>
+      <w:lvlJc w:val="left"/>
+      <w:pPr>
+        <w:ind w:left="1647" w:hanging="360"/>
+      </w:pPr>
+    </w:lvl>
+    <w:lvl w:ilvl="2" w:tplc="3809001B" w:tentative="1">
+      <w:start w:val="1"/>
+      <w:numFmt w:val="lowerRoman"/>
+      <w:lvlText w:val="%3."/>
+      <w:lvlJc w:val="right"/>
+      <w:pPr>
+        <w:ind w:left="2367" w:hanging="180"/>
+      </w:pPr>
+    </w:lvl>
+    <w:lvl w:ilvl="3" w:tplc="3809000F" w:tentative="1">
+      <w:start w:val="1"/>
+      <w:numFmt w:val="decimal"/>
+      <w:lvlText w:val="%4."/>
+      <w:lvlJc w:val="left"/>
+      <w:pPr>
+        <w:ind w:left="3087" w:hanging="360"/>
+      </w:pPr>
+    </w:lvl>
+    <w:lvl w:ilvl="4" w:tplc="38090019" w:tentative="1">
+      <w:start w:val="1"/>
+      <w:numFmt w:val="lowerLetter"/>
+      <w:lvlText w:val="%5."/>
+      <w:lvlJc w:val="left"/>
+      <w:pPr>
+        <w:ind w:left="3807" w:hanging="360"/>
+      </w:pPr>
+    </w:lvl>
+    <w:lvl w:ilvl="5" w:tplc="3809001B" w:tentative="1">
+      <w:start w:val="1"/>
+      <w:numFmt w:val="lowerRoman"/>
+      <w:lvlText w:val="%6."/>
+      <w:lvlJc w:val="right"/>
+      <w:pPr>
+        <w:ind w:left="4527" w:hanging="180"/>
+      </w:pPr>
+    </w:lvl>
+    <w:lvl w:ilvl="6" w:tplc="3809000F" w:tentative="1">
+      <w:start w:val="1"/>
+      <w:numFmt w:val="decimal"/>
+      <w:lvlText w:val="%7."/>
+      <w:lvlJc w:val="left"/>
+      <w:pPr>
+        <w:ind w:left="5247" w:hanging="360"/>
+      </w:pPr>
+    </w:lvl>
+    <w:lvl w:ilvl="7" w:tplc="38090019" w:tentative="1">
+      <w:start w:val="1"/>
+      <w:numFmt w:val="lowerLetter"/>
+      <w:lvlText w:val="%8."/>
+      <w:lvlJc w:val="left"/>
+      <w:pPr>
+        <w:ind w:left="5967" w:hanging="360"/>
+      </w:pPr>
+    </w:lvl>
+    <w:lvl w:ilvl="8" w:tplc="3809001B" w:tentative="1">
+      <w:start w:val="1"/>
+      <w:numFmt w:val="lowerRoman"/>
+      <w:lvlText w:val="%9."/>
+      <w:lvlJc w:val="right"/>
+      <w:pPr>
+        <w:ind w:left="6687" w:hanging="180"/>
+      </w:pPr>
+    </w:lvl>
+  </w:abstractNum>
+  <w:abstractNum w:abstractNumId="36" w15:restartNumberingAfterBreak="0">
+    <w:nsid w:val="6B7B1E54"/>
+    <w:multiLevelType w:val="hybridMultilevel"/>
+    <w:tmpl w:val="54B87BE2"/>
+    <w:lvl w:ilvl="0" w:tplc="38090001">
+      <w:start w:val="1"/>
+      <w:numFmt w:val="bullet"/>
+      <w:lvlText w:val=""/>
+      <w:lvlJc w:val="left"/>
+      <w:pPr>
+        <w:ind w:left="1287" w:hanging="360"/>
+      </w:pPr>
+      <w:rPr>
+        <w:rFonts w:ascii="Symbol" w:hAnsi="Symbol" w:hint="default"/>
+      </w:rPr>
+    </w:lvl>
+    <w:lvl w:ilvl="1" w:tplc="04210003" w:tentative="1">
+      <w:start w:val="1"/>
+      <w:numFmt w:val="bullet"/>
+      <w:lvlText w:val="o"/>
+      <w:lvlJc w:val="left"/>
+      <w:pPr>
+        <w:ind w:left="2007" w:hanging="360"/>
+      </w:pPr>
+      <w:rPr>
+        <w:rFonts w:ascii="Courier New" w:hAnsi="Courier New" w:cs="Courier New" w:hint="default"/>
+      </w:rPr>
+    </w:lvl>
+    <w:lvl w:ilvl="2" w:tplc="04210005" w:tentative="1">
+      <w:start w:val="1"/>
+      <w:numFmt w:val="bullet"/>
+      <w:lvlText w:val=""/>
+      <w:lvlJc w:val="left"/>
+      <w:pPr>
+        <w:ind w:left="2727" w:hanging="360"/>
+      </w:pPr>
+      <w:rPr>
+        <w:rFonts w:ascii="Wingdings" w:hAnsi="Wingdings" w:hint="default"/>
+      </w:rPr>
+    </w:lvl>
+    <w:lvl w:ilvl="3" w:tplc="04210001" w:tentative="1">
+      <w:start w:val="1"/>
+      <w:numFmt w:val="bullet"/>
+      <w:lvlText w:val=""/>
+      <w:lvlJc w:val="left"/>
+      <w:pPr>
+        <w:ind w:left="3447" w:hanging="360"/>
+      </w:pPr>
+      <w:rPr>
+        <w:rFonts w:ascii="Symbol" w:hAnsi="Symbol" w:hint="default"/>
+      </w:rPr>
+    </w:lvl>
+    <w:lvl w:ilvl="4" w:tplc="04210003" w:tentative="1">
+      <w:start w:val="1"/>
+      <w:numFmt w:val="bullet"/>
+      <w:lvlText w:val="o"/>
+      <w:lvlJc w:val="left"/>
+      <w:pPr>
+        <w:ind w:left="4167" w:hanging="360"/>
+      </w:pPr>
+      <w:rPr>
+        <w:rFonts w:ascii="Courier New" w:hAnsi="Courier New" w:cs="Courier New" w:hint="default"/>
+      </w:rPr>
+    </w:lvl>
+    <w:lvl w:ilvl="5" w:tplc="04210005" w:tentative="1">
+      <w:start w:val="1"/>
+      <w:numFmt w:val="bullet"/>
+      <w:lvlText w:val=""/>
+      <w:lvlJc w:val="left"/>
+      <w:pPr>
+        <w:ind w:left="4887" w:hanging="360"/>
+      </w:pPr>
+      <w:rPr>
+        <w:rFonts w:ascii="Wingdings" w:hAnsi="Wingdings" w:hint="default"/>
+      </w:rPr>
+    </w:lvl>
+    <w:lvl w:ilvl="6" w:tplc="04210001" w:tentative="1">
+      <w:start w:val="1"/>
+      <w:numFmt w:val="bullet"/>
+      <w:lvlText w:val=""/>
+      <w:lvlJc w:val="left"/>
+      <w:pPr>
+        <w:ind w:left="5607" w:hanging="360"/>
+      </w:pPr>
+      <w:rPr>
+        <w:rFonts w:ascii="Symbol" w:hAnsi="Symbol" w:hint="default"/>
+      </w:rPr>
+    </w:lvl>
+    <w:lvl w:ilvl="7" w:tplc="04210003" w:tentative="1">
+      <w:start w:val="1"/>
+      <w:numFmt w:val="bullet"/>
+      <w:lvlText w:val="o"/>
+      <w:lvlJc w:val="left"/>
+      <w:pPr>
+        <w:ind w:left="6327" w:hanging="360"/>
+      </w:pPr>
+      <w:rPr>
+        <w:rFonts w:ascii="Courier New" w:hAnsi="Courier New" w:cs="Courier New" w:hint="default"/>
+      </w:rPr>
+    </w:lvl>
+    <w:lvl w:ilvl="8" w:tplc="04210005" w:tentative="1">
+      <w:start w:val="1"/>
+      <w:numFmt w:val="bullet"/>
+      <w:lvlText w:val=""/>
+      <w:lvlJc w:val="left"/>
+      <w:pPr>
+        <w:ind w:left="7047" w:hanging="360"/>
+      </w:pPr>
+      <w:rPr>
+        <w:rFonts w:ascii="Wingdings" w:hAnsi="Wingdings" w:hint="default"/>
+      </w:rPr>
+    </w:lvl>
+  </w:abstractNum>
+  <w:abstractNum w:abstractNumId="37" w15:restartNumberingAfterBreak="0">
+    <w:nsid w:val="6FFF5F7A"/>
+    <w:multiLevelType w:val="hybridMultilevel"/>
+    <w:tmpl w:val="54C0A052"/>
+    <w:lvl w:ilvl="0" w:tplc="88F23D4E">
+      <w:start w:val="1"/>
+      <w:numFmt w:val="decimal"/>
+      <w:lvlText w:val="%1."/>
+      <w:lvlJc w:val="left"/>
+      <w:pPr>
+        <w:ind w:left="927" w:hanging="360"/>
+      </w:pPr>
+      <w:rPr>
+        <w:rFonts w:hint="default"/>
+      </w:rPr>
+    </w:lvl>
+    <w:lvl w:ilvl="1" w:tplc="38090019" w:tentative="1">
+      <w:start w:val="1"/>
+      <w:numFmt w:val="lowerLetter"/>
+      <w:lvlText w:val="%2."/>
+      <w:lvlJc w:val="left"/>
+      <w:pPr>
+        <w:ind w:left="1647" w:hanging="360"/>
+      </w:pPr>
+    </w:lvl>
+    <w:lvl w:ilvl="2" w:tplc="3809001B" w:tentative="1">
+      <w:start w:val="1"/>
+      <w:numFmt w:val="lowerRoman"/>
+      <w:lvlText w:val="%3."/>
+      <w:lvlJc w:val="right"/>
+      <w:pPr>
+        <w:ind w:left="2367" w:hanging="180"/>
+      </w:pPr>
+    </w:lvl>
+    <w:lvl w:ilvl="3" w:tplc="3809000F" w:tentative="1">
+      <w:start w:val="1"/>
+      <w:numFmt w:val="decimal"/>
+      <w:lvlText w:val="%4."/>
+      <w:lvlJc w:val="left"/>
+      <w:pPr>
+        <w:ind w:left="3087" w:hanging="360"/>
+      </w:pPr>
+    </w:lvl>
+    <w:lvl w:ilvl="4" w:tplc="38090019" w:tentative="1">
+      <w:start w:val="1"/>
+      <w:numFmt w:val="lowerLetter"/>
+      <w:lvlText w:val="%5."/>
+      <w:lvlJc w:val="left"/>
+      <w:pPr>
+        <w:ind w:left="3807" w:hanging="360"/>
+      </w:pPr>
+    </w:lvl>
+    <w:lvl w:ilvl="5" w:tplc="3809001B" w:tentative="1">
+      <w:start w:val="1"/>
+      <w:numFmt w:val="lowerRoman"/>
+      <w:lvlText w:val="%6."/>
+      <w:lvlJc w:val="right"/>
+      <w:pPr>
+        <w:ind w:left="4527" w:hanging="180"/>
+      </w:pPr>
+    </w:lvl>
+    <w:lvl w:ilvl="6" w:tplc="3809000F" w:tentative="1">
+      <w:start w:val="1"/>
+      <w:numFmt w:val="decimal"/>
+      <w:lvlText w:val="%7."/>
+      <w:lvlJc w:val="left"/>
+      <w:pPr>
+        <w:ind w:left="5247" w:hanging="360"/>
+      </w:pPr>
+    </w:lvl>
+    <w:lvl w:ilvl="7" w:tplc="38090019" w:tentative="1">
+      <w:start w:val="1"/>
+      <w:numFmt w:val="lowerLetter"/>
+      <w:lvlText w:val="%8."/>
+      <w:lvlJc w:val="left"/>
+      <w:pPr>
+        <w:ind w:left="5967" w:hanging="360"/>
+      </w:pPr>
+    </w:lvl>
+    <w:lvl w:ilvl="8" w:tplc="3809001B" w:tentative="1">
+      <w:start w:val="1"/>
+      <w:numFmt w:val="lowerRoman"/>
+      <w:lvlText w:val="%9."/>
+      <w:lvlJc w:val="right"/>
+      <w:pPr>
+        <w:ind w:left="6687" w:hanging="180"/>
+      </w:pPr>
+    </w:lvl>
+  </w:abstractNum>
+  <w:abstractNum w:abstractNumId="38" w15:restartNumberingAfterBreak="0">
+    <w:nsid w:val="70721A17"/>
+    <w:multiLevelType w:val="hybridMultilevel"/>
+    <w:tmpl w:val="37A4E95C"/>
+    <w:lvl w:ilvl="0" w:tplc="3809000F">
+      <w:start w:val="1"/>
+      <w:numFmt w:val="decimal"/>
+      <w:lvlText w:val="%1."/>
+      <w:lvlJc w:val="left"/>
+      <w:pPr>
+        <w:ind w:left="720" w:hanging="360"/>
+      </w:pPr>
+      <w:rPr>
+        <w:rFonts w:hint="default"/>
+      </w:rPr>
+    </w:lvl>
+    <w:lvl w:ilvl="1" w:tplc="38090019" w:tentative="1">
+      <w:start w:val="1"/>
+      <w:numFmt w:val="lowerLetter"/>
+      <w:lvlText w:val="%2."/>
+      <w:lvlJc w:val="left"/>
+      <w:pPr>
+        <w:ind w:left="1440" w:hanging="360"/>
+      </w:pPr>
+    </w:lvl>
+    <w:lvl w:ilvl="2" w:tplc="3809001B" w:tentative="1">
+      <w:start w:val="1"/>
+      <w:numFmt w:val="lowerRoman"/>
+      <w:lvlText w:val="%3."/>
+      <w:lvlJc w:val="right"/>
+      <w:pPr>
+        <w:ind w:left="2160" w:hanging="180"/>
+      </w:pPr>
+    </w:lvl>
+    <w:lvl w:ilvl="3" w:tplc="3809000F" w:tentative="1">
+      <w:start w:val="1"/>
+      <w:numFmt w:val="decimal"/>
+      <w:lvlText w:val="%4."/>
+      <w:lvlJc w:val="left"/>
+      <w:pPr>
+        <w:ind w:left="2880" w:hanging="360"/>
+      </w:pPr>
+    </w:lvl>
+    <w:lvl w:ilvl="4" w:tplc="38090019" w:tentative="1">
+      <w:start w:val="1"/>
+      <w:numFmt w:val="lowerLetter"/>
+      <w:lvlText w:val="%5."/>
+      <w:lvlJc w:val="left"/>
+      <w:pPr>
+        <w:ind w:left="3600" w:hanging="360"/>
+      </w:pPr>
+    </w:lvl>
+    <w:lvl w:ilvl="5" w:tplc="3809001B" w:tentative="1">
+      <w:start w:val="1"/>
+      <w:numFmt w:val="lowerRoman"/>
+      <w:lvlText w:val="%6."/>
+      <w:lvlJc w:val="right"/>
+      <w:pPr>
+        <w:ind w:left="4320" w:hanging="180"/>
+      </w:pPr>
+    </w:lvl>
+    <w:lvl w:ilvl="6" w:tplc="3809000F" w:tentative="1">
+      <w:start w:val="1"/>
+      <w:numFmt w:val="decimal"/>
+      <w:lvlText w:val="%7."/>
+      <w:lvlJc w:val="left"/>
+      <w:pPr>
+        <w:ind w:left="5040" w:hanging="360"/>
+      </w:pPr>
+    </w:lvl>
+    <w:lvl w:ilvl="7" w:tplc="38090019" w:tentative="1">
+      <w:start w:val="1"/>
+      <w:numFmt w:val="lowerLetter"/>
+      <w:lvlText w:val="%8."/>
+      <w:lvlJc w:val="left"/>
+      <w:pPr>
+        <w:ind w:left="5760" w:hanging="360"/>
+      </w:pPr>
+    </w:lvl>
+    <w:lvl w:ilvl="8" w:tplc="3809001B" w:tentative="1">
+      <w:start w:val="1"/>
+      <w:numFmt w:val="lowerRoman"/>
+      <w:lvlText w:val="%9."/>
+      <w:lvlJc w:val="right"/>
+      <w:pPr>
+        <w:ind w:left="6480" w:hanging="180"/>
+      </w:pPr>
+    </w:lvl>
+  </w:abstractNum>
+  <w:abstractNum w:abstractNumId="39" w15:restartNumberingAfterBreak="0">
+    <w:nsid w:val="70971B1F"/>
+    <w:multiLevelType w:val="hybridMultilevel"/>
+    <w:tmpl w:val="35BCEA6A"/>
+    <w:lvl w:ilvl="0" w:tplc="9D0A324A">
+      <w:start w:val="1"/>
+      <w:numFmt w:val="decimal"/>
+      <w:lvlText w:val="%1."/>
+      <w:lvlJc w:val="left"/>
+      <w:pPr>
+        <w:ind w:left="927" w:hanging="360"/>
+      </w:pPr>
+      <w:rPr>
+        <w:rFonts w:hint="default"/>
+        <w:i w:val="0"/>
+        <w:iCs w:val="0"/>
+      </w:rPr>
+    </w:lvl>
+    <w:lvl w:ilvl="1" w:tplc="38090019" w:tentative="1">
+      <w:start w:val="1"/>
+      <w:numFmt w:val="lowerLetter"/>
+      <w:lvlText w:val="%2."/>
+      <w:lvlJc w:val="left"/>
+      <w:pPr>
+        <w:ind w:left="1647" w:hanging="360"/>
+      </w:pPr>
+    </w:lvl>
+    <w:lvl w:ilvl="2" w:tplc="3809001B" w:tentative="1">
+      <w:start w:val="1"/>
+      <w:numFmt w:val="lowerRoman"/>
+      <w:lvlText w:val="%3."/>
+      <w:lvlJc w:val="right"/>
+      <w:pPr>
+        <w:ind w:left="2367" w:hanging="180"/>
+      </w:pPr>
+    </w:lvl>
+    <w:lvl w:ilvl="3" w:tplc="3809000F" w:tentative="1">
+      <w:start w:val="1"/>
+      <w:numFmt w:val="decimal"/>
+      <w:lvlText w:val="%4."/>
+      <w:lvlJc w:val="left"/>
+      <w:pPr>
+        <w:ind w:left="3087" w:hanging="360"/>
+      </w:pPr>
+    </w:lvl>
+    <w:lvl w:ilvl="4" w:tplc="38090019" w:tentative="1">
+      <w:start w:val="1"/>
+      <w:numFmt w:val="lowerLetter"/>
+      <w:lvlText w:val="%5."/>
+      <w:lvlJc w:val="left"/>
+      <w:pPr>
+        <w:ind w:left="3807" w:hanging="360"/>
+      </w:pPr>
+    </w:lvl>
+    <w:lvl w:ilvl="5" w:tplc="3809001B" w:tentative="1">
+      <w:start w:val="1"/>
+      <w:numFmt w:val="lowerRoman"/>
+      <w:lvlText w:val="%6."/>
+      <w:lvlJc w:val="right"/>
+      <w:pPr>
+        <w:ind w:left="4527" w:hanging="180"/>
+      </w:pPr>
+    </w:lvl>
+    <w:lvl w:ilvl="6" w:tplc="3809000F" w:tentative="1">
+      <w:start w:val="1"/>
+      <w:numFmt w:val="decimal"/>
+      <w:lvlText w:val="%7."/>
+      <w:lvlJc w:val="left"/>
+      <w:pPr>
+        <w:ind w:left="5247" w:hanging="360"/>
+      </w:pPr>
+    </w:lvl>
+    <w:lvl w:ilvl="7" w:tplc="38090019" w:tentative="1">
+      <w:start w:val="1"/>
+      <w:numFmt w:val="lowerLetter"/>
+      <w:lvlText w:val="%8."/>
+      <w:lvlJc w:val="left"/>
+      <w:pPr>
+        <w:ind w:left="5967" w:hanging="360"/>
+      </w:pPr>
+    </w:lvl>
+    <w:lvl w:ilvl="8" w:tplc="3809001B" w:tentative="1">
+      <w:start w:val="1"/>
+      <w:numFmt w:val="lowerRoman"/>
+      <w:lvlText w:val="%9."/>
+      <w:lvlJc w:val="right"/>
+      <w:pPr>
+        <w:ind w:left="6687" w:hanging="180"/>
+      </w:pPr>
+    </w:lvl>
+  </w:abstractNum>
+  <w:abstractNum w:abstractNumId="40" w15:restartNumberingAfterBreak="0">
+    <w:nsid w:val="718C591D"/>
+    <w:multiLevelType w:val="hybridMultilevel"/>
+    <w:tmpl w:val="3222BA86"/>
+    <w:lvl w:ilvl="0" w:tplc="4FA0FFFC">
+      <w:start w:val="1"/>
+      <w:numFmt w:val="decimal"/>
+      <w:lvlText w:val="%1."/>
+      <w:lvlJc w:val="left"/>
+      <w:pPr>
+        <w:ind w:left="927" w:hanging="360"/>
+      </w:pPr>
+      <w:rPr>
+        <w:rFonts w:hint="default"/>
+      </w:rPr>
+    </w:lvl>
+    <w:lvl w:ilvl="1" w:tplc="38090019" w:tentative="1">
+      <w:start w:val="1"/>
+      <w:numFmt w:val="lowerLetter"/>
+      <w:lvlText w:val="%2."/>
+      <w:lvlJc w:val="left"/>
+      <w:pPr>
+        <w:ind w:left="1647" w:hanging="360"/>
+      </w:pPr>
+    </w:lvl>
+    <w:lvl w:ilvl="2" w:tplc="3809001B" w:tentative="1">
+      <w:start w:val="1"/>
+      <w:numFmt w:val="lowerRoman"/>
+      <w:lvlText w:val="%3."/>
+      <w:lvlJc w:val="right"/>
+      <w:pPr>
+        <w:ind w:left="2367" w:hanging="180"/>
+      </w:pPr>
+    </w:lvl>
+    <w:lvl w:ilvl="3" w:tplc="3809000F" w:tentative="1">
+      <w:start w:val="1"/>
+      <w:numFmt w:val="decimal"/>
+      <w:lvlText w:val="%4."/>
+      <w:lvlJc w:val="left"/>
+      <w:pPr>
+        <w:ind w:left="3087" w:hanging="360"/>
+      </w:pPr>
+    </w:lvl>
+    <w:lvl w:ilvl="4" w:tplc="38090019" w:tentative="1">
+      <w:start w:val="1"/>
+      <w:numFmt w:val="lowerLetter"/>
+      <w:lvlText w:val="%5."/>
+      <w:lvlJc w:val="left"/>
+      <w:pPr>
+        <w:ind w:left="3807" w:hanging="360"/>
+      </w:pPr>
+    </w:lvl>
+    <w:lvl w:ilvl="5" w:tplc="3809001B" w:tentative="1">
+      <w:start w:val="1"/>
+      <w:numFmt w:val="lowerRoman"/>
+      <w:lvlText w:val="%6."/>
+      <w:lvlJc w:val="right"/>
+      <w:pPr>
+        <w:ind w:left="4527" w:hanging="180"/>
+      </w:pPr>
+    </w:lvl>
+    <w:lvl w:ilvl="6" w:tplc="3809000F" w:tentative="1">
+      <w:start w:val="1"/>
+      <w:numFmt w:val="decimal"/>
+      <w:lvlText w:val="%7."/>
+      <w:lvlJc w:val="left"/>
+      <w:pPr>
+        <w:ind w:left="5247" w:hanging="360"/>
+      </w:pPr>
+    </w:lvl>
+    <w:lvl w:ilvl="7" w:tplc="38090019" w:tentative="1">
+      <w:start w:val="1"/>
+      <w:numFmt w:val="lowerLetter"/>
+      <w:lvlText w:val="%8."/>
+      <w:lvlJc w:val="left"/>
+      <w:pPr>
+        <w:ind w:left="5967" w:hanging="360"/>
+      </w:pPr>
+    </w:lvl>
+    <w:lvl w:ilvl="8" w:tplc="3809001B" w:tentative="1">
+      <w:start w:val="1"/>
+      <w:numFmt w:val="lowerRoman"/>
+      <w:lvlText w:val="%9."/>
+      <w:lvlJc w:val="right"/>
+      <w:pPr>
+        <w:ind w:left="6687" w:hanging="180"/>
+      </w:pPr>
+    </w:lvl>
+  </w:abstractNum>
+  <w:abstractNum w:abstractNumId="41" w15:restartNumberingAfterBreak="0">
+    <w:nsid w:val="72E45BE0"/>
+    <w:multiLevelType w:val="hybridMultilevel"/>
+    <w:tmpl w:val="B470DCF2"/>
+    <w:lvl w:ilvl="0" w:tplc="0409000F">
+      <w:start w:val="1"/>
+      <w:numFmt w:val="decimal"/>
+      <w:lvlText w:val="%1."/>
+      <w:lvlJc w:val="left"/>
+      <w:pPr>
+        <w:ind w:left="720" w:hanging="360"/>
+      </w:pPr>
+    </w:lvl>
+    <w:lvl w:ilvl="1" w:tplc="04090019" w:tentative="1">
+      <w:start w:val="1"/>
+      <w:numFmt w:val="lowerLetter"/>
+      <w:lvlText w:val="%2."/>
+      <w:lvlJc w:val="left"/>
+      <w:pPr>
+        <w:ind w:left="1440" w:hanging="360"/>
+      </w:pPr>
+    </w:lvl>
+    <w:lvl w:ilvl="2" w:tplc="0409001B" w:tentative="1">
+      <w:start w:val="1"/>
+      <w:numFmt w:val="lowerRoman"/>
+      <w:lvlText w:val="%3."/>
+      <w:lvlJc w:val="right"/>
+      <w:pPr>
+        <w:ind w:left="2160" w:hanging="180"/>
+      </w:pPr>
+    </w:lvl>
+    <w:lvl w:ilvl="3" w:tplc="0409000F" w:tentative="1">
+      <w:start w:val="1"/>
+      <w:numFmt w:val="decimal"/>
+      <w:lvlText w:val="%4."/>
+      <w:lvlJc w:val="left"/>
+      <w:pPr>
+        <w:ind w:left="2880" w:hanging="360"/>
+      </w:pPr>
+    </w:lvl>
+    <w:lvl w:ilvl="4" w:tplc="04090019" w:tentative="1">
+      <w:start w:val="1"/>
+      <w:numFmt w:val="lowerLetter"/>
+      <w:lvlText w:val="%5."/>
+      <w:lvlJc w:val="left"/>
+      <w:pPr>
+        <w:ind w:left="3600" w:hanging="360"/>
+      </w:pPr>
+    </w:lvl>
+    <w:lvl w:ilvl="5" w:tplc="0409001B" w:tentative="1">
+      <w:start w:val="1"/>
+      <w:numFmt w:val="lowerRoman"/>
+      <w:lvlText w:val="%6."/>
+      <w:lvlJc w:val="right"/>
+      <w:pPr>
+        <w:ind w:left="4320" w:hanging="180"/>
+      </w:pPr>
+    </w:lvl>
+    <w:lvl w:ilvl="6" w:tplc="0409000F" w:tentative="1">
+      <w:start w:val="1"/>
+      <w:numFmt w:val="decimal"/>
+      <w:lvlText w:val="%7."/>
+      <w:lvlJc w:val="left"/>
+      <w:pPr>
+        <w:ind w:left="5040" w:hanging="360"/>
+      </w:pPr>
+    </w:lvl>
+    <w:lvl w:ilvl="7" w:tplc="04090019" w:tentative="1">
+      <w:start w:val="1"/>
+      <w:numFmt w:val="lowerLetter"/>
+      <w:lvlText w:val="%8."/>
+      <w:lvlJc w:val="left"/>
+      <w:pPr>
+        <w:ind w:left="5760" w:hanging="360"/>
+      </w:pPr>
+    </w:lvl>
+    <w:lvl w:ilvl="8" w:tplc="0409001B" w:tentative="1">
+      <w:start w:val="1"/>
+      <w:numFmt w:val="lowerRoman"/>
+      <w:lvlText w:val="%9."/>
+      <w:lvlJc w:val="right"/>
+      <w:pPr>
+        <w:ind w:left="6480" w:hanging="180"/>
+      </w:pPr>
+    </w:lvl>
+  </w:abstractNum>
+  <w:abstractNum w:abstractNumId="42" w15:restartNumberingAfterBreak="0">
+    <w:nsid w:val="77BE0B4F"/>
+    <w:multiLevelType w:val="hybridMultilevel"/>
+    <w:tmpl w:val="62B8A5FA"/>
+    <w:lvl w:ilvl="0" w:tplc="97F288AA">
+      <w:start w:val="1"/>
+      <w:numFmt w:val="decimal"/>
+      <w:lvlText w:val="%1."/>
+      <w:lvlJc w:val="left"/>
+      <w:pPr>
+        <w:ind w:left="927" w:hanging="360"/>
+      </w:pPr>
+      <w:rPr>
+        <w:rFonts w:hint="default"/>
+      </w:rPr>
+    </w:lvl>
+    <w:lvl w:ilvl="1" w:tplc="38090019" w:tentative="1">
+      <w:start w:val="1"/>
+      <w:numFmt w:val="lowerLetter"/>
+      <w:lvlText w:val="%2."/>
+      <w:lvlJc w:val="left"/>
+      <w:pPr>
+        <w:ind w:left="1647" w:hanging="360"/>
+      </w:pPr>
+    </w:lvl>
+    <w:lvl w:ilvl="2" w:tplc="3809001B" w:tentative="1">
+      <w:start w:val="1"/>
+      <w:numFmt w:val="lowerRoman"/>
+      <w:lvlText w:val="%3."/>
+      <w:lvlJc w:val="right"/>
+      <w:pPr>
+        <w:ind w:left="2367" w:hanging="180"/>
+      </w:pPr>
+    </w:lvl>
+    <w:lvl w:ilvl="3" w:tplc="3809000F" w:tentative="1">
+      <w:start w:val="1"/>
+      <w:numFmt w:val="decimal"/>
+      <w:lvlText w:val="%4."/>
+      <w:lvlJc w:val="left"/>
+      <w:pPr>
+        <w:ind w:left="3087" w:hanging="360"/>
+      </w:pPr>
+    </w:lvl>
+    <w:lvl w:ilvl="4" w:tplc="38090019" w:tentative="1">
+      <w:start w:val="1"/>
+      <w:numFmt w:val="lowerLetter"/>
+      <w:lvlText w:val="%5."/>
+      <w:lvlJc w:val="left"/>
+      <w:pPr>
+        <w:ind w:left="3807" w:hanging="360"/>
+      </w:pPr>
+    </w:lvl>
+    <w:lvl w:ilvl="5" w:tplc="3809001B" w:tentative="1">
+      <w:start w:val="1"/>
+      <w:numFmt w:val="lowerRoman"/>
+      <w:lvlText w:val="%6."/>
+      <w:lvlJc w:val="right"/>
+      <w:pPr>
+        <w:ind w:left="4527" w:hanging="180"/>
+      </w:pPr>
+    </w:lvl>
+    <w:lvl w:ilvl="6" w:tplc="3809000F" w:tentative="1">
+      <w:start w:val="1"/>
+      <w:numFmt w:val="decimal"/>
+      <w:lvlText w:val="%7."/>
+      <w:lvlJc w:val="left"/>
+      <w:pPr>
+        <w:ind w:left="5247" w:hanging="360"/>
+      </w:pPr>
+    </w:lvl>
+    <w:lvl w:ilvl="7" w:tplc="38090019" w:tentative="1">
+      <w:start w:val="1"/>
+      <w:numFmt w:val="lowerLetter"/>
+      <w:lvlText w:val="%8."/>
+      <w:lvlJc w:val="left"/>
+      <w:pPr>
+        <w:ind w:left="5967" w:hanging="360"/>
+      </w:pPr>
+    </w:lvl>
+    <w:lvl w:ilvl="8" w:tplc="3809001B" w:tentative="1">
+      <w:start w:val="1"/>
+      <w:numFmt w:val="lowerRoman"/>
+      <w:lvlText w:val="%9."/>
+      <w:lvlJc w:val="right"/>
+      <w:pPr>
+        <w:ind w:left="6687" w:hanging="180"/>
+      </w:pPr>
+    </w:lvl>
+  </w:abstractNum>
+  <w:abstractNum w:abstractNumId="43" w15:restartNumberingAfterBreak="0">
+    <w:nsid w:val="78A05364"/>
+    <w:multiLevelType w:val="hybridMultilevel"/>
+    <w:tmpl w:val="AF2CD948"/>
+    <w:lvl w:ilvl="0" w:tplc="59660394">
+      <w:start w:val="1"/>
+      <w:numFmt w:val="decimal"/>
+      <w:lvlText w:val="3.%1"/>
+      <w:lvlJc w:val="left"/>
+      <w:pPr>
+        <w:ind w:left="720" w:hanging="360"/>
+      </w:pPr>
+      <w:rPr>
+        <w:rFonts w:hint="default"/>
+      </w:rPr>
+    </w:lvl>
+    <w:lvl w:ilvl="1" w:tplc="38090019" w:tentative="1">
+      <w:start w:val="1"/>
+      <w:numFmt w:val="lowerLetter"/>
+      <w:lvlText w:val="%2."/>
+      <w:lvlJc w:val="left"/>
+      <w:pPr>
+        <w:ind w:left="1440" w:hanging="360"/>
+      </w:pPr>
+    </w:lvl>
+    <w:lvl w:ilvl="2" w:tplc="3809001B" w:tentative="1">
+      <w:start w:val="1"/>
+      <w:numFmt w:val="lowerRoman"/>
+      <w:lvlText w:val="%3."/>
+      <w:lvlJc w:val="right"/>
+      <w:pPr>
+        <w:ind w:left="2160" w:hanging="180"/>
+      </w:pPr>
+    </w:lvl>
+    <w:lvl w:ilvl="3" w:tplc="3809000F" w:tentative="1">
+      <w:start w:val="1"/>
+      <w:numFmt w:val="decimal"/>
+      <w:lvlText w:val="%4."/>
+      <w:lvlJc w:val="left"/>
+      <w:pPr>
+        <w:ind w:left="2880" w:hanging="360"/>
+      </w:pPr>
+    </w:lvl>
+    <w:lvl w:ilvl="4" w:tplc="38090019" w:tentative="1">
+      <w:start w:val="1"/>
+      <w:numFmt w:val="lowerLetter"/>
+      <w:lvlText w:val="%5."/>
+      <w:lvlJc w:val="left"/>
+      <w:pPr>
+        <w:ind w:left="3600" w:hanging="360"/>
+      </w:pPr>
+    </w:lvl>
+    <w:lvl w:ilvl="5" w:tplc="3809001B" w:tentative="1">
+      <w:start w:val="1"/>
+      <w:numFmt w:val="lowerRoman"/>
+      <w:lvlText w:val="%6."/>
+      <w:lvlJc w:val="right"/>
+      <w:pPr>
+        <w:ind w:left="4320" w:hanging="180"/>
+      </w:pPr>
+    </w:lvl>
+    <w:lvl w:ilvl="6" w:tplc="3809000F" w:tentative="1">
+      <w:start w:val="1"/>
+      <w:numFmt w:val="decimal"/>
+      <w:lvlText w:val="%7."/>
+      <w:lvlJc w:val="left"/>
+      <w:pPr>
+        <w:ind w:left="5040" w:hanging="360"/>
+      </w:pPr>
+    </w:lvl>
+    <w:lvl w:ilvl="7" w:tplc="38090019" w:tentative="1">
+      <w:start w:val="1"/>
+      <w:numFmt w:val="lowerLetter"/>
+      <w:lvlText w:val="%8."/>
+      <w:lvlJc w:val="left"/>
+      <w:pPr>
+        <w:ind w:left="5760" w:hanging="360"/>
+      </w:pPr>
+    </w:lvl>
+    <w:lvl w:ilvl="8" w:tplc="3809001B" w:tentative="1">
+      <w:start w:val="1"/>
+      <w:numFmt w:val="lowerRoman"/>
+      <w:lvlText w:val="%9."/>
+      <w:lvlJc w:val="right"/>
+      <w:pPr>
+        <w:ind w:left="6480" w:hanging="180"/>
+      </w:pPr>
+    </w:lvl>
+  </w:abstractNum>
+  <w:abstractNum w:abstractNumId="44" w15:restartNumberingAfterBreak="0">
+    <w:nsid w:val="7DB85723"/>
+    <w:multiLevelType w:val="hybridMultilevel"/>
+    <w:tmpl w:val="61126EE8"/>
+    <w:lvl w:ilvl="0" w:tplc="D62A93DA">
+      <w:start w:val="1"/>
+      <w:numFmt w:val="decimal"/>
+      <w:lvlText w:val="1.3.%1"/>
+      <w:lvlJc w:val="left"/>
+      <w:pPr>
+        <w:ind w:left="720" w:hanging="360"/>
+      </w:pPr>
+      <w:rPr>
+        <w:rFonts w:hint="default"/>
+      </w:rPr>
+    </w:lvl>
+    <w:lvl w:ilvl="1" w:tplc="38090019" w:tentative="1">
+      <w:start w:val="1"/>
+      <w:numFmt w:val="lowerLetter"/>
+      <w:lvlText w:val="%2."/>
+      <w:lvlJc w:val="left"/>
+      <w:pPr>
+        <w:ind w:left="1440" w:hanging="360"/>
+      </w:pPr>
+    </w:lvl>
+    <w:lvl w:ilvl="2" w:tplc="3809001B" w:tentative="1">
+      <w:start w:val="1"/>
+      <w:numFmt w:val="lowerRoman"/>
+      <w:lvlText w:val="%3."/>
+      <w:lvlJc w:val="right"/>
+      <w:pPr>
+        <w:ind w:left="2160" w:hanging="180"/>
+      </w:pPr>
+    </w:lvl>
+    <w:lvl w:ilvl="3" w:tplc="3809000F" w:tentative="1">
+      <w:start w:val="1"/>
+      <w:numFmt w:val="decimal"/>
+      <w:lvlText w:val="%4."/>
+      <w:lvlJc w:val="left"/>
+      <w:pPr>
+        <w:ind w:left="2880" w:hanging="360"/>
+      </w:pPr>
+    </w:lvl>
+    <w:lvl w:ilvl="4" w:tplc="38090019" w:tentative="1">
+      <w:start w:val="1"/>
+      <w:numFmt w:val="lowerLetter"/>
+      <w:lvlText w:val="%5."/>
+      <w:lvlJc w:val="left"/>
+      <w:pPr>
+        <w:ind w:left="3600" w:hanging="360"/>
+      </w:pPr>
+    </w:lvl>
+    <w:lvl w:ilvl="5" w:tplc="3809001B" w:tentative="1">
+      <w:start w:val="1"/>
+      <w:numFmt w:val="lowerRoman"/>
+      <w:lvlText w:val="%6."/>
+      <w:lvlJc w:val="right"/>
+      <w:pPr>
+        <w:ind w:left="4320" w:hanging="180"/>
+      </w:pPr>
+    </w:lvl>
+    <w:lvl w:ilvl="6" w:tplc="3809000F" w:tentative="1">
+      <w:start w:val="1"/>
+      <w:numFmt w:val="decimal"/>
+      <w:lvlText w:val="%7."/>
+      <w:lvlJc w:val="left"/>
+      <w:pPr>
+        <w:ind w:left="5040" w:hanging="360"/>
+      </w:pPr>
+    </w:lvl>
+    <w:lvl w:ilvl="7" w:tplc="38090019" w:tentative="1">
+      <w:start w:val="1"/>
+      <w:numFmt w:val="lowerLetter"/>
+      <w:lvlText w:val="%8."/>
+      <w:lvlJc w:val="left"/>
+      <w:pPr>
+        <w:ind w:left="5760" w:hanging="360"/>
+      </w:pPr>
+    </w:lvl>
+    <w:lvl w:ilvl="8" w:tplc="3809001B" w:tentative="1">
+      <w:start w:val="1"/>
+      <w:numFmt w:val="lowerRoman"/>
+      <w:lvlText w:val="%9."/>
+      <w:lvlJc w:val="right"/>
+      <w:pPr>
+        <w:ind w:left="6480" w:hanging="180"/>
+      </w:pPr>
+    </w:lvl>
+  </w:abstractNum>
+  <w:abstractNum w:abstractNumId="45" w15:restartNumberingAfterBreak="0">
+    <w:nsid w:val="7FAF3819"/>
+    <w:multiLevelType w:val="hybridMultilevel"/>
+    <w:tmpl w:val="B1381D6C"/>
+    <w:lvl w:ilvl="0" w:tplc="5A223410">
+      <w:start w:val="1"/>
+      <w:numFmt w:val="decimal"/>
+      <w:lvlText w:val="%1."/>
+      <w:lvlJc w:val="left"/>
+      <w:pPr>
+        <w:ind w:left="927" w:hanging="360"/>
+      </w:pPr>
+      <w:rPr>
+        <w:rFonts w:hint="default"/>
+      </w:rPr>
+    </w:lvl>
+    <w:lvl w:ilvl="1" w:tplc="38090019" w:tentative="1">
+      <w:start w:val="1"/>
+      <w:numFmt w:val="lowerLetter"/>
+      <w:lvlText w:val="%2."/>
+      <w:lvlJc w:val="left"/>
+      <w:pPr>
+        <w:ind w:left="1647" w:hanging="360"/>
+      </w:pPr>
+    </w:lvl>
+    <w:lvl w:ilvl="2" w:tplc="3809001B" w:tentative="1">
+      <w:start w:val="1"/>
+      <w:numFmt w:val="lowerRoman"/>
+      <w:lvlText w:val="%3."/>
+      <w:lvlJc w:val="right"/>
+      <w:pPr>
+        <w:ind w:left="2367" w:hanging="180"/>
+      </w:pPr>
+    </w:lvl>
+    <w:lvl w:ilvl="3" w:tplc="3809000F" w:tentative="1">
+      <w:start w:val="1"/>
+      <w:numFmt w:val="decimal"/>
+      <w:lvlText w:val="%4."/>
+      <w:lvlJc w:val="left"/>
+      <w:pPr>
+        <w:ind w:left="3087" w:hanging="360"/>
+      </w:pPr>
+    </w:lvl>
+    <w:lvl w:ilvl="4" w:tplc="38090019" w:tentative="1">
+      <w:start w:val="1"/>
+      <w:numFmt w:val="lowerLetter"/>
+      <w:lvlText w:val="%5."/>
+      <w:lvlJc w:val="left"/>
+      <w:pPr>
+        <w:ind w:left="3807" w:hanging="360"/>
+      </w:pPr>
+    </w:lvl>
+    <w:lvl w:ilvl="5" w:tplc="3809001B" w:tentative="1">
+      <w:start w:val="1"/>
+      <w:numFmt w:val="lowerRoman"/>
+      <w:lvlText w:val="%6."/>
+      <w:lvlJc w:val="right"/>
+      <w:pPr>
+        <w:ind w:left="4527" w:hanging="180"/>
+      </w:pPr>
+    </w:lvl>
+    <w:lvl w:ilvl="6" w:tplc="3809000F" w:tentative="1">
+      <w:start w:val="1"/>
+      <w:numFmt w:val="decimal"/>
+      <w:lvlText w:val="%7."/>
+      <w:lvlJc w:val="left"/>
+      <w:pPr>
+        <w:ind w:left="5247" w:hanging="360"/>
+      </w:pPr>
+    </w:lvl>
+    <w:lvl w:ilvl="7" w:tplc="38090019" w:tentative="1">
+      <w:start w:val="1"/>
+      <w:numFmt w:val="lowerLetter"/>
+      <w:lvlText w:val="%8."/>
+      <w:lvlJc w:val="left"/>
+      <w:pPr>
+        <w:ind w:left="5967" w:hanging="360"/>
+      </w:pPr>
+    </w:lvl>
+    <w:lvl w:ilvl="8" w:tplc="3809001B" w:tentative="1">
+      <w:start w:val="1"/>
+      <w:numFmt w:val="lowerRoman"/>
+      <w:lvlText w:val="%9."/>
+      <w:lvlJc w:val="right"/>
+      <w:pPr>
+        <w:ind w:left="6687" w:hanging="180"/>
+      </w:pPr>
+    </w:lvl>
+  </w:abstractNum>
+  <w:num w:numId="1" w16cid:durableId="1340622956">
+    <w:abstractNumId w:val="41"/>
+  </w:num>
+  <w:num w:numId="2" w16cid:durableId="390614976">
+    <w:abstractNumId w:val="28"/>
+  </w:num>
+  <w:num w:numId="3" w16cid:durableId="480535672">
+    <w:abstractNumId w:val="44"/>
+  </w:num>
+  <w:num w:numId="4" w16cid:durableId="1294023647">
+    <w:abstractNumId w:val="43"/>
+  </w:num>
+  <w:num w:numId="5" w16cid:durableId="1271938990">
+    <w:abstractNumId w:val="2"/>
+  </w:num>
+  <w:num w:numId="6" w16cid:durableId="968819287">
+    <w:abstractNumId w:val="17"/>
+  </w:num>
+  <w:num w:numId="7" w16cid:durableId="717096014">
+    <w:abstractNumId w:val="5"/>
+  </w:num>
+  <w:num w:numId="8" w16cid:durableId="1221093787">
+    <w:abstractNumId w:val="20"/>
+  </w:num>
+  <w:num w:numId="9" w16cid:durableId="1434738806">
+    <w:abstractNumId w:val="4"/>
+  </w:num>
+  <w:num w:numId="10" w16cid:durableId="1964379662">
+    <w:abstractNumId w:val="38"/>
+  </w:num>
+  <w:num w:numId="11" w16cid:durableId="75635742">
+    <w:abstractNumId w:val="10"/>
+  </w:num>
+  <w:num w:numId="12" w16cid:durableId="1388917485">
+    <w:abstractNumId w:val="15"/>
+  </w:num>
+  <w:num w:numId="13" w16cid:durableId="747388347">
+    <w:abstractNumId w:val="18"/>
+  </w:num>
+  <w:num w:numId="14" w16cid:durableId="500437130">
+    <w:abstractNumId w:val="16"/>
+  </w:num>
+  <w:num w:numId="15" w16cid:durableId="739401050">
+    <w:abstractNumId w:val="29"/>
+  </w:num>
+  <w:num w:numId="16" w16cid:durableId="1094279283">
+    <w:abstractNumId w:val="32"/>
+  </w:num>
+  <w:num w:numId="17" w16cid:durableId="1756171085">
+    <w:abstractNumId w:val="39"/>
+  </w:num>
+  <w:num w:numId="18" w16cid:durableId="531305098">
+    <w:abstractNumId w:val="30"/>
+  </w:num>
+  <w:num w:numId="19" w16cid:durableId="967588999">
+    <w:abstractNumId w:val="26"/>
+  </w:num>
+  <w:num w:numId="20" w16cid:durableId="471681412">
+    <w:abstractNumId w:val="6"/>
+  </w:num>
+  <w:num w:numId="21" w16cid:durableId="1926575947">
+    <w:abstractNumId w:val="24"/>
+  </w:num>
+  <w:num w:numId="22" w16cid:durableId="1704089293">
+    <w:abstractNumId w:val="40"/>
+  </w:num>
+  <w:num w:numId="23" w16cid:durableId="326978158">
+    <w:abstractNumId w:val="3"/>
+  </w:num>
+  <w:num w:numId="24" w16cid:durableId="102967592">
+    <w:abstractNumId w:val="45"/>
+  </w:num>
+  <w:num w:numId="25" w16cid:durableId="345987968">
+    <w:abstractNumId w:val="27"/>
+  </w:num>
+  <w:num w:numId="26" w16cid:durableId="1940873744">
+    <w:abstractNumId w:val="7"/>
+  </w:num>
+  <w:num w:numId="27" w16cid:durableId="1965379971">
+    <w:abstractNumId w:val="33"/>
+  </w:num>
+  <w:num w:numId="28" w16cid:durableId="661398464">
+    <w:abstractNumId w:val="42"/>
+  </w:num>
+  <w:num w:numId="29" w16cid:durableId="779380308">
+    <w:abstractNumId w:val="35"/>
+  </w:num>
+  <w:num w:numId="30" w16cid:durableId="437067262">
+    <w:abstractNumId w:val="12"/>
+  </w:num>
+  <w:num w:numId="31" w16cid:durableId="888959482">
+    <w:abstractNumId w:val="25"/>
+  </w:num>
+  <w:num w:numId="32" w16cid:durableId="1771314925">
+    <w:abstractNumId w:val="9"/>
+  </w:num>
+  <w:num w:numId="33" w16cid:durableId="1459955644">
+    <w:abstractNumId w:val="34"/>
+  </w:num>
+  <w:num w:numId="34" w16cid:durableId="1920670382">
+    <w:abstractNumId w:val="11"/>
+  </w:num>
+  <w:num w:numId="35" w16cid:durableId="950631137">
+    <w:abstractNumId w:val="36"/>
+  </w:num>
+  <w:num w:numId="36" w16cid:durableId="1071847619">
+    <w:abstractNumId w:val="14"/>
+  </w:num>
+  <w:num w:numId="37" w16cid:durableId="733702515">
+    <w:abstractNumId w:val="21"/>
+  </w:num>
+  <w:num w:numId="38" w16cid:durableId="1385374599">
+    <w:abstractNumId w:val="13"/>
+  </w:num>
+  <w:num w:numId="39" w16cid:durableId="1777822987">
+    <w:abstractNumId w:val="8"/>
+  </w:num>
+  <w:num w:numId="40" w16cid:durableId="133446936">
+    <w:abstractNumId w:val="0"/>
+  </w:num>
+  <w:num w:numId="41" w16cid:durableId="1274677866">
+    <w:abstractNumId w:val="37"/>
+  </w:num>
+  <w:num w:numId="42" w16cid:durableId="2133280734">
+    <w:abstractNumId w:val="31"/>
+  </w:num>
+  <w:num w:numId="43" w16cid:durableId="872382195">
+    <w:abstractNumId w:val="1"/>
+  </w:num>
+  <w:num w:numId="44" w16cid:durableId="1391147788">
+    <w:abstractNumId w:val="22"/>
+  </w:num>
+  <w:num w:numId="45" w16cid:durableId="1246719604">
+    <w:abstractNumId w:val="19"/>
+  </w:num>
+  <w:num w:numId="46" w16cid:durableId="1178034173">
+    <w:abstractNumId w:val="23"/>
+  </w:num>
+</w:numbering>
 </file>
 
 <file path=word/styles.xml><?xml version="1.0" encoding="utf-8"?>
@@ -2693,7 +6723,7 @@
     <w:lsdException w:name="Medium Shading 2 Accent 1" w:uiPriority="64"/>
     <w:lsdException w:name="Medium List 1 Accent 1" w:uiPriority="65"/>
     <w:lsdException w:name="Revision" w:semiHidden="1"/>
-    <w:lsdException w:name="List Paragraph" w:uiPriority="34" w:qFormat="1"/>
+    <w:lsdException w:name="List Paragraph" w:uiPriority="1" w:qFormat="1"/>
     <w:lsdException w:name="Quote" w:uiPriority="29" w:qFormat="1"/>
     <w:lsdException w:name="Intense Quote" w:uiPriority="30" w:qFormat="1"/>
     <w:lsdException w:name="Medium List 2 Accent 1" w:uiPriority="66"/>
@@ -2899,6 +6929,74 @@
       <w:lang w:val="id-ID"/>
     </w:rPr>
   </w:style>
+  <w:style w:type="paragraph" w:styleId="Judul1">
+    <w:name w:val="heading 1"/>
+    <w:basedOn w:val="Normal"/>
+    <w:next w:val="Normal"/>
+    <w:link w:val="Judul1KAR"/>
+    <w:uiPriority w:val="9"/>
+    <w:qFormat/>
+    <w:rsid w:val="00FE2F10"/>
+    <w:pPr>
+      <w:keepNext/>
+      <w:keepLines/>
+      <w:spacing w:before="240" w:after="0" w:line="360" w:lineRule="auto"/>
+      <w:jc w:val="both"/>
+      <w:outlineLvl w:val="0"/>
+    </w:pPr>
+    <w:rPr>
+      <w:rFonts w:ascii="Times New Roman" w:eastAsiaTheme="majorEastAsia" w:hAnsi="Times New Roman" w:cstheme="majorBidi"/>
+      <w:b/>
+      <w:sz w:val="24"/>
+      <w:szCs w:val="32"/>
+    </w:rPr>
+  </w:style>
+  <w:style w:type="paragraph" w:styleId="Judul2">
+    <w:name w:val="heading 2"/>
+    <w:basedOn w:val="Normal"/>
+    <w:next w:val="Normal"/>
+    <w:link w:val="Judul2KAR"/>
+    <w:uiPriority w:val="9"/>
+    <w:unhideWhenUsed/>
+    <w:qFormat/>
+    <w:rsid w:val="00FE2F10"/>
+    <w:pPr>
+      <w:keepNext/>
+      <w:keepLines/>
+      <w:spacing w:before="240" w:after="0" w:line="480" w:lineRule="auto"/>
+      <w:jc w:val="both"/>
+      <w:outlineLvl w:val="1"/>
+    </w:pPr>
+    <w:rPr>
+      <w:rFonts w:ascii="Times New Roman" w:eastAsiaTheme="majorEastAsia" w:hAnsi="Times New Roman" w:cstheme="majorBidi"/>
+      <w:b/>
+      <w:sz w:val="24"/>
+      <w:szCs w:val="26"/>
+    </w:rPr>
+  </w:style>
+  <w:style w:type="paragraph" w:styleId="Judul3">
+    <w:name w:val="heading 3"/>
+    <w:basedOn w:val="Normal"/>
+    <w:next w:val="Normal"/>
+    <w:link w:val="Judul3KAR"/>
+    <w:uiPriority w:val="9"/>
+    <w:unhideWhenUsed/>
+    <w:qFormat/>
+    <w:rsid w:val="00FE2F10"/>
+    <w:pPr>
+      <w:keepNext/>
+      <w:keepLines/>
+      <w:spacing w:before="240" w:after="0" w:line="480" w:lineRule="auto"/>
+      <w:ind w:left="567" w:hanging="567"/>
+      <w:jc w:val="both"/>
+      <w:outlineLvl w:val="2"/>
+    </w:pPr>
+    <w:rPr>
+      <w:rFonts w:ascii="Times New Roman" w:eastAsiaTheme="majorEastAsia" w:hAnsi="Times New Roman" w:cstheme="majorBidi"/>
+      <w:sz w:val="24"/>
+      <w:szCs w:val="24"/>
+    </w:rPr>
+  </w:style>
   <w:style w:type="character" w:default="1" w:styleId="FontParagrafDefault">
     <w:name w:val="Default Paragraph Font"/>
     <w:uiPriority w:val="1"/>
@@ -2998,13 +7096,581 @@
   <w:style w:type="paragraph" w:styleId="DaftarParagraf">
     <w:name w:val="List Paragraph"/>
     <w:basedOn w:val="Normal"/>
-    <w:uiPriority w:val="34"/>
+    <w:uiPriority w:val="1"/>
     <w:qFormat/>
     <w:rsid w:val="00AB07D6"/>
     <w:pPr>
       <w:ind w:left="720"/>
       <w:contextualSpacing/>
     </w:pPr>
+  </w:style>
+  <w:style w:type="character" w:customStyle="1" w:styleId="Judul1KAR">
+    <w:name w:val="Judul 1 KAR"/>
+    <w:basedOn w:val="FontParagrafDefault"/>
+    <w:link w:val="Judul1"/>
+    <w:uiPriority w:val="9"/>
+    <w:rsid w:val="00FE2F10"/>
+    <w:rPr>
+      <w:rFonts w:ascii="Times New Roman" w:eastAsiaTheme="majorEastAsia" w:hAnsi="Times New Roman" w:cstheme="majorBidi"/>
+      <w:b/>
+      <w:sz w:val="24"/>
+      <w:szCs w:val="32"/>
+      <w:lang w:val="id-ID"/>
+    </w:rPr>
+  </w:style>
+  <w:style w:type="character" w:customStyle="1" w:styleId="Judul2KAR">
+    <w:name w:val="Judul 2 KAR"/>
+    <w:basedOn w:val="FontParagrafDefault"/>
+    <w:link w:val="Judul2"/>
+    <w:uiPriority w:val="9"/>
+    <w:rsid w:val="00FE2F10"/>
+    <w:rPr>
+      <w:rFonts w:ascii="Times New Roman" w:eastAsiaTheme="majorEastAsia" w:hAnsi="Times New Roman" w:cstheme="majorBidi"/>
+      <w:b/>
+      <w:sz w:val="24"/>
+      <w:szCs w:val="26"/>
+      <w:lang w:val="id-ID"/>
+    </w:rPr>
+  </w:style>
+  <w:style w:type="character" w:customStyle="1" w:styleId="Judul3KAR">
+    <w:name w:val="Judul 3 KAR"/>
+    <w:basedOn w:val="FontParagrafDefault"/>
+    <w:link w:val="Judul3"/>
+    <w:uiPriority w:val="9"/>
+    <w:rsid w:val="00FE2F10"/>
+    <w:rPr>
+      <w:rFonts w:ascii="Times New Roman" w:eastAsiaTheme="majorEastAsia" w:hAnsi="Times New Roman" w:cstheme="majorBidi"/>
+      <w:sz w:val="24"/>
+      <w:szCs w:val="24"/>
+      <w:lang w:val="id-ID"/>
+    </w:rPr>
+  </w:style>
+  <w:style w:type="paragraph" w:styleId="Kutipan">
+    <w:name w:val="Quote"/>
+    <w:basedOn w:val="Judul1"/>
+    <w:next w:val="Normal"/>
+    <w:link w:val="KutipanKAR"/>
+    <w:uiPriority w:val="29"/>
+    <w:qFormat/>
+    <w:rsid w:val="00FE2F10"/>
+    <w:pPr>
+      <w:spacing w:before="200"/>
+      <w:ind w:left="864" w:right="864"/>
+      <w:jc w:val="center"/>
+    </w:pPr>
+    <w:rPr>
+      <w:b w:val="0"/>
+      <w:iCs/>
+      <w:sz w:val="28"/>
+    </w:rPr>
+  </w:style>
+  <w:style w:type="character" w:customStyle="1" w:styleId="KutipanKAR">
+    <w:name w:val="Kutipan KAR"/>
+    <w:basedOn w:val="FontParagrafDefault"/>
+    <w:link w:val="Kutipan"/>
+    <w:uiPriority w:val="29"/>
+    <w:rsid w:val="00FE2F10"/>
+    <w:rPr>
+      <w:rFonts w:ascii="Times New Roman" w:eastAsiaTheme="majorEastAsia" w:hAnsi="Times New Roman" w:cstheme="majorBidi"/>
+      <w:iCs/>
+      <w:sz w:val="28"/>
+      <w:szCs w:val="32"/>
+      <w:lang w:val="id-ID"/>
+    </w:rPr>
+  </w:style>
+  <w:style w:type="paragraph" w:styleId="JudulTOC">
+    <w:name w:val="TOC Heading"/>
+    <w:basedOn w:val="Judul1"/>
+    <w:next w:val="Normal"/>
+    <w:uiPriority w:val="39"/>
+    <w:unhideWhenUsed/>
+    <w:qFormat/>
+    <w:rsid w:val="00FE2F10"/>
+    <w:pPr>
+      <w:spacing w:line="259" w:lineRule="auto"/>
+      <w:jc w:val="left"/>
+      <w:outlineLvl w:val="9"/>
+    </w:pPr>
+    <w:rPr>
+      <w:kern w:val="0"/>
+      <w:lang w:val="en-US"/>
+    </w:rPr>
+  </w:style>
+  <w:style w:type="paragraph" w:styleId="TOC1">
+    <w:name w:val="toc 1"/>
+    <w:aliases w:val="Style Intro"/>
+    <w:next w:val="Normal"/>
+    <w:autoRedefine/>
+    <w:uiPriority w:val="39"/>
+    <w:unhideWhenUsed/>
+    <w:rsid w:val="00FE2F10"/>
+    <w:rPr>
+      <w:rFonts w:ascii="Times New Roman" w:eastAsiaTheme="majorEastAsia" w:hAnsi="Times New Roman" w:cstheme="majorHAnsi"/>
+      <w:b/>
+      <w:caps/>
+      <w:sz w:val="24"/>
+      <w:szCs w:val="24"/>
+      <w:lang w:val="id-ID"/>
+    </w:rPr>
+  </w:style>
+  <w:style w:type="character" w:styleId="Hyperlink">
+    <w:name w:val="Hyperlink"/>
+    <w:basedOn w:val="FontParagrafDefault"/>
+    <w:uiPriority w:val="99"/>
+    <w:unhideWhenUsed/>
+    <w:rsid w:val="00FE2F10"/>
+    <w:rPr>
+      <w:color w:val="0563C1" w:themeColor="hyperlink"/>
+      <w:u w:val="single"/>
+    </w:rPr>
+  </w:style>
+  <w:style w:type="paragraph" w:styleId="TeksIsi">
+    <w:name w:val="Body Text"/>
+    <w:basedOn w:val="Normal"/>
+    <w:link w:val="TeksIsiKAR"/>
+    <w:uiPriority w:val="99"/>
+    <w:unhideWhenUsed/>
+    <w:rsid w:val="00FE2F10"/>
+    <w:pPr>
+      <w:spacing w:after="120" w:line="360" w:lineRule="auto"/>
+      <w:jc w:val="both"/>
+    </w:pPr>
+    <w:rPr>
+      <w:rFonts w:ascii="Times New Roman" w:hAnsi="Times New Roman"/>
+      <w:sz w:val="24"/>
+    </w:rPr>
+  </w:style>
+  <w:style w:type="character" w:customStyle="1" w:styleId="TeksIsiKAR">
+    <w:name w:val="Teks Isi KAR"/>
+    <w:basedOn w:val="FontParagrafDefault"/>
+    <w:link w:val="TeksIsi"/>
+    <w:uiPriority w:val="99"/>
+    <w:rsid w:val="00FE2F10"/>
+    <w:rPr>
+      <w:rFonts w:ascii="Times New Roman" w:hAnsi="Times New Roman"/>
+      <w:sz w:val="24"/>
+      <w:lang w:val="id-ID"/>
+    </w:rPr>
+  </w:style>
+  <w:style w:type="paragraph" w:styleId="Keterangan">
+    <w:name w:val="caption"/>
+    <w:basedOn w:val="Normal"/>
+    <w:next w:val="Normal"/>
+    <w:link w:val="KeteranganKAR"/>
+    <w:uiPriority w:val="35"/>
+    <w:unhideWhenUsed/>
+    <w:qFormat/>
+    <w:rsid w:val="00FE2F10"/>
+    <w:pPr>
+      <w:spacing w:after="200" w:line="240" w:lineRule="auto"/>
+      <w:jc w:val="both"/>
+    </w:pPr>
+    <w:rPr>
+      <w:rFonts w:ascii="Times New Roman" w:hAnsi="Times New Roman"/>
+      <w:b/>
+      <w:iCs/>
+      <w:sz w:val="24"/>
+      <w:szCs w:val="18"/>
+    </w:rPr>
+  </w:style>
+  <w:style w:type="paragraph" w:styleId="TabelGambar">
+    <w:name w:val="table of figures"/>
+    <w:basedOn w:val="Normal"/>
+    <w:next w:val="Normal"/>
+    <w:uiPriority w:val="99"/>
+    <w:unhideWhenUsed/>
+    <w:rsid w:val="00FE2F10"/>
+    <w:pPr>
+      <w:spacing w:after="0" w:line="360" w:lineRule="auto"/>
+      <w:jc w:val="both"/>
+    </w:pPr>
+    <w:rPr>
+      <w:rFonts w:ascii="Times New Roman" w:hAnsi="Times New Roman"/>
+      <w:sz w:val="24"/>
+    </w:rPr>
+  </w:style>
+  <w:style w:type="paragraph" w:styleId="TOC4">
+    <w:name w:val="toc 4"/>
+    <w:basedOn w:val="Normal"/>
+    <w:next w:val="Normal"/>
+    <w:autoRedefine/>
+    <w:uiPriority w:val="39"/>
+    <w:unhideWhenUsed/>
+    <w:rsid w:val="00FE2F10"/>
+    <w:pPr>
+      <w:spacing w:after="0" w:line="360" w:lineRule="auto"/>
+      <w:ind w:left="480"/>
+    </w:pPr>
+    <w:rPr>
+      <w:rFonts w:cstheme="minorHAnsi"/>
+      <w:sz w:val="20"/>
+      <w:szCs w:val="20"/>
+    </w:rPr>
+  </w:style>
+  <w:style w:type="paragraph" w:styleId="TOC6">
+    <w:name w:val="toc 6"/>
+    <w:basedOn w:val="Normal"/>
+    <w:next w:val="Normal"/>
+    <w:autoRedefine/>
+    <w:uiPriority w:val="39"/>
+    <w:unhideWhenUsed/>
+    <w:rsid w:val="00FE2F10"/>
+    <w:pPr>
+      <w:spacing w:after="0" w:line="360" w:lineRule="auto"/>
+      <w:ind w:left="960"/>
+    </w:pPr>
+    <w:rPr>
+      <w:rFonts w:cstheme="minorHAnsi"/>
+      <w:sz w:val="20"/>
+      <w:szCs w:val="20"/>
+    </w:rPr>
+  </w:style>
+  <w:style w:type="paragraph" w:styleId="TOC7">
+    <w:name w:val="toc 7"/>
+    <w:basedOn w:val="Normal"/>
+    <w:next w:val="Normal"/>
+    <w:autoRedefine/>
+    <w:uiPriority w:val="39"/>
+    <w:unhideWhenUsed/>
+    <w:rsid w:val="00FE2F10"/>
+    <w:pPr>
+      <w:spacing w:after="0" w:line="360" w:lineRule="auto"/>
+      <w:ind w:left="1200"/>
+    </w:pPr>
+    <w:rPr>
+      <w:rFonts w:cstheme="minorHAnsi"/>
+      <w:sz w:val="20"/>
+      <w:szCs w:val="20"/>
+    </w:rPr>
+  </w:style>
+  <w:style w:type="paragraph" w:styleId="TOC8">
+    <w:name w:val="toc 8"/>
+    <w:basedOn w:val="Normal"/>
+    <w:next w:val="Normal"/>
+    <w:autoRedefine/>
+    <w:uiPriority w:val="39"/>
+    <w:unhideWhenUsed/>
+    <w:rsid w:val="00FE2F10"/>
+    <w:pPr>
+      <w:spacing w:after="0" w:line="360" w:lineRule="auto"/>
+      <w:ind w:left="1440"/>
+    </w:pPr>
+    <w:rPr>
+      <w:rFonts w:cstheme="minorHAnsi"/>
+      <w:sz w:val="20"/>
+      <w:szCs w:val="20"/>
+    </w:rPr>
+  </w:style>
+  <w:style w:type="character" w:styleId="Tempatpenampungteks">
+    <w:name w:val="Placeholder Text"/>
+    <w:basedOn w:val="FontParagrafDefault"/>
+    <w:uiPriority w:val="99"/>
+    <w:semiHidden/>
+    <w:rsid w:val="00FE2F10"/>
+    <w:rPr>
+      <w:color w:val="666666"/>
+    </w:rPr>
+  </w:style>
+  <w:style w:type="paragraph" w:customStyle="1" w:styleId="Persamaan">
+    <w:name w:val="Persamaan"/>
+    <w:basedOn w:val="Normal"/>
+    <w:link w:val="PersamaanChar"/>
+    <w:qFormat/>
+    <w:rsid w:val="00FE2F10"/>
+    <w:pPr>
+      <w:spacing w:before="60" w:after="60" w:line="240" w:lineRule="auto"/>
+      <w:jc w:val="center"/>
+    </w:pPr>
+    <w:rPr>
+      <w:rFonts w:ascii="Times New Roman" w:hAnsi="Times New Roman"/>
+      <w:sz w:val="24"/>
+    </w:rPr>
+  </w:style>
+  <w:style w:type="character" w:customStyle="1" w:styleId="PersamaanChar">
+    <w:name w:val="Persamaan Char"/>
+    <w:basedOn w:val="FontParagrafDefault"/>
+    <w:link w:val="Persamaan"/>
+    <w:rsid w:val="00FE2F10"/>
+    <w:rPr>
+      <w:rFonts w:ascii="Times New Roman" w:hAnsi="Times New Roman"/>
+      <w:sz w:val="24"/>
+      <w:lang w:val="id-ID"/>
+    </w:rPr>
+  </w:style>
+  <w:style w:type="paragraph" w:customStyle="1" w:styleId="TableCaption">
+    <w:name w:val="Table Caption"/>
+    <w:basedOn w:val="Keterangan"/>
+    <w:link w:val="TableCaptionChar"/>
+    <w:qFormat/>
+    <w:rsid w:val="00FE2F10"/>
+    <w:pPr>
+      <w:spacing w:line="276" w:lineRule="auto"/>
+      <w:jc w:val="center"/>
+    </w:pPr>
+  </w:style>
+  <w:style w:type="character" w:customStyle="1" w:styleId="TableCaptionChar">
+    <w:name w:val="Table Caption Char"/>
+    <w:basedOn w:val="FontParagrafDefault"/>
+    <w:link w:val="TableCaption"/>
+    <w:rsid w:val="00FE2F10"/>
+    <w:rPr>
+      <w:rFonts w:ascii="Times New Roman" w:hAnsi="Times New Roman"/>
+      <w:b/>
+      <w:iCs/>
+      <w:sz w:val="24"/>
+      <w:szCs w:val="18"/>
+      <w:lang w:val="id-ID"/>
+    </w:rPr>
+  </w:style>
+  <w:style w:type="character" w:customStyle="1" w:styleId="KeteranganKAR">
+    <w:name w:val="Keterangan KAR"/>
+    <w:basedOn w:val="FontParagrafDefault"/>
+    <w:link w:val="Keterangan"/>
+    <w:uiPriority w:val="35"/>
+    <w:rsid w:val="00FE2F10"/>
+    <w:rPr>
+      <w:rFonts w:ascii="Times New Roman" w:hAnsi="Times New Roman"/>
+      <w:b/>
+      <w:iCs/>
+      <w:sz w:val="24"/>
+      <w:szCs w:val="18"/>
+      <w:lang w:val="id-ID"/>
+    </w:rPr>
+  </w:style>
+  <w:style w:type="paragraph" w:styleId="NormalWeb">
+    <w:name w:val="Normal (Web)"/>
+    <w:basedOn w:val="Normal"/>
+    <w:uiPriority w:val="99"/>
+    <w:unhideWhenUsed/>
+    <w:rsid w:val="00FE2F10"/>
+    <w:pPr>
+      <w:spacing w:before="100" w:beforeAutospacing="1" w:after="100" w:afterAutospacing="1" w:line="240" w:lineRule="auto"/>
+      <w:jc w:val="both"/>
+    </w:pPr>
+    <w:rPr>
+      <w:rFonts w:ascii="Times New Roman" w:eastAsia="Times New Roman" w:hAnsi="Times New Roman" w:cs="Times New Roman"/>
+      <w:kern w:val="0"/>
+      <w:sz w:val="24"/>
+      <w:szCs w:val="24"/>
+      <w:lang w:val="en-ID" w:eastAsia="en-ID"/>
+    </w:rPr>
+  </w:style>
+  <w:style w:type="character" w:customStyle="1" w:styleId="UnresolvedMention1">
+    <w:name w:val="Unresolved Mention1"/>
+    <w:basedOn w:val="FontParagrafDefault"/>
+    <w:uiPriority w:val="99"/>
+    <w:semiHidden/>
+    <w:unhideWhenUsed/>
+    <w:rsid w:val="00FE2F10"/>
+    <w:rPr>
+      <w:color w:val="605E5C"/>
+      <w:shd w:val="clear" w:color="auto" w:fill="E1DFDD"/>
+    </w:rPr>
+  </w:style>
+  <w:style w:type="paragraph" w:styleId="TeksCatatanKaki">
+    <w:name w:val="footnote text"/>
+    <w:basedOn w:val="Normal"/>
+    <w:link w:val="TeksCatatanKakiKAR"/>
+    <w:uiPriority w:val="99"/>
+    <w:semiHidden/>
+    <w:unhideWhenUsed/>
+    <w:rsid w:val="00FE2F10"/>
+    <w:pPr>
+      <w:spacing w:after="0" w:line="240" w:lineRule="auto"/>
+      <w:jc w:val="both"/>
+    </w:pPr>
+    <w:rPr>
+      <w:rFonts w:ascii="Times New Roman" w:hAnsi="Times New Roman"/>
+      <w:sz w:val="20"/>
+      <w:szCs w:val="20"/>
+    </w:rPr>
+  </w:style>
+  <w:style w:type="character" w:customStyle="1" w:styleId="TeksCatatanKakiKAR">
+    <w:name w:val="Teks Catatan Kaki KAR"/>
+    <w:basedOn w:val="FontParagrafDefault"/>
+    <w:link w:val="TeksCatatanKaki"/>
+    <w:uiPriority w:val="99"/>
+    <w:semiHidden/>
+    <w:rsid w:val="00FE2F10"/>
+    <w:rPr>
+      <w:rFonts w:ascii="Times New Roman" w:hAnsi="Times New Roman"/>
+      <w:sz w:val="20"/>
+      <w:szCs w:val="20"/>
+      <w:lang w:val="id-ID"/>
+    </w:rPr>
+  </w:style>
+  <w:style w:type="character" w:styleId="HiperlinkyangDiikuti">
+    <w:name w:val="FollowedHyperlink"/>
+    <w:basedOn w:val="FontParagrafDefault"/>
+    <w:uiPriority w:val="99"/>
+    <w:semiHidden/>
+    <w:unhideWhenUsed/>
+    <w:rsid w:val="00FE2F10"/>
+    <w:rPr>
+      <w:color w:val="954F72" w:themeColor="followedHyperlink"/>
+      <w:u w:val="single"/>
+    </w:rPr>
+  </w:style>
+  <w:style w:type="character" w:styleId="ReferensiKomentar">
+    <w:name w:val="annotation reference"/>
+    <w:basedOn w:val="FontParagrafDefault"/>
+    <w:uiPriority w:val="99"/>
+    <w:semiHidden/>
+    <w:unhideWhenUsed/>
+    <w:rsid w:val="00FE2F10"/>
+    <w:rPr>
+      <w:sz w:val="16"/>
+      <w:szCs w:val="16"/>
+    </w:rPr>
+  </w:style>
+  <w:style w:type="paragraph" w:styleId="TeksKomentar">
+    <w:name w:val="annotation text"/>
+    <w:basedOn w:val="Normal"/>
+    <w:link w:val="TeksKomentarKAR"/>
+    <w:uiPriority w:val="99"/>
+    <w:semiHidden/>
+    <w:unhideWhenUsed/>
+    <w:rsid w:val="00FE2F10"/>
+    <w:pPr>
+      <w:spacing w:line="240" w:lineRule="auto"/>
+      <w:jc w:val="both"/>
+    </w:pPr>
+    <w:rPr>
+      <w:rFonts w:ascii="Times New Roman" w:hAnsi="Times New Roman"/>
+      <w:sz w:val="20"/>
+      <w:szCs w:val="20"/>
+    </w:rPr>
+  </w:style>
+  <w:style w:type="character" w:customStyle="1" w:styleId="TeksKomentarKAR">
+    <w:name w:val="Teks Komentar KAR"/>
+    <w:basedOn w:val="FontParagrafDefault"/>
+    <w:link w:val="TeksKomentar"/>
+    <w:uiPriority w:val="99"/>
+    <w:semiHidden/>
+    <w:rsid w:val="00FE2F10"/>
+    <w:rPr>
+      <w:rFonts w:ascii="Times New Roman" w:hAnsi="Times New Roman"/>
+      <w:sz w:val="20"/>
+      <w:szCs w:val="20"/>
+      <w:lang w:val="id-ID"/>
+    </w:rPr>
+  </w:style>
+  <w:style w:type="paragraph" w:styleId="SubjekKomentar">
+    <w:name w:val="annotation subject"/>
+    <w:basedOn w:val="TeksKomentar"/>
+    <w:next w:val="TeksKomentar"/>
+    <w:link w:val="SubjekKomentarKAR"/>
+    <w:uiPriority w:val="99"/>
+    <w:semiHidden/>
+    <w:unhideWhenUsed/>
+    <w:rsid w:val="00FE2F10"/>
+    <w:rPr>
+      <w:b/>
+      <w:bCs/>
+    </w:rPr>
+  </w:style>
+  <w:style w:type="character" w:customStyle="1" w:styleId="SubjekKomentarKAR">
+    <w:name w:val="Subjek Komentar KAR"/>
+    <w:basedOn w:val="TeksKomentarKAR"/>
+    <w:link w:val="SubjekKomentar"/>
+    <w:uiPriority w:val="99"/>
+    <w:semiHidden/>
+    <w:rsid w:val="00FE2F10"/>
+    <w:rPr>
+      <w:rFonts w:ascii="Times New Roman" w:hAnsi="Times New Roman"/>
+      <w:b/>
+      <w:bCs/>
+      <w:sz w:val="20"/>
+      <w:szCs w:val="20"/>
+      <w:lang w:val="id-ID"/>
+    </w:rPr>
+  </w:style>
+  <w:style w:type="character" w:customStyle="1" w:styleId="SebutanYangBelumTerselesaikan1">
+    <w:name w:val="Sebutan Yang Belum Terselesaikan1"/>
+    <w:basedOn w:val="FontParagrafDefault"/>
+    <w:uiPriority w:val="99"/>
+    <w:semiHidden/>
+    <w:unhideWhenUsed/>
+    <w:rsid w:val="00FE2F10"/>
+    <w:rPr>
+      <w:color w:val="605E5C"/>
+      <w:shd w:val="clear" w:color="auto" w:fill="E1DFDD"/>
+    </w:rPr>
+  </w:style>
+  <w:style w:type="paragraph" w:customStyle="1" w:styleId="HeadingIntro">
+    <w:name w:val="Heading Intro"/>
+    <w:basedOn w:val="Judul1"/>
+    <w:link w:val="HeadingIntroChar"/>
+    <w:qFormat/>
+    <w:rsid w:val="00FE2F10"/>
+    <w:pPr>
+      <w:jc w:val="center"/>
+    </w:pPr>
+    <w:rPr>
+      <w:b w:val="0"/>
+      <w:bCs/>
+    </w:rPr>
+  </w:style>
+  <w:style w:type="character" w:customStyle="1" w:styleId="HeadingIntroChar">
+    <w:name w:val="Heading Intro Char"/>
+    <w:basedOn w:val="Judul1KAR"/>
+    <w:link w:val="HeadingIntro"/>
+    <w:rsid w:val="00FE2F10"/>
+    <w:rPr>
+      <w:rFonts w:ascii="Times New Roman" w:eastAsiaTheme="majorEastAsia" w:hAnsi="Times New Roman" w:cstheme="majorBidi"/>
+      <w:b w:val="0"/>
+      <w:bCs/>
+      <w:sz w:val="24"/>
+      <w:szCs w:val="32"/>
+      <w:lang w:val="id-ID"/>
+    </w:rPr>
+  </w:style>
+  <w:style w:type="paragraph" w:styleId="TOC2">
+    <w:name w:val="toc 2"/>
+    <w:basedOn w:val="Normal"/>
+    <w:next w:val="Normal"/>
+    <w:autoRedefine/>
+    <w:uiPriority w:val="39"/>
+    <w:unhideWhenUsed/>
+    <w:rsid w:val="00FE2F10"/>
+    <w:pPr>
+      <w:spacing w:after="100" w:line="360" w:lineRule="auto"/>
+      <w:ind w:firstLine="567"/>
+      <w:jc w:val="both"/>
+    </w:pPr>
+    <w:rPr>
+      <w:rFonts w:ascii="Times New Roman" w:hAnsi="Times New Roman"/>
+      <w:sz w:val="24"/>
+    </w:rPr>
+  </w:style>
+  <w:style w:type="paragraph" w:styleId="TOC3">
+    <w:name w:val="toc 3"/>
+    <w:basedOn w:val="Normal"/>
+    <w:next w:val="Normal"/>
+    <w:uiPriority w:val="39"/>
+    <w:unhideWhenUsed/>
+    <w:rsid w:val="00FE2F10"/>
+    <w:pPr>
+      <w:spacing w:after="100" w:line="360" w:lineRule="auto"/>
+      <w:ind w:left="567" w:firstLine="567"/>
+      <w:jc w:val="both"/>
+    </w:pPr>
+    <w:rPr>
+      <w:rFonts w:ascii="Times New Roman" w:hAnsi="Times New Roman"/>
+      <w:sz w:val="24"/>
+    </w:rPr>
+  </w:style>
+  <w:style w:type="character" w:styleId="SebutanYangBelumTerselesaikan">
+    <w:name w:val="Unresolved Mention"/>
+    <w:basedOn w:val="FontParagrafDefault"/>
+    <w:uiPriority w:val="99"/>
+    <w:semiHidden/>
+    <w:unhideWhenUsed/>
+    <w:rsid w:val="00FE2F10"/>
+    <w:rPr>
+      <w:color w:val="605E5C"/>
+      <w:shd w:val="clear" w:color="auto" w:fill="E1DFDD"/>
+    </w:rPr>
   </w:style>
 </w:styles>
 </file>

--- a/Hasil Wawancara/Kemas Muhammad Ridhuan.docx
+++ b/Hasil Wawancara/Kemas Muhammad Ridhuan.docx
@@ -1530,7 +1530,7 @@
                 <w:sz w:val="16"/>
                 <w:szCs w:val="16"/>
               </w:rPr>
-              <w:t>Apakah Bapak/Ibu setuju untuk merancang dan membangun database dalam waktu tiga minggu?</w:t>
+              <w:t xml:space="preserve">Apakah Bapak/Ibu setuju untuk pengembangan dan penerapan algoritma kecerdasan buatan ke dalam mikrokontroler dalam jangka waktu satu bulan? </w:t>
             </w:r>
           </w:p>
         </w:tc>
@@ -1594,7 +1594,23 @@
                 <w:sz w:val="16"/>
                 <w:szCs w:val="16"/>
               </w:rPr>
-              <w:t>Apakah Bapak/Ibu setuju untuk merancang desain dan membangun aplikasi yang dapat digunakan untuk monitoring dan penyiraman secara jarak jauh selama periode satu bulan?</w:t>
+              <w:t>Apakah Bapak/Ibu setuju untuk merancang dan membangun database dalam</w:t>
+            </w:r>
+            <w:r>
+              <w:rPr>
+                <w:rFonts w:ascii="Arial" w:hAnsi="Arial" w:cs="Arial"/>
+                <w:sz w:val="16"/>
+                <w:szCs w:val="16"/>
+              </w:rPr>
+              <w:t xml:space="preserve"> waktu 2 minggu</w:t>
+            </w:r>
+            <w:r>
+              <w:rPr>
+                <w:rFonts w:ascii="Arial" w:hAnsi="Arial" w:cs="Arial"/>
+                <w:sz w:val="16"/>
+                <w:szCs w:val="16"/>
+              </w:rPr>
+              <w:t>?</w:t>
             </w:r>
           </w:p>
         </w:tc>
@@ -1658,7 +1674,23 @@
                 <w:sz w:val="16"/>
                 <w:szCs w:val="16"/>
               </w:rPr>
-              <w:t xml:space="preserve">Apakah Bapak/Ibu setuju untuk pengembangan dan penerapan algoritma kecerdasan buatan ke dalam mikrokontroler dalam jangka waktu satu bulan? </w:t>
+              <w:t xml:space="preserve">Apakah Bapak/Ibu setuju untuk membangun </w:t>
+            </w:r>
+            <w:r>
+              <w:rPr>
+                <w:rFonts w:ascii="Arial" w:hAnsi="Arial" w:cs="Arial"/>
+                <w:sz w:val="16"/>
+                <w:szCs w:val="16"/>
+              </w:rPr>
+              <w:t>REST API Laravel</w:t>
+            </w:r>
+            <w:r>
+              <w:rPr>
+                <w:rFonts w:ascii="Arial" w:hAnsi="Arial" w:cs="Arial"/>
+                <w:sz w:val="16"/>
+                <w:szCs w:val="16"/>
+              </w:rPr>
+              <w:t xml:space="preserve"> selama satu minggu?</w:t>
             </w:r>
           </w:p>
         </w:tc>
@@ -1725,7 +1757,23 @@
                 <w:sz w:val="16"/>
                 <w:szCs w:val="16"/>
               </w:rPr>
-              <w:t>Apakah Bapak/Ibu setuju untuk membangun server cloud hosting selama satu minggu?</w:t>
+              <w:t>Apakah Bapak/Ibu setuju untuk merancang desain dan membangun aplikasi</w:t>
+            </w:r>
+            <w:r>
+              <w:rPr>
+                <w:rFonts w:ascii="Arial" w:hAnsi="Arial" w:cs="Arial"/>
+                <w:sz w:val="16"/>
+                <w:szCs w:val="16"/>
+              </w:rPr>
+              <w:t xml:space="preserve"> android</w:t>
+            </w:r>
+            <w:r>
+              <w:rPr>
+                <w:rFonts w:ascii="Arial" w:hAnsi="Arial" w:cs="Arial"/>
+                <w:sz w:val="16"/>
+                <w:szCs w:val="16"/>
+              </w:rPr>
+              <w:t xml:space="preserve"> yang dapat digunakan untuk monitoring dan penyiraman secara jarak jauh selama periode satu bulan?</w:t>
             </w:r>
           </w:p>
         </w:tc>
@@ -1789,7 +1837,15 @@
                 <w:sz w:val="16"/>
                 <w:szCs w:val="16"/>
               </w:rPr>
-              <w:t>Apakah Bapak/Ibu setuju untuk menambahkan dan merevisi beberapa komponen pada mikrokontroler dan aplikasi selama satu bulan pada tahap final?</w:t>
+              <w:t>Apakah Bapak/Ibu setuju jika sistem</w:t>
+            </w:r>
+            <w:r>
+              <w:rPr>
+                <w:rFonts w:ascii="Arial" w:hAnsi="Arial" w:cs="Arial"/>
+                <w:sz w:val="16"/>
+                <w:szCs w:val="16"/>
+              </w:rPr>
+              <w:t xml:space="preserve"> membaca data kelembaban tanah, suhu udara, dan kelembaban udara dalam satu detik.</w:t>
             </w:r>
           </w:p>
         </w:tc>
@@ -1852,35 +1908,15 @@
                 <w:sz w:val="16"/>
                 <w:szCs w:val="16"/>
               </w:rPr>
-              <w:t>Apakah Bapak/Ibu setuju jika sistem dapat digunakan selama dua bulan atau lebih dapat membawa dampak positif dalam sektor pertanian ?</w:t>
+              <w:t>Apakah Bapak/Ibu setuju jika sistem</w:t>
             </w:r>
-          </w:p>
-          <w:p>
-            <w:pPr>
-              <w:spacing w:line="360" w:lineRule="auto"/>
-              <w:jc w:val="both"/>
+            <w:r>
               <w:rPr>
                 <w:rFonts w:ascii="Arial" w:hAnsi="Arial" w:cs="Arial"/>
                 <w:sz w:val="16"/>
                 <w:szCs w:val="16"/>
               </w:rPr>
-            </w:pPr>
-            <w:r>
-              <w:rPr>
-                <w:rFonts w:ascii="Arial" w:hAnsi="Arial" w:cs="Arial"/>
-                <w:sz w:val="16"/>
-                <w:szCs w:val="16"/>
-              </w:rPr>
-              <w:t xml:space="preserve">* </w:t>
-            </w:r>
-            <w:r>
-              <w:rPr>
-                <w:rFonts w:ascii="Arial" w:hAnsi="Arial" w:cs="Arial"/>
-                <w:color w:val="4472C4" w:themeColor="accent1"/>
-                <w:sz w:val="16"/>
-                <w:szCs w:val="16"/>
-              </w:rPr>
-              <w:t>Selama periode dua bulan, pengguna akan mendapatkan akses percobaan tanpa biaya</w:t>
+              <w:t xml:space="preserve"> melakukan prediksi kebutuhan air pada tanaman dan memulai menyiram tanaman otomatis dalam satu detik.</w:t>
             </w:r>
           </w:p>
         </w:tc>

--- a/Hasil Wawancara/Kemas Muhammad Ridhuan.docx
+++ b/Hasil Wawancara/Kemas Muhammad Ridhuan.docx
@@ -1390,19 +1390,11 @@
             <w:r>
               <w:rPr>
                 <w:rFonts w:ascii="Arial" w:hAnsi="Arial" w:cs="Arial"/>
+                <w:color w:val="0070C0"/>
                 <w:sz w:val="16"/>
                 <w:szCs w:val="16"/>
               </w:rPr>
-              <w:t xml:space="preserve">* </w:t>
-            </w:r>
-            <w:r>
-              <w:rPr>
-                <w:rFonts w:ascii="Arial" w:hAnsi="Arial" w:cs="Arial"/>
-                <w:color w:val="4472C4" w:themeColor="accent1"/>
-                <w:sz w:val="16"/>
-                <w:szCs w:val="16"/>
-              </w:rPr>
-              <w:t>Perangkat keras berkisar Rp 200.000 – Rp 800.000 dan biaya langganan sekitar Rp 10.000 – Rp 50.000</w:t>
+              <w:t>* Perangkat keras berkisar Rp 500.000 – Rp 600.000 dan biaya langganan sekitar Rp 10.000 – Rp 50.000</w:t>
             </w:r>
           </w:p>
         </w:tc>
@@ -1682,8 +1674,18 @@
                 <w:sz w:val="16"/>
                 <w:szCs w:val="16"/>
               </w:rPr>
-              <w:t>REST API Laravel</w:t>
+              <w:t xml:space="preserve">REST API </w:t>
             </w:r>
+            <w:proofErr w:type="spellStart"/>
+            <w:r>
+              <w:rPr>
+                <w:rFonts w:ascii="Arial" w:hAnsi="Arial" w:cs="Arial"/>
+                <w:sz w:val="16"/>
+                <w:szCs w:val="16"/>
+              </w:rPr>
+              <w:t>Laravel</w:t>
+            </w:r>
+            <w:proofErr w:type="spellEnd"/>
             <w:r>
               <w:rPr>
                 <w:rFonts w:ascii="Arial" w:hAnsi="Arial" w:cs="Arial"/>
@@ -1773,7 +1775,25 @@
                 <w:sz w:val="16"/>
                 <w:szCs w:val="16"/>
               </w:rPr>
-              <w:t xml:space="preserve"> yang dapat digunakan untuk monitoring dan penyiraman secara jarak jauh selama periode satu bulan?</w:t>
+              <w:t xml:space="preserve"> yang dapat digunakan untuk </w:t>
+            </w:r>
+            <w:proofErr w:type="spellStart"/>
+            <w:r>
+              <w:rPr>
+                <w:rFonts w:ascii="Arial" w:hAnsi="Arial" w:cs="Arial"/>
+                <w:sz w:val="16"/>
+                <w:szCs w:val="16"/>
+              </w:rPr>
+              <w:t>monitoring</w:t>
+            </w:r>
+            <w:proofErr w:type="spellEnd"/>
+            <w:r>
+              <w:rPr>
+                <w:rFonts w:ascii="Arial" w:hAnsi="Arial" w:cs="Arial"/>
+                <w:sz w:val="16"/>
+                <w:szCs w:val="16"/>
+              </w:rPr>
+              <w:t xml:space="preserve"> dan penyiraman secara jarak jauh selama periode satu bulan?</w:t>
             </w:r>
           </w:p>
         </w:tc>
@@ -1845,7 +1865,23 @@
                 <w:sz w:val="16"/>
                 <w:szCs w:val="16"/>
               </w:rPr>
-              <w:t xml:space="preserve"> membaca data kelembaban tanah, suhu udara, dan kelembaban udara dalam satu detik.</w:t>
+              <w:t xml:space="preserve"> membaca data kelembaban tanah, suhu udara, dan kelembaban udara dalam </w:t>
+            </w:r>
+            <w:r>
+              <w:rPr>
+                <w:rFonts w:ascii="Arial" w:hAnsi="Arial" w:cs="Arial"/>
+                <w:sz w:val="16"/>
+                <w:szCs w:val="16"/>
+              </w:rPr>
+              <w:t>dua</w:t>
+            </w:r>
+            <w:r>
+              <w:rPr>
+                <w:rFonts w:ascii="Arial" w:hAnsi="Arial" w:cs="Arial"/>
+                <w:sz w:val="16"/>
+                <w:szCs w:val="16"/>
+              </w:rPr>
+              <w:t xml:space="preserve"> detik.</w:t>
             </w:r>
           </w:p>
         </w:tc>
@@ -1916,7 +1952,23 @@
                 <w:sz w:val="16"/>
                 <w:szCs w:val="16"/>
               </w:rPr>
-              <w:t xml:space="preserve"> melakukan prediksi kebutuhan air pada tanaman dan memulai menyiram tanaman otomatis dalam satu detik.</w:t>
+              <w:t xml:space="preserve"> melakukan prediksi kebutuhan air pada tanaman dan memulai menyiram tanaman otomatis dalam </w:t>
+            </w:r>
+            <w:r>
+              <w:rPr>
+                <w:rFonts w:ascii="Arial" w:hAnsi="Arial" w:cs="Arial"/>
+                <w:sz w:val="16"/>
+                <w:szCs w:val="16"/>
+              </w:rPr>
+              <w:t>dua</w:t>
+            </w:r>
+            <w:r>
+              <w:rPr>
+                <w:rFonts w:ascii="Arial" w:hAnsi="Arial" w:cs="Arial"/>
+                <w:sz w:val="16"/>
+                <w:szCs w:val="16"/>
+              </w:rPr>
+              <w:t xml:space="preserve"> detik.</w:t>
             </w:r>
           </w:p>
         </w:tc>
